--- a/抽離教學_數學/初三數學/融合班講義練習/01_一元二次方程_概念與三種解法/講義_一元二次方程_概念與三種解法_融合版.docx
+++ b/抽離教學_數學/初三數學/融合班講義練習/01_一元二次方程_概念與三種解法/講義_一元二次方程_概念與三種解法_融合版.docx
@@ -452,6 +452,121 @@
     </w:p>
     <w:p>
       <w:pPr>
+        <w:keepNext/>
+        <w:spacing w:line="360" w:lineRule="auto" w:after="80"/>
+        <w:jc w:val="left"/>
+      </w:pPr>
+      <w:r>
+        <w:rPr>
+          <w:rFonts w:ascii="Calibri" w:hAnsi="Calibri" w:eastAsia="微軟正黑體"/>
+          <w:b/>
+          <w:bCs/>
+          <w:sz w:val="28"/>
+          <w:szCs w:val="28"/>
+        </w:rPr>
+        <w:t xml:space="preserve">寫算式的三條規矩（四種方法都一樣）</w:t>
+      </w:r>
+    </w:p>
+    <w:p>
+      <w:pPr>
+        <w:spacing w:line="360" w:lineRule="auto" w:after="80"/>
+        <w:shd w:val="clear" w:color="auto" w:fill="F0F0F0"/>
+        <w:pBdr>
+          <w:left w:val="single" w:sz="18" w:space="8" w:color="555555"/>
+        </w:pBdr>
+        <w:jc w:val="left"/>
+      </w:pPr>
+      <w:r>
+        <w:rPr>
+          <w:rFonts w:ascii="Calibri" w:hAnsi="Calibri" w:eastAsia="微軟正黑體"/>
+          <w:sz w:val="24"/>
+          <w:szCs w:val="24"/>
+        </w:rPr>
+        <w:t xml:space="preserve">規矩一　一行只寫一個等號，等號上下對齊成一條直線</w:t>
+      </w:r>
+    </w:p>
+    <w:p>
+      <w:pPr>
+        <w:spacing w:line="360" w:lineRule="auto" w:after="80"/>
+        <w:shd w:val="clear" w:color="auto" w:fill="F0F0F0"/>
+        <w:pBdr>
+          <w:left w:val="single" w:sz="18" w:space="8" w:color="555555"/>
+        </w:pBdr>
+        <w:jc w:val="left"/>
+      </w:pPr>
+      <w:r>
+        <w:rPr>
+          <w:rFonts w:ascii="Calibri" w:hAnsi="Calibri" w:eastAsia="微軟正黑體"/>
+          <w:sz w:val="24"/>
+          <w:szCs w:val="24"/>
+        </w:rPr>
+        <w:t xml:space="preserve">規矩二　開平方或因式分解之後，分成兩支寫，中間一定要寫「或」</w:t>
+      </w:r>
+    </w:p>
+    <w:p>
+      <w:pPr>
+        <w:spacing w:line="360" w:lineRule="auto" w:after="80"/>
+        <w:shd w:val="clear" w:color="auto" w:fill="F0F0F0"/>
+        <w:pBdr>
+          <w:left w:val="single" w:sz="18" w:space="8" w:color="555555"/>
+        </w:pBdr>
+        <w:jc w:val="left"/>
+      </w:pPr>
+      <w:r>
+        <w:rPr>
+          <w:rFonts w:ascii="Calibri" w:hAnsi="Calibri" w:eastAsia="微軟正黑體"/>
+          <w:sz w:val="24"/>
+          <w:szCs w:val="24"/>
+        </w:rPr>
+        <w:t xml:space="preserve">規矩三　最後一行用「∴」寫出答案：∴ </w:t>
+      </w:r>
+      <m:oMath>
+        <m:sSub>
+          <m:e>
+            <m:r>
+              <m:t xml:space="preserve">x</m:t>
+            </m:r>
+          </m:e>
+          <m:sub>
+            <m:r>
+              <m:t xml:space="preserve">1</m:t>
+            </m:r>
+          </m:sub>
+        </m:sSub>
+      </m:oMath>
+      <w:r>
+        <w:rPr>
+          <w:rFonts w:ascii="Calibri" w:hAnsi="Calibri" w:eastAsia="微軟正黑體"/>
+          <w:sz w:val="24"/>
+          <w:szCs w:val="24"/>
+        </w:rPr>
+        <w:t xml:space="preserve"> ＝ … 或 </w:t>
+      </w:r>
+      <m:oMath>
+        <m:sSub>
+          <m:e>
+            <m:r>
+              <m:t xml:space="preserve">x</m:t>
+            </m:r>
+          </m:e>
+          <m:sub>
+            <m:r>
+              <m:t xml:space="preserve">2</m:t>
+            </m:r>
+          </m:sub>
+        </m:sSub>
+      </m:oMath>
+      <w:r>
+        <w:rPr>
+          <w:rFonts w:ascii="Calibri" w:hAnsi="Calibri" w:eastAsia="微軟正黑體"/>
+          <w:sz w:val="24"/>
+          <w:szCs w:val="24"/>
+        </w:rPr>
+        <w:t xml:space="preserve"> ＝ …</w:t>
+      </w:r>
+    </w:p>
+    <w:p>
+      <w:pPr>
         <w:pageBreakBefore/>
         <w:keepNext/>
         <w:spacing w:line="360" w:lineRule="auto" w:after="80"/>
@@ -604,7 +719,7 @@
           </m:sub>
         </m:sSub>
         <m:r>
-          <m:t xml:space="preserve">=−</m:t>
+          <m:t xml:space="preserve">=</m:t>
         </m:r>
         <m:rad>
           <m:radPr>
@@ -624,7 +739,7 @@
           <w:sz w:val="24"/>
           <w:szCs w:val="24"/>
         </w:rPr>
-        <w:t xml:space="preserve">、</w:t>
+        <w:t xml:space="preserve"> 或 </w:t>
       </w:r>
       <m:oMath>
         <m:sSub>
@@ -640,7 +755,7 @@
           </m:sub>
         </m:sSub>
         <m:r>
-          <m:t xml:space="preserve">=</m:t>
+          <m:t xml:space="preserve">=−</m:t>
         </m:r>
         <m:rad>
           <m:radPr>
@@ -833,8 +948,14 @@
         <w:tblLayout w:type="fixed"/>
       </w:tblPr>
       <w:tblGrid>
-        <w:gridCol w:w="5669"/>
-        <w:gridCol w:w="5669"/>
+        <w:gridCol w:w="1669"/>
+        <w:gridCol w:w="399"/>
+        <w:gridCol w:w="2031"/>
+        <w:gridCol w:w="507"/>
+        <w:gridCol w:w="907"/>
+        <w:gridCol w:w="399"/>
+        <w:gridCol w:w="1345"/>
+        <w:gridCol w:w="4081"/>
       </w:tblGrid>
       <w:tr>
         <w:trPr>
@@ -843,7 +964,8 @@
         </w:trPr>
         <w:tc>
           <w:tcPr>
-            <w:tcW w:w="5669" w:type="dxa"/>
+            <w:tcW w:w="7257" w:type="dxa"/>
+            <w:gridSpan w:val="7"/>
             <w:shd w:val="clear" w:color="auto" w:fill="F0F0F0"/>
             <w:tcMar>
               <w:top w:w="70" w:type="dxa"/>
@@ -872,7 +994,7 @@
         </w:tc>
         <w:tc>
           <w:tcPr>
-            <w:tcW w:w="5669" w:type="dxa"/>
+            <w:tcW w:w="4081" w:type="dxa"/>
             <w:shd w:val="clear" w:color="auto" w:fill="F0F0F0"/>
             <w:tcMar>
               <w:top w:w="70" w:type="dxa"/>
@@ -906,19 +1028,24 @@
         </w:trPr>
         <w:tc>
           <w:tcPr>
-            <w:tcW w:w="5669" w:type="dxa"/>
-            <w:tcMar>
-              <w:top w:w="70" w:type="dxa"/>
-              <w:left w:w="110" w:type="dxa"/>
-              <w:bottom w:w="70" w:type="dxa"/>
-              <w:right w:w="110" w:type="dxa"/>
-            </w:tcMar>
-            <w:vAlign w:val="center"/>
-          </w:tcPr>
-          <w:p>
-            <w:pPr>
-              <w:spacing w:line="360" w:lineRule="auto" w:after="80"/>
-              <w:jc w:val="left"/>
+            <w:tcW w:w="1669" w:type="dxa"/>
+            <w:tcBorders>
+              <w:top w:val="single" w:sz="4" w:color="000000"/>
+              <w:left w:val="single" w:sz="4" w:color="000000"/>
+              <w:bottom w:val="single" w:sz="4" w:color="000000"/>
+              <w:right w:val="nil" w:sz="4" w:color="000000"/>
+            </w:tcBorders>
+            <w:tcMar>
+              <w:top w:w="70" w:type="dxa"/>
+              <w:left w:w="110" w:type="dxa"/>
+              <w:bottom w:w="70" w:type="dxa"/>
+              <w:right w:w="110" w:type="dxa"/>
+            </w:tcMar>
+            <w:vAlign w:val="center"/>
+          </w:tcPr>
+          <w:p>
+            <w:pPr>
+              <w:jc w:val="right"/>
             </w:pPr>
             <w:r>
               <w:rPr>
@@ -959,9 +1086,68 @@
               <m:r>
                 <m:t xml:space="preserve">9</m:t>
               </m:r>
+            </m:oMath>
+          </w:p>
+        </w:tc>
+        <w:tc>
+          <w:tcPr>
+            <w:tcW w:w="399" w:type="dxa"/>
+            <w:tcBorders>
+              <w:top w:val="single" w:sz="4" w:color="000000"/>
+              <w:left w:val="nil" w:sz="4" w:color="000000"/>
+              <w:bottom w:val="single" w:sz="4" w:color="000000"/>
+              <w:right w:val="nil" w:sz="4" w:color="000000"/>
+            </w:tcBorders>
+            <w:tcMar>
+              <w:top w:w="70" w:type="dxa"/>
+              <w:left w:w="110" w:type="dxa"/>
+              <w:bottom w:w="70" w:type="dxa"/>
+              <w:right w:w="110" w:type="dxa"/>
+            </w:tcMar>
+            <w:vAlign w:val="center"/>
+          </w:tcPr>
+          <w:p>
+            <w:pPr>
+              <w:jc w:val="center"/>
+            </w:pPr>
+            <m:oMath>
               <m:r>
                 <m:t xml:space="preserve">=</m:t>
               </m:r>
+            </m:oMath>
+          </w:p>
+        </w:tc>
+        <w:tc>
+          <w:tcPr>
+            <w:tcW w:w="5189" w:type="dxa"/>
+            <w:gridSpan w:val="5"/>
+            <w:tcBorders>
+              <w:top w:val="single" w:sz="4" w:color="000000"/>
+              <w:left w:val="nil" w:sz="4" w:color="000000"/>
+              <w:bottom w:val="single" w:sz="4" w:color="000000"/>
+              <w:right w:val="single" w:sz="4" w:color="000000"/>
+            </w:tcBorders>
+            <w:tcMar>
+              <w:top w:w="70" w:type="dxa"/>
+              <w:left w:w="110" w:type="dxa"/>
+              <w:bottom w:w="70" w:type="dxa"/>
+              <w:right w:w="110" w:type="dxa"/>
+            </w:tcMar>
+            <w:vAlign w:val="center"/>
+          </w:tcPr>
+          <w:p>
+            <w:pPr>
+              <w:jc w:val="left"/>
+            </w:pPr>
+            <w:r>
+              <w:rPr>
+                <w:rFonts w:ascii="Calibri" w:hAnsi="Calibri" w:eastAsia="微軟正黑體"/>
+                <w:sz w:val="24"/>
+                <w:szCs w:val="24"/>
+              </w:rPr>
+              <w:t xml:space="preserve"> </w:t>
+            </w:r>
+            <m:oMath>
               <m:r>
                 <m:t xml:space="preserve">0</m:t>
               </m:r>
@@ -970,18 +1156,23 @@
         </w:tc>
         <w:tc>
           <w:tcPr>
-            <w:tcW w:w="5669" w:type="dxa"/>
-            <w:tcMar>
-              <w:top w:w="70" w:type="dxa"/>
-              <w:left w:w="110" w:type="dxa"/>
-              <w:bottom w:w="70" w:type="dxa"/>
-              <w:right w:w="110" w:type="dxa"/>
-            </w:tcMar>
-            <w:vAlign w:val="center"/>
-          </w:tcPr>
-          <w:p>
-            <w:pPr>
-              <w:spacing w:line="360" w:lineRule="auto" w:after="80"/>
+            <w:tcW w:w="4081" w:type="dxa"/>
+            <w:tcBorders>
+              <w:top w:val="single" w:sz="4" w:color="000000"/>
+              <w:left w:val="single" w:sz="4" w:color="000000"/>
+              <w:bottom w:val="single" w:sz="4" w:color="000000"/>
+              <w:right w:val="single" w:sz="4" w:color="000000"/>
+            </w:tcBorders>
+            <w:tcMar>
+              <w:top w:w="70" w:type="dxa"/>
+              <w:left w:w="110" w:type="dxa"/>
+              <w:bottom w:w="70" w:type="dxa"/>
+              <w:right w:w="110" w:type="dxa"/>
+            </w:tcMar>
+            <w:vAlign w:val="center"/>
+          </w:tcPr>
+          <w:p>
+            <w:pPr>
               <w:jc w:val="left"/>
             </w:pPr>
             <w:r>
@@ -1001,19 +1192,24 @@
         </w:trPr>
         <w:tc>
           <w:tcPr>
-            <w:tcW w:w="5669" w:type="dxa"/>
-            <w:tcMar>
-              <w:top w:w="70" w:type="dxa"/>
-              <w:left w:w="110" w:type="dxa"/>
-              <w:bottom w:w="70" w:type="dxa"/>
-              <w:right w:w="110" w:type="dxa"/>
-            </w:tcMar>
-            <w:vAlign w:val="center"/>
-          </w:tcPr>
-          <w:p>
-            <w:pPr>
-              <w:spacing w:line="360" w:lineRule="auto" w:after="80"/>
-              <w:jc w:val="left"/>
+            <w:tcW w:w="1669" w:type="dxa"/>
+            <w:tcBorders>
+              <w:top w:val="single" w:sz="4" w:color="000000"/>
+              <w:left w:val="single" w:sz="4" w:color="000000"/>
+              <w:bottom w:val="single" w:sz="4" w:color="000000"/>
+              <w:right w:val="nil" w:sz="4" w:color="000000"/>
+            </w:tcBorders>
+            <w:tcMar>
+              <w:top w:w="70" w:type="dxa"/>
+              <w:left w:w="110" w:type="dxa"/>
+              <w:bottom w:w="70" w:type="dxa"/>
+              <w:right w:w="110" w:type="dxa"/>
+            </w:tcMar>
+            <w:vAlign w:val="center"/>
+          </w:tcPr>
+          <w:p>
+            <w:pPr>
+              <w:jc w:val="right"/>
             </w:pPr>
             <w:r>
               <w:rPr>
@@ -1048,9 +1244,68 @@
                   </m:r>
                 </m:sup>
               </m:sSup>
+            </m:oMath>
+          </w:p>
+        </w:tc>
+        <w:tc>
+          <w:tcPr>
+            <w:tcW w:w="399" w:type="dxa"/>
+            <w:tcBorders>
+              <w:top w:val="single" w:sz="4" w:color="000000"/>
+              <w:left w:val="nil" w:sz="4" w:color="000000"/>
+              <w:bottom w:val="single" w:sz="4" w:color="000000"/>
+              <w:right w:val="nil" w:sz="4" w:color="000000"/>
+            </w:tcBorders>
+            <w:tcMar>
+              <w:top w:w="70" w:type="dxa"/>
+              <w:left w:w="110" w:type="dxa"/>
+              <w:bottom w:w="70" w:type="dxa"/>
+              <w:right w:w="110" w:type="dxa"/>
+            </w:tcMar>
+            <w:vAlign w:val="center"/>
+          </w:tcPr>
+          <w:p>
+            <w:pPr>
+              <w:jc w:val="center"/>
+            </w:pPr>
+            <m:oMath>
               <m:r>
                 <m:t xml:space="preserve">=</m:t>
               </m:r>
+            </m:oMath>
+          </w:p>
+        </w:tc>
+        <w:tc>
+          <w:tcPr>
+            <w:tcW w:w="5189" w:type="dxa"/>
+            <w:gridSpan w:val="5"/>
+            <w:tcBorders>
+              <w:top w:val="single" w:sz="4" w:color="000000"/>
+              <w:left w:val="nil" w:sz="4" w:color="000000"/>
+              <w:bottom w:val="single" w:sz="4" w:color="000000"/>
+              <w:right w:val="single" w:sz="4" w:color="000000"/>
+            </w:tcBorders>
+            <w:tcMar>
+              <w:top w:w="70" w:type="dxa"/>
+              <w:left w:w="110" w:type="dxa"/>
+              <w:bottom w:w="70" w:type="dxa"/>
+              <w:right w:w="110" w:type="dxa"/>
+            </w:tcMar>
+            <w:vAlign w:val="center"/>
+          </w:tcPr>
+          <w:p>
+            <w:pPr>
+              <w:jc w:val="left"/>
+            </w:pPr>
+            <w:r>
+              <w:rPr>
+                <w:rFonts w:ascii="Calibri" w:hAnsi="Calibri" w:eastAsia="微軟正黑體"/>
+                <w:sz w:val="24"/>
+                <w:szCs w:val="24"/>
+              </w:rPr>
+              <w:t xml:space="preserve"> </w:t>
+            </w:r>
+            <m:oMath>
               <m:r>
                 <m:t xml:space="preserve">9</m:t>
               </m:r>
@@ -1059,18 +1314,23 @@
         </w:tc>
         <w:tc>
           <w:tcPr>
-            <w:tcW w:w="5669" w:type="dxa"/>
-            <w:tcMar>
-              <w:top w:w="70" w:type="dxa"/>
-              <w:left w:w="110" w:type="dxa"/>
-              <w:bottom w:w="70" w:type="dxa"/>
-              <w:right w:w="110" w:type="dxa"/>
-            </w:tcMar>
-            <w:vAlign w:val="center"/>
-          </w:tcPr>
-          <w:p>
-            <w:pPr>
-              <w:spacing w:line="360" w:lineRule="auto" w:after="80"/>
+            <w:tcW w:w="4081" w:type="dxa"/>
+            <w:tcBorders>
+              <w:top w:val="single" w:sz="4" w:color="000000"/>
+              <w:left w:val="single" w:sz="4" w:color="000000"/>
+              <w:bottom w:val="single" w:sz="4" w:color="000000"/>
+              <w:right w:val="single" w:sz="4" w:color="000000"/>
+            </w:tcBorders>
+            <w:tcMar>
+              <w:top w:w="70" w:type="dxa"/>
+              <w:left w:w="110" w:type="dxa"/>
+              <w:bottom w:w="70" w:type="dxa"/>
+              <w:right w:w="110" w:type="dxa"/>
+            </w:tcMar>
+            <w:vAlign w:val="center"/>
+          </w:tcPr>
+          <w:p>
+            <w:pPr>
               <w:jc w:val="left"/>
             </w:pPr>
             <w:r>
@@ -1084,7 +1344,6 @@
           </w:p>
           <w:p>
             <w:pPr>
-              <w:spacing w:line="360" w:lineRule="auto" w:after="80"/>
               <w:jc w:val="left"/>
             </w:pPr>
             <w:r>
@@ -1104,19 +1363,24 @@
         </w:trPr>
         <w:tc>
           <w:tcPr>
-            <w:tcW w:w="5669" w:type="dxa"/>
-            <w:tcMar>
-              <w:top w:w="70" w:type="dxa"/>
-              <w:left w:w="110" w:type="dxa"/>
-              <w:bottom w:w="70" w:type="dxa"/>
-              <w:right w:w="110" w:type="dxa"/>
-            </w:tcMar>
-            <w:vAlign w:val="center"/>
-          </w:tcPr>
-          <w:p>
-            <w:pPr>
-              <w:spacing w:line="360" w:lineRule="auto" w:after="80"/>
-              <w:jc w:val="left"/>
+            <w:tcW w:w="1669" w:type="dxa"/>
+            <w:tcBorders>
+              <w:top w:val="single" w:sz="4" w:color="000000"/>
+              <w:left w:val="single" w:sz="4" w:color="000000"/>
+              <w:bottom w:val="single" w:sz="4" w:color="000000"/>
+              <w:right w:val="nil" w:sz="4" w:color="000000"/>
+            </w:tcBorders>
+            <w:tcMar>
+              <w:top w:w="70" w:type="dxa"/>
+              <w:left w:w="110" w:type="dxa"/>
+              <w:bottom w:w="70" w:type="dxa"/>
+              <w:right w:w="110" w:type="dxa"/>
+            </w:tcMar>
+            <w:vAlign w:val="center"/>
+          </w:tcPr>
+          <w:p>
+            <w:pPr>
+              <w:jc w:val="right"/>
             </w:pPr>
             <w:r>
               <w:rPr>
@@ -1136,9 +1400,67 @@
               <m:r>
                 <m:t xml:space="preserve">4</m:t>
               </m:r>
-              <m:r>
-                <m:t xml:space="preserve">=±</m:t>
-              </m:r>
+            </m:oMath>
+          </w:p>
+        </w:tc>
+        <w:tc>
+          <w:tcPr>
+            <w:tcW w:w="399" w:type="dxa"/>
+            <w:tcBorders>
+              <w:top w:val="single" w:sz="4" w:color="000000"/>
+              <w:left w:val="nil" w:sz="4" w:color="000000"/>
+              <w:bottom w:val="single" w:sz="4" w:color="000000"/>
+              <w:right w:val="nil" w:sz="4" w:color="000000"/>
+            </w:tcBorders>
+            <w:tcMar>
+              <w:top w:w="70" w:type="dxa"/>
+              <w:left w:w="110" w:type="dxa"/>
+              <w:bottom w:w="70" w:type="dxa"/>
+              <w:right w:w="110" w:type="dxa"/>
+            </w:tcMar>
+            <w:vAlign w:val="center"/>
+          </w:tcPr>
+          <w:p>
+            <w:pPr>
+              <w:jc w:val="center"/>
+            </w:pPr>
+            <m:oMath>
+              <m:r>
+                <m:t xml:space="preserve">=</m:t>
+              </m:r>
+            </m:oMath>
+          </w:p>
+        </w:tc>
+        <w:tc>
+          <w:tcPr>
+            <w:tcW w:w="2031" w:type="dxa"/>
+            <w:tcBorders>
+              <w:top w:val="single" w:sz="4" w:color="000000"/>
+              <w:left w:val="nil" w:sz="4" w:color="000000"/>
+              <w:bottom w:val="single" w:sz="4" w:color="000000"/>
+              <w:right w:val="nil" w:sz="4" w:color="000000"/>
+            </w:tcBorders>
+            <w:tcMar>
+              <w:top w:w="70" w:type="dxa"/>
+              <w:left w:w="110" w:type="dxa"/>
+              <w:bottom w:w="70" w:type="dxa"/>
+              <w:right w:w="110" w:type="dxa"/>
+            </w:tcMar>
+            <w:vAlign w:val="center"/>
+          </w:tcPr>
+          <w:p>
+            <w:pPr>
+              <w:jc w:val="left"/>
+            </w:pPr>
+            <w:r>
+              <w:rPr>
+                <w:rFonts w:ascii="Calibri" w:hAnsi="Calibri" w:eastAsia="微軟正黑體"/>
+                <w:sz w:val="24"/>
+                <w:szCs w:val="24"/>
+              </w:rPr>
+              <w:t xml:space="preserve"> </w:t>
+            </w:r>
+            <m:oMath>
               <m:r>
                 <m:t xml:space="preserve">3</m:t>
               </m:r>
@@ -1147,32 +1469,184 @@
         </w:tc>
         <w:tc>
           <w:tcPr>
-            <w:tcW w:w="5669" w:type="dxa"/>
-            <w:tcMar>
-              <w:top w:w="70" w:type="dxa"/>
-              <w:left w:w="110" w:type="dxa"/>
-              <w:bottom w:w="70" w:type="dxa"/>
-              <w:right w:w="110" w:type="dxa"/>
-            </w:tcMar>
-            <w:vAlign w:val="center"/>
-          </w:tcPr>
-          <w:p>
-            <w:pPr>
-              <w:spacing w:line="360" w:lineRule="auto" w:after="80"/>
-              <w:jc w:val="left"/>
-            </w:pPr>
-            <w:r>
-              <w:rPr>
-                <w:rFonts w:ascii="Calibri" w:hAnsi="Calibri" w:eastAsia="微軟正黑體"/>
-                <w:sz w:val="24"/>
-                <w:szCs w:val="24"/>
-              </w:rPr>
-              <w:t xml:space="preserve">兩邊開平方</w:t>
-            </w:r>
-          </w:p>
-          <w:p>
-            <w:pPr>
-              <w:spacing w:line="360" w:lineRule="auto" w:after="80"/>
+            <w:tcW w:w="507" w:type="dxa"/>
+            <w:tcBorders>
+              <w:top w:val="single" w:sz="4" w:color="000000"/>
+              <w:left w:val="nil" w:sz="4" w:color="000000"/>
+              <w:bottom w:val="single" w:sz="4" w:color="000000"/>
+              <w:right w:val="nil" w:sz="4" w:color="000000"/>
+            </w:tcBorders>
+            <w:tcMar>
+              <w:top w:w="70" w:type="dxa"/>
+              <w:left w:w="110" w:type="dxa"/>
+              <w:bottom w:w="70" w:type="dxa"/>
+              <w:right w:w="110" w:type="dxa"/>
+            </w:tcMar>
+            <w:vAlign w:val="center"/>
+          </w:tcPr>
+          <w:p>
+            <w:pPr>
+              <w:jc w:val="center"/>
+            </w:pPr>
+            <w:r>
+              <w:rPr>
+                <w:rFonts w:ascii="Calibri" w:hAnsi="Calibri" w:eastAsia="微軟正黑體"/>
+                <w:sz w:val="24"/>
+                <w:szCs w:val="24"/>
+              </w:rPr>
+              <w:t xml:space="preserve"> </w:t>
+            </w:r>
+            <w:r>
+              <w:rPr>
+                <w:rFonts w:ascii="Calibri" w:hAnsi="Calibri" w:eastAsia="微軟正黑體"/>
+                <w:sz w:val="24"/>
+                <w:szCs w:val="24"/>
+              </w:rPr>
+              <w:t xml:space="preserve">或</w:t>
+            </w:r>
+          </w:p>
+        </w:tc>
+        <w:tc>
+          <w:tcPr>
+            <w:tcW w:w="907" w:type="dxa"/>
+            <w:tcBorders>
+              <w:top w:val="single" w:sz="4" w:color="000000"/>
+              <w:left w:val="nil" w:sz="4" w:color="000000"/>
+              <w:bottom w:val="single" w:sz="4" w:color="000000"/>
+              <w:right w:val="nil" w:sz="4" w:color="000000"/>
+            </w:tcBorders>
+            <w:tcMar>
+              <w:top w:w="70" w:type="dxa"/>
+              <w:left w:w="110" w:type="dxa"/>
+              <w:bottom w:w="70" w:type="dxa"/>
+              <w:right w:w="110" w:type="dxa"/>
+            </w:tcMar>
+            <w:vAlign w:val="center"/>
+          </w:tcPr>
+          <w:p>
+            <w:pPr>
+              <w:jc w:val="right"/>
+            </w:pPr>
+            <w:r>
+              <w:rPr>
+                <w:rFonts w:ascii="Calibri" w:hAnsi="Calibri" w:eastAsia="微軟正黑體"/>
+                <w:sz w:val="24"/>
+                <w:szCs w:val="24"/>
+              </w:rPr>
+              <w:t xml:space="preserve"> </w:t>
+            </w:r>
+            <m:oMath>
+              <m:r>
+                <m:t xml:space="preserve">x</m:t>
+              </m:r>
+              <m:r>
+                <m:t xml:space="preserve">−</m:t>
+              </m:r>
+              <m:r>
+                <m:t xml:space="preserve">4</m:t>
+              </m:r>
+            </m:oMath>
+          </w:p>
+        </w:tc>
+        <w:tc>
+          <w:tcPr>
+            <w:tcW w:w="399" w:type="dxa"/>
+            <w:tcBorders>
+              <w:top w:val="single" w:sz="4" w:color="000000"/>
+              <w:left w:val="nil" w:sz="4" w:color="000000"/>
+              <w:bottom w:val="single" w:sz="4" w:color="000000"/>
+              <w:right w:val="nil" w:sz="4" w:color="000000"/>
+            </w:tcBorders>
+            <w:tcMar>
+              <w:top w:w="70" w:type="dxa"/>
+              <w:left w:w="110" w:type="dxa"/>
+              <w:bottom w:w="70" w:type="dxa"/>
+              <w:right w:w="110" w:type="dxa"/>
+            </w:tcMar>
+            <w:vAlign w:val="center"/>
+          </w:tcPr>
+          <w:p>
+            <w:pPr>
+              <w:jc w:val="center"/>
+            </w:pPr>
+            <m:oMath>
+              <m:r>
+                <m:t xml:space="preserve">=</m:t>
+              </m:r>
+            </m:oMath>
+          </w:p>
+        </w:tc>
+        <w:tc>
+          <w:tcPr>
+            <w:tcW w:w="1345" w:type="dxa"/>
+            <w:tcBorders>
+              <w:top w:val="single" w:sz="4" w:color="000000"/>
+              <w:left w:val="nil" w:sz="4" w:color="000000"/>
+              <w:bottom w:val="single" w:sz="4" w:color="000000"/>
+              <w:right w:val="single" w:sz="4" w:color="000000"/>
+            </w:tcBorders>
+            <w:tcMar>
+              <w:top w:w="70" w:type="dxa"/>
+              <w:left w:w="110" w:type="dxa"/>
+              <w:bottom w:w="70" w:type="dxa"/>
+              <w:right w:w="110" w:type="dxa"/>
+            </w:tcMar>
+            <w:vAlign w:val="center"/>
+          </w:tcPr>
+          <w:p>
+            <w:pPr>
+              <w:jc w:val="left"/>
+            </w:pPr>
+            <w:r>
+              <w:rPr>
+                <w:rFonts w:ascii="Calibri" w:hAnsi="Calibri" w:eastAsia="微軟正黑體"/>
+                <w:sz w:val="24"/>
+                <w:szCs w:val="24"/>
+              </w:rPr>
+              <w:t xml:space="preserve"> </w:t>
+            </w:r>
+            <m:oMath>
+              <m:r>
+                <m:t xml:space="preserve">−</m:t>
+              </m:r>
+              <m:r>
+                <m:t xml:space="preserve">3</m:t>
+              </m:r>
+            </m:oMath>
+          </w:p>
+        </w:tc>
+        <w:tc>
+          <w:tcPr>
+            <w:tcW w:w="4081" w:type="dxa"/>
+            <w:tcBorders>
+              <w:top w:val="single" w:sz="4" w:color="000000"/>
+              <w:left w:val="single" w:sz="4" w:color="000000"/>
+              <w:bottom w:val="single" w:sz="4" w:color="000000"/>
+              <w:right w:val="single" w:sz="4" w:color="000000"/>
+            </w:tcBorders>
+            <w:tcMar>
+              <w:top w:w="70" w:type="dxa"/>
+              <w:left w:w="110" w:type="dxa"/>
+              <w:bottom w:w="70" w:type="dxa"/>
+              <w:right w:w="110" w:type="dxa"/>
+            </w:tcMar>
+            <w:vAlign w:val="center"/>
+          </w:tcPr>
+          <w:p>
+            <w:pPr>
+              <w:jc w:val="left"/>
+            </w:pPr>
+            <w:r>
+              <w:rPr>
+                <w:rFonts w:ascii="Calibri" w:hAnsi="Calibri" w:eastAsia="微軟正黑體"/>
+                <w:sz w:val="24"/>
+                <w:szCs w:val="24"/>
+              </w:rPr>
+              <w:t xml:space="preserve">兩邊開平方，分成兩支寫</w:t>
+            </w:r>
+          </w:p>
+          <w:p>
+            <w:pPr>
               <w:jc w:val="left"/>
             </w:pPr>
             <w:r>
@@ -1181,7 +1655,7 @@
                 <w:sz w:val="21"/>
                 <w:szCs w:val="21"/>
               </w:rPr>
-              <w:t xml:space="preserve">※ 別漏寫 ±，只寫一個根會漏解</w:t>
+              <w:t xml:space="preserve">※ 中間一定要寫「或」；只寫一支會漏解</w:t>
             </w:r>
           </w:p>
         </w:tc>
@@ -1192,19 +1666,24 @@
         </w:trPr>
         <w:tc>
           <w:tcPr>
-            <w:tcW w:w="5669" w:type="dxa"/>
-            <w:tcMar>
-              <w:top w:w="70" w:type="dxa"/>
-              <w:left w:w="110" w:type="dxa"/>
-              <w:bottom w:w="70" w:type="dxa"/>
-              <w:right w:w="110" w:type="dxa"/>
-            </w:tcMar>
-            <w:vAlign w:val="center"/>
-          </w:tcPr>
-          <w:p>
-            <w:pPr>
-              <w:spacing w:line="360" w:lineRule="auto" w:after="80"/>
-              <w:jc w:val="left"/>
+            <w:tcW w:w="1669" w:type="dxa"/>
+            <w:tcBorders>
+              <w:top w:val="single" w:sz="4" w:color="000000"/>
+              <w:left w:val="single" w:sz="4" w:color="000000"/>
+              <w:bottom w:val="single" w:sz="4" w:color="000000"/>
+              <w:right w:val="nil" w:sz="4" w:color="000000"/>
+            </w:tcBorders>
+            <w:tcMar>
+              <w:top w:w="70" w:type="dxa"/>
+              <w:left w:w="110" w:type="dxa"/>
+              <w:bottom w:w="70" w:type="dxa"/>
+              <w:right w:w="110" w:type="dxa"/>
+            </w:tcMar>
+            <w:vAlign w:val="center"/>
+          </w:tcPr>
+          <w:p>
+            <w:pPr>
+              <w:jc w:val="right"/>
             </w:pPr>
             <w:r>
               <w:rPr>
@@ -1218,44 +1697,255 @@
               <m:r>
                 <m:t xml:space="preserve">x</m:t>
               </m:r>
+            </m:oMath>
+          </w:p>
+        </w:tc>
+        <w:tc>
+          <w:tcPr>
+            <w:tcW w:w="399" w:type="dxa"/>
+            <w:tcBorders>
+              <w:top w:val="single" w:sz="4" w:color="000000"/>
+              <w:left w:val="nil" w:sz="4" w:color="000000"/>
+              <w:bottom w:val="single" w:sz="4" w:color="000000"/>
+              <w:right w:val="nil" w:sz="4" w:color="000000"/>
+            </w:tcBorders>
+            <w:tcMar>
+              <w:top w:w="70" w:type="dxa"/>
+              <w:left w:w="110" w:type="dxa"/>
+              <w:bottom w:w="70" w:type="dxa"/>
+              <w:right w:w="110" w:type="dxa"/>
+            </w:tcMar>
+            <w:vAlign w:val="center"/>
+          </w:tcPr>
+          <w:p>
+            <w:pPr>
+              <w:jc w:val="center"/>
+            </w:pPr>
+            <m:oMath>
               <m:r>
                 <m:t xml:space="preserve">=</m:t>
               </m:r>
+            </m:oMath>
+          </w:p>
+        </w:tc>
+        <w:tc>
+          <w:tcPr>
+            <w:tcW w:w="2031" w:type="dxa"/>
+            <w:tcBorders>
+              <w:top w:val="single" w:sz="4" w:color="000000"/>
+              <w:left w:val="nil" w:sz="4" w:color="000000"/>
+              <w:bottom w:val="single" w:sz="4" w:color="000000"/>
+              <w:right w:val="nil" w:sz="4" w:color="000000"/>
+            </w:tcBorders>
+            <w:tcMar>
+              <w:top w:w="70" w:type="dxa"/>
+              <w:left w:w="110" w:type="dxa"/>
+              <w:bottom w:w="70" w:type="dxa"/>
+              <w:right w:w="110" w:type="dxa"/>
+            </w:tcMar>
+            <w:vAlign w:val="center"/>
+          </w:tcPr>
+          <w:p>
+            <w:pPr>
+              <w:jc w:val="left"/>
+            </w:pPr>
+            <w:r>
+              <w:rPr>
+                <w:rFonts w:ascii="Calibri" w:hAnsi="Calibri" w:eastAsia="微軟正黑體"/>
+                <w:sz w:val="24"/>
+                <w:szCs w:val="24"/>
+              </w:rPr>
+              <w:t xml:space="preserve"> </w:t>
+            </w:r>
+            <m:oMath>
+              <m:r>
+                <m:t xml:space="preserve">3</m:t>
+              </m:r>
+              <m:r>
+                <m:t xml:space="preserve">+</m:t>
+              </m:r>
               <m:r>
                 <m:t xml:space="preserve">4</m:t>
               </m:r>
-              <m:r>
-                <m:t xml:space="preserve">±</m:t>
+            </m:oMath>
+          </w:p>
+        </w:tc>
+        <w:tc>
+          <w:tcPr>
+            <w:tcW w:w="507" w:type="dxa"/>
+            <w:tcBorders>
+              <w:top w:val="single" w:sz="4" w:color="000000"/>
+              <w:left w:val="nil" w:sz="4" w:color="000000"/>
+              <w:bottom w:val="single" w:sz="4" w:color="000000"/>
+              <w:right w:val="nil" w:sz="4" w:color="000000"/>
+            </w:tcBorders>
+            <w:tcMar>
+              <w:top w:w="70" w:type="dxa"/>
+              <w:left w:w="110" w:type="dxa"/>
+              <w:bottom w:w="70" w:type="dxa"/>
+              <w:right w:w="110" w:type="dxa"/>
+            </w:tcMar>
+            <w:vAlign w:val="center"/>
+          </w:tcPr>
+          <w:p>
+            <w:pPr>
+              <w:jc w:val="center"/>
+            </w:pPr>
+            <w:r>
+              <w:rPr>
+                <w:rFonts w:ascii="Calibri" w:hAnsi="Calibri" w:eastAsia="微軟正黑體"/>
+                <w:sz w:val="24"/>
+                <w:szCs w:val="24"/>
+              </w:rPr>
+              <w:t xml:space="preserve"> </w:t>
+            </w:r>
+            <w:r>
+              <w:rPr>
+                <w:rFonts w:ascii="Calibri" w:hAnsi="Calibri" w:eastAsia="微軟正黑體"/>
+                <w:sz w:val="24"/>
+                <w:szCs w:val="24"/>
+              </w:rPr>
+              <w:t xml:space="preserve">或</w:t>
+            </w:r>
+          </w:p>
+        </w:tc>
+        <w:tc>
+          <w:tcPr>
+            <w:tcW w:w="907" w:type="dxa"/>
+            <w:tcBorders>
+              <w:top w:val="single" w:sz="4" w:color="000000"/>
+              <w:left w:val="nil" w:sz="4" w:color="000000"/>
+              <w:bottom w:val="single" w:sz="4" w:color="000000"/>
+              <w:right w:val="nil" w:sz="4" w:color="000000"/>
+            </w:tcBorders>
+            <w:tcMar>
+              <w:top w:w="70" w:type="dxa"/>
+              <w:left w:w="110" w:type="dxa"/>
+              <w:bottom w:w="70" w:type="dxa"/>
+              <w:right w:w="110" w:type="dxa"/>
+            </w:tcMar>
+            <w:vAlign w:val="center"/>
+          </w:tcPr>
+          <w:p>
+            <w:pPr>
+              <w:jc w:val="right"/>
+            </w:pPr>
+            <w:r>
+              <w:rPr>
+                <w:rFonts w:ascii="Calibri" w:hAnsi="Calibri" w:eastAsia="微軟正黑體"/>
+                <w:sz w:val="24"/>
+                <w:szCs w:val="24"/>
+              </w:rPr>
+              <w:t xml:space="preserve"> </w:t>
+            </w:r>
+            <m:oMath>
+              <m:r>
+                <m:t xml:space="preserve">x</m:t>
+              </m:r>
+            </m:oMath>
+          </w:p>
+        </w:tc>
+        <w:tc>
+          <w:tcPr>
+            <w:tcW w:w="399" w:type="dxa"/>
+            <w:tcBorders>
+              <w:top w:val="single" w:sz="4" w:color="000000"/>
+              <w:left w:val="nil" w:sz="4" w:color="000000"/>
+              <w:bottom w:val="single" w:sz="4" w:color="000000"/>
+              <w:right w:val="nil" w:sz="4" w:color="000000"/>
+            </w:tcBorders>
+            <w:tcMar>
+              <w:top w:w="70" w:type="dxa"/>
+              <w:left w:w="110" w:type="dxa"/>
+              <w:bottom w:w="70" w:type="dxa"/>
+              <w:right w:w="110" w:type="dxa"/>
+            </w:tcMar>
+            <w:vAlign w:val="center"/>
+          </w:tcPr>
+          <w:p>
+            <w:pPr>
+              <w:jc w:val="center"/>
+            </w:pPr>
+            <m:oMath>
+              <m:r>
+                <m:t xml:space="preserve">=</m:t>
+              </m:r>
+            </m:oMath>
+          </w:p>
+        </w:tc>
+        <w:tc>
+          <w:tcPr>
+            <w:tcW w:w="1345" w:type="dxa"/>
+            <w:tcBorders>
+              <w:top w:val="single" w:sz="4" w:color="000000"/>
+              <w:left w:val="nil" w:sz="4" w:color="000000"/>
+              <w:bottom w:val="single" w:sz="4" w:color="000000"/>
+              <w:right w:val="single" w:sz="4" w:color="000000"/>
+            </w:tcBorders>
+            <w:tcMar>
+              <w:top w:w="70" w:type="dxa"/>
+              <w:left w:w="110" w:type="dxa"/>
+              <w:bottom w:w="70" w:type="dxa"/>
+              <w:right w:w="110" w:type="dxa"/>
+            </w:tcMar>
+            <w:vAlign w:val="center"/>
+          </w:tcPr>
+          <w:p>
+            <w:pPr>
+              <w:jc w:val="left"/>
+            </w:pPr>
+            <w:r>
+              <w:rPr>
+                <w:rFonts w:ascii="Calibri" w:hAnsi="Calibri" w:eastAsia="微軟正黑體"/>
+                <w:sz w:val="24"/>
+                <w:szCs w:val="24"/>
+              </w:rPr>
+              <w:t xml:space="preserve"> </w:t>
+            </w:r>
+            <m:oMath>
+              <m:r>
+                <m:t xml:space="preserve">−</m:t>
               </m:r>
               <m:r>
                 <m:t xml:space="preserve">3</m:t>
               </m:r>
-            </m:oMath>
-          </w:p>
-        </w:tc>
-        <w:tc>
-          <w:tcPr>
-            <w:tcW w:w="5669" w:type="dxa"/>
-            <w:tcMar>
-              <w:top w:w="70" w:type="dxa"/>
-              <w:left w:w="110" w:type="dxa"/>
-              <w:bottom w:w="70" w:type="dxa"/>
-              <w:right w:w="110" w:type="dxa"/>
-            </w:tcMar>
-            <w:vAlign w:val="center"/>
-          </w:tcPr>
-          <w:p>
-            <w:pPr>
-              <w:spacing w:line="360" w:lineRule="auto" w:after="80"/>
-              <w:jc w:val="left"/>
-            </w:pPr>
-            <w:r>
-              <w:rPr>
-                <w:rFonts w:ascii="Calibri" w:hAnsi="Calibri" w:eastAsia="微軟正黑體"/>
-                <w:sz w:val="24"/>
-                <w:szCs w:val="24"/>
-              </w:rPr>
-              <w:t xml:space="preserve">移項：−4 過等號變 +4</w:t>
+              <m:r>
+                <m:t xml:space="preserve">+</m:t>
+              </m:r>
+              <m:r>
+                <m:t xml:space="preserve">4</m:t>
+              </m:r>
+            </m:oMath>
+          </w:p>
+        </w:tc>
+        <w:tc>
+          <w:tcPr>
+            <w:tcW w:w="4081" w:type="dxa"/>
+            <w:tcBorders>
+              <w:top w:val="single" w:sz="4" w:color="000000"/>
+              <w:left w:val="single" w:sz="4" w:color="000000"/>
+              <w:bottom w:val="single" w:sz="4" w:color="000000"/>
+              <w:right w:val="single" w:sz="4" w:color="000000"/>
+            </w:tcBorders>
+            <w:tcMar>
+              <w:top w:w="70" w:type="dxa"/>
+              <w:left w:w="110" w:type="dxa"/>
+              <w:bottom w:w="70" w:type="dxa"/>
+              <w:right w:w="110" w:type="dxa"/>
+            </w:tcMar>
+            <w:vAlign w:val="center"/>
+          </w:tcPr>
+          <w:p>
+            <w:pPr>
+              <w:jc w:val="left"/>
+            </w:pPr>
+            <w:r>
+              <w:rPr>
+                <w:rFonts w:ascii="Calibri" w:hAnsi="Calibri" w:eastAsia="微軟正黑體"/>
+                <w:sz w:val="24"/>
+                <w:szCs w:val="24"/>
+              </w:rPr>
+              <w:t xml:space="preserve">兩支各自移項：−4 過等號變 +4</w:t>
             </w:r>
           </w:p>
         </w:tc>
@@ -1266,19 +1956,24 @@
         </w:trPr>
         <w:tc>
           <w:tcPr>
-            <w:tcW w:w="5669" w:type="dxa"/>
-            <w:tcMar>
-              <w:top w:w="70" w:type="dxa"/>
-              <w:left w:w="110" w:type="dxa"/>
-              <w:bottom w:w="70" w:type="dxa"/>
-              <w:right w:w="110" w:type="dxa"/>
-            </w:tcMar>
-            <w:vAlign w:val="center"/>
-          </w:tcPr>
-          <w:p>
-            <w:pPr>
-              <w:spacing w:line="360" w:lineRule="auto" w:after="80"/>
-              <w:jc w:val="left"/>
+            <w:tcW w:w="1669" w:type="dxa"/>
+            <w:tcBorders>
+              <w:top w:val="single" w:sz="4" w:color="000000"/>
+              <w:left w:val="single" w:sz="4" w:color="000000"/>
+              <w:bottom w:val="single" w:sz="4" w:color="000000"/>
+              <w:right w:val="nil" w:sz="4" w:color="000000"/>
+            </w:tcBorders>
+            <w:tcMar>
+              <w:top w:w="70" w:type="dxa"/>
+              <w:left w:w="110" w:type="dxa"/>
+              <w:bottom w:w="70" w:type="dxa"/>
+              <w:right w:w="110" w:type="dxa"/>
+            </w:tcMar>
+            <w:vAlign w:val="center"/>
+          </w:tcPr>
+          <w:p>
+            <w:pPr>
+              <w:jc w:val="right"/>
             </w:pPr>
             <w:r>
               <w:rPr>
@@ -1301,9 +1996,67 @@
                   </m:r>
                 </m:sub>
               </m:sSub>
+            </m:oMath>
+          </w:p>
+        </w:tc>
+        <w:tc>
+          <w:tcPr>
+            <w:tcW w:w="399" w:type="dxa"/>
+            <w:tcBorders>
+              <w:top w:val="single" w:sz="4" w:color="000000"/>
+              <w:left w:val="nil" w:sz="4" w:color="000000"/>
+              <w:bottom w:val="single" w:sz="4" w:color="000000"/>
+              <w:right w:val="nil" w:sz="4" w:color="000000"/>
+            </w:tcBorders>
+            <w:tcMar>
+              <w:top w:w="70" w:type="dxa"/>
+              <w:left w:w="110" w:type="dxa"/>
+              <w:bottom w:w="70" w:type="dxa"/>
+              <w:right w:w="110" w:type="dxa"/>
+            </w:tcMar>
+            <w:vAlign w:val="center"/>
+          </w:tcPr>
+          <w:p>
+            <w:pPr>
+              <w:jc w:val="center"/>
+            </w:pPr>
+            <m:oMath>
               <m:r>
                 <m:t xml:space="preserve">=</m:t>
               </m:r>
+            </m:oMath>
+          </w:p>
+        </w:tc>
+        <w:tc>
+          <w:tcPr>
+            <w:tcW w:w="2031" w:type="dxa"/>
+            <w:tcBorders>
+              <w:top w:val="single" w:sz="4" w:color="000000"/>
+              <w:left w:val="nil" w:sz="4" w:color="000000"/>
+              <w:bottom w:val="single" w:sz="4" w:color="000000"/>
+              <w:right w:val="nil" w:sz="4" w:color="000000"/>
+            </w:tcBorders>
+            <w:tcMar>
+              <w:top w:w="70" w:type="dxa"/>
+              <w:left w:w="110" w:type="dxa"/>
+              <w:bottom w:w="70" w:type="dxa"/>
+              <w:right w:w="110" w:type="dxa"/>
+            </w:tcMar>
+            <w:vAlign w:val="center"/>
+          </w:tcPr>
+          <w:p>
+            <w:pPr>
+              <w:jc w:val="left"/>
+            </w:pPr>
+            <w:r>
+              <w:rPr>
+                <w:rFonts w:ascii="Calibri" w:hAnsi="Calibri" w:eastAsia="微軟正黑體"/>
+                <w:sz w:val="24"/>
+                <w:szCs w:val="24"/>
+              </w:rPr>
+              <w:t xml:space="preserve"> </w:t>
+            </w:r>
+            <m:oMath>
               <m:r>
                 <m:t xml:space="preserve">7</m:t>
               </m:r>
@@ -1312,28 +2065,217 @@
         </w:tc>
         <w:tc>
           <w:tcPr>
-            <w:tcW w:w="5669" w:type="dxa"/>
-            <w:tcMar>
-              <w:top w:w="70" w:type="dxa"/>
-              <w:left w:w="110" w:type="dxa"/>
-              <w:bottom w:w="70" w:type="dxa"/>
-              <w:right w:w="110" w:type="dxa"/>
-            </w:tcMar>
-            <w:vAlign w:val="center"/>
-          </w:tcPr>
-          <w:p>
-            <w:pPr>
-              <w:spacing w:line="360" w:lineRule="auto" w:after="80"/>
-              <w:jc w:val="left"/>
-            </w:pPr>
-            <w:r>
-              <w:rPr>
-                <w:rFonts w:ascii="Calibri" w:hAnsi="Calibri" w:eastAsia="微軟正黑體"/>
-                <w:sz w:val="24"/>
-                <w:szCs w:val="24"/>
-              </w:rPr>
-              <w:t xml:space="preserve">取「＋」號</w:t>
-            </w:r>
+            <w:tcW w:w="507" w:type="dxa"/>
+            <w:tcBorders>
+              <w:top w:val="single" w:sz="4" w:color="000000"/>
+              <w:left w:val="nil" w:sz="4" w:color="000000"/>
+              <w:bottom w:val="single" w:sz="4" w:color="000000"/>
+              <w:right w:val="nil" w:sz="4" w:color="000000"/>
+            </w:tcBorders>
+            <w:tcMar>
+              <w:top w:w="70" w:type="dxa"/>
+              <w:left w:w="110" w:type="dxa"/>
+              <w:bottom w:w="70" w:type="dxa"/>
+              <w:right w:w="110" w:type="dxa"/>
+            </w:tcMar>
+            <w:vAlign w:val="center"/>
+          </w:tcPr>
+          <w:p>
+            <w:pPr>
+              <w:jc w:val="center"/>
+            </w:pPr>
+            <w:r>
+              <w:rPr>
+                <w:rFonts w:ascii="Calibri" w:hAnsi="Calibri" w:eastAsia="微軟正黑體"/>
+                <w:sz w:val="24"/>
+                <w:szCs w:val="24"/>
+              </w:rPr>
+              <w:t xml:space="preserve"> </w:t>
+            </w:r>
+            <w:r>
+              <w:rPr>
+                <w:rFonts w:ascii="Calibri" w:hAnsi="Calibri" w:eastAsia="微軟正黑體"/>
+                <w:sz w:val="24"/>
+                <w:szCs w:val="24"/>
+              </w:rPr>
+              <w:t xml:space="preserve">或</w:t>
+            </w:r>
+          </w:p>
+        </w:tc>
+        <w:tc>
+          <w:tcPr>
+            <w:tcW w:w="907" w:type="dxa"/>
+            <w:tcBorders>
+              <w:top w:val="single" w:sz="4" w:color="000000"/>
+              <w:left w:val="nil" w:sz="4" w:color="000000"/>
+              <w:bottom w:val="single" w:sz="4" w:color="000000"/>
+              <w:right w:val="nil" w:sz="4" w:color="000000"/>
+            </w:tcBorders>
+            <w:tcMar>
+              <w:top w:w="70" w:type="dxa"/>
+              <w:left w:w="110" w:type="dxa"/>
+              <w:bottom w:w="70" w:type="dxa"/>
+              <w:right w:w="110" w:type="dxa"/>
+            </w:tcMar>
+            <w:vAlign w:val="center"/>
+          </w:tcPr>
+          <w:p>
+            <w:pPr>
+              <w:jc w:val="right"/>
+            </w:pPr>
+            <w:r>
+              <w:rPr>
+                <w:rFonts w:ascii="Calibri" w:hAnsi="Calibri" w:eastAsia="微軟正黑體"/>
+                <w:sz w:val="24"/>
+                <w:szCs w:val="24"/>
+              </w:rPr>
+              <w:t xml:space="preserve"> </w:t>
+            </w:r>
+            <m:oMath>
+              <m:sSub>
+                <m:e>
+                  <m:r>
+                    <m:t xml:space="preserve">x</m:t>
+                  </m:r>
+                </m:e>
+                <m:sub>
+                  <m:r>
+                    <m:t xml:space="preserve">2</m:t>
+                  </m:r>
+                </m:sub>
+              </m:sSub>
+            </m:oMath>
+          </w:p>
+        </w:tc>
+        <w:tc>
+          <w:tcPr>
+            <w:tcW w:w="399" w:type="dxa"/>
+            <w:tcBorders>
+              <w:top w:val="single" w:sz="4" w:color="000000"/>
+              <w:left w:val="nil" w:sz="4" w:color="000000"/>
+              <w:bottom w:val="single" w:sz="4" w:color="000000"/>
+              <w:right w:val="nil" w:sz="4" w:color="000000"/>
+            </w:tcBorders>
+            <w:tcMar>
+              <w:top w:w="70" w:type="dxa"/>
+              <w:left w:w="110" w:type="dxa"/>
+              <w:bottom w:w="70" w:type="dxa"/>
+              <w:right w:w="110" w:type="dxa"/>
+            </w:tcMar>
+            <w:vAlign w:val="center"/>
+          </w:tcPr>
+          <w:p>
+            <w:pPr>
+              <w:jc w:val="center"/>
+            </w:pPr>
+            <m:oMath>
+              <m:r>
+                <m:t xml:space="preserve">=</m:t>
+              </m:r>
+            </m:oMath>
+          </w:p>
+        </w:tc>
+        <w:tc>
+          <w:tcPr>
+            <w:tcW w:w="1345" w:type="dxa"/>
+            <w:tcBorders>
+              <w:top w:val="single" w:sz="4" w:color="000000"/>
+              <w:left w:val="nil" w:sz="4" w:color="000000"/>
+              <w:bottom w:val="single" w:sz="4" w:color="000000"/>
+              <w:right w:val="single" w:sz="4" w:color="000000"/>
+            </w:tcBorders>
+            <w:tcMar>
+              <w:top w:w="70" w:type="dxa"/>
+              <w:left w:w="110" w:type="dxa"/>
+              <w:bottom w:w="70" w:type="dxa"/>
+              <w:right w:w="110" w:type="dxa"/>
+            </w:tcMar>
+            <w:vAlign w:val="center"/>
+          </w:tcPr>
+          <w:p>
+            <w:pPr>
+              <w:jc w:val="left"/>
+            </w:pPr>
+            <w:r>
+              <w:rPr>
+                <w:rFonts w:ascii="Calibri" w:hAnsi="Calibri" w:eastAsia="微軟正黑體"/>
+                <w:sz w:val="24"/>
+                <w:szCs w:val="24"/>
+              </w:rPr>
+              <w:t xml:space="preserve"> </w:t>
+            </w:r>
+            <m:oMath>
+              <m:r>
+                <m:t xml:space="preserve">1</m:t>
+              </m:r>
+            </m:oMath>
+          </w:p>
+        </w:tc>
+        <w:tc>
+          <w:tcPr>
+            <w:tcW w:w="4081" w:type="dxa"/>
+            <w:tcBorders>
+              <w:top w:val="single" w:sz="4" w:color="000000"/>
+              <w:left w:val="single" w:sz="4" w:color="000000"/>
+              <w:bottom w:val="single" w:sz="4" w:color="000000"/>
+              <w:right w:val="single" w:sz="4" w:color="000000"/>
+            </w:tcBorders>
+            <w:tcMar>
+              <w:top w:w="70" w:type="dxa"/>
+              <w:left w:w="110" w:type="dxa"/>
+              <w:bottom w:w="70" w:type="dxa"/>
+              <w:right w:w="110" w:type="dxa"/>
+            </w:tcMar>
+            <w:vAlign w:val="center"/>
+          </w:tcPr>
+          <w:p>
+            <w:pPr>
+              <w:jc w:val="left"/>
+            </w:pPr>
+            <w:r>
+              <w:rPr>
+                <w:rFonts w:ascii="Calibri" w:hAnsi="Calibri" w:eastAsia="微軟正黑體"/>
+                <w:sz w:val="24"/>
+                <w:szCs w:val="24"/>
+              </w:rPr>
+              <w:t xml:space="preserve">兩支各自算出；左支叫 </w:t>
+            </w:r>
+            <m:oMath>
+              <m:sSub>
+                <m:e>
+                  <m:r>
+                    <m:t xml:space="preserve">x</m:t>
+                  </m:r>
+                </m:e>
+                <m:sub>
+                  <m:r>
+                    <m:t xml:space="preserve">1</m:t>
+                  </m:r>
+                </m:sub>
+              </m:sSub>
+            </m:oMath>
+            <w:r>
+              <w:rPr>
+                <w:rFonts w:ascii="Calibri" w:hAnsi="Calibri" w:eastAsia="微軟正黑體"/>
+                <w:sz w:val="24"/>
+                <w:szCs w:val="24"/>
+              </w:rPr>
+              <w:t xml:space="preserve">，右支叫 </w:t>
+            </w:r>
+            <m:oMath>
+              <m:sSub>
+                <m:e>
+                  <m:r>
+                    <m:t xml:space="preserve">x</m:t>
+                  </m:r>
+                </m:e>
+                <m:sub>
+                  <m:r>
+                    <m:t xml:space="preserve">2</m:t>
+                  </m:r>
+                </m:sub>
+              </m:sSub>
+            </m:oMath>
           </w:p>
         </w:tc>
       </w:tr>
@@ -1343,27 +2285,35 @@
         </w:trPr>
         <w:tc>
           <w:tcPr>
-            <w:tcW w:w="5669" w:type="dxa"/>
-            <w:tcMar>
-              <w:top w:w="70" w:type="dxa"/>
-              <w:left w:w="110" w:type="dxa"/>
-              <w:bottom w:w="70" w:type="dxa"/>
-              <w:right w:w="110" w:type="dxa"/>
-            </w:tcMar>
-            <w:vAlign w:val="center"/>
-          </w:tcPr>
-          <w:p>
-            <w:pPr>
-              <w:spacing w:line="360" w:lineRule="auto" w:after="80"/>
-              <w:jc w:val="left"/>
-            </w:pPr>
-            <w:r>
-              <w:rPr>
-                <w:rFonts w:ascii="Calibri" w:hAnsi="Calibri" w:eastAsia="微軟正黑體"/>
-                <w:sz w:val="24"/>
-                <w:szCs w:val="24"/>
-              </w:rPr>
-              <w:t xml:space="preserve"> </w:t>
+            <w:tcW w:w="7257" w:type="dxa"/>
+            <w:gridSpan w:val="7"/>
+            <w:tcBorders>
+              <w:top w:val="single" w:sz="4" w:color="000000"/>
+              <w:left w:val="single" w:sz="4" w:color="000000"/>
+              <w:bottom w:val="single" w:sz="4" w:color="000000"/>
+              <w:right w:val="single" w:sz="4" w:color="000000"/>
+            </w:tcBorders>
+            <w:tcMar>
+              <w:top w:w="70" w:type="dxa"/>
+              <w:left w:w="110" w:type="dxa"/>
+              <w:bottom w:w="70" w:type="dxa"/>
+              <w:right w:w="110" w:type="dxa"/>
+            </w:tcMar>
+            <w:vAlign w:val="center"/>
+          </w:tcPr>
+          <w:p>
+            <w:pPr>
+              <w:jc w:val="left"/>
+            </w:pPr>
+            <w:r>
+              <w:rPr>
+                <w:rFonts w:ascii="Calibri" w:hAnsi="Calibri" w:eastAsia="微軟正黑體"/>
+                <w:b/>
+                <w:bCs/>
+                <w:sz w:val="24"/>
+                <w:szCs w:val="24"/>
+              </w:rPr>
+              <w:t xml:space="preserve">∴ </w:t>
             </w:r>
             <m:oMath>
               <m:sSub>
@@ -1374,7 +2324,7 @@
                 </m:e>
                 <m:sub>
                   <m:r>
-                    <m:t xml:space="preserve">2</m:t>
+                    <m:t xml:space="preserve">1</m:t>
                   </m:r>
                 </m:sub>
               </m:sSub>
@@ -1382,6 +2332,36 @@
                 <m:t xml:space="preserve">=</m:t>
               </m:r>
               <m:r>
+                <m:t xml:space="preserve">7</m:t>
+              </m:r>
+            </m:oMath>
+            <w:r>
+              <w:rPr>
+                <w:rFonts w:ascii="Calibri" w:hAnsi="Calibri" w:eastAsia="微軟正黑體"/>
+                <w:b/>
+                <w:bCs/>
+                <w:sz w:val="24"/>
+                <w:szCs w:val="24"/>
+              </w:rPr>
+              <w:t xml:space="preserve"> 或 </w:t>
+            </w:r>
+            <m:oMath>
+              <m:sSub>
+                <m:e>
+                  <m:r>
+                    <m:t xml:space="preserve">x</m:t>
+                  </m:r>
+                </m:e>
+                <m:sub>
+                  <m:r>
+                    <m:t xml:space="preserve">2</m:t>
+                  </m:r>
+                </m:sub>
+              </m:sSub>
+              <m:r>
+                <m:t xml:space="preserve">=</m:t>
+              </m:r>
+              <m:r>
                 <m:t xml:space="preserve">1</m:t>
               </m:r>
             </m:oMath>
@@ -1389,27 +2369,32 @@
         </w:tc>
         <w:tc>
           <w:tcPr>
-            <w:tcW w:w="5669" w:type="dxa"/>
-            <w:tcMar>
-              <w:top w:w="70" w:type="dxa"/>
-              <w:left w:w="110" w:type="dxa"/>
-              <w:bottom w:w="70" w:type="dxa"/>
-              <w:right w:w="110" w:type="dxa"/>
-            </w:tcMar>
-            <w:vAlign w:val="center"/>
-          </w:tcPr>
-          <w:p>
-            <w:pPr>
-              <w:spacing w:line="360" w:lineRule="auto" w:after="80"/>
-              <w:jc w:val="left"/>
-            </w:pPr>
-            <w:r>
-              <w:rPr>
-                <w:rFonts w:ascii="Calibri" w:hAnsi="Calibri" w:eastAsia="微軟正黑體"/>
-                <w:sz w:val="24"/>
-                <w:szCs w:val="24"/>
-              </w:rPr>
-              <w:t xml:space="preserve">取「−」號</w:t>
+            <w:tcW w:w="4081" w:type="dxa"/>
+            <w:tcBorders>
+              <w:top w:val="single" w:sz="4" w:color="000000"/>
+              <w:left w:val="single" w:sz="4" w:color="000000"/>
+              <w:bottom w:val="single" w:sz="4" w:color="000000"/>
+              <w:right w:val="single" w:sz="4" w:color="000000"/>
+            </w:tcBorders>
+            <w:tcMar>
+              <w:top w:w="70" w:type="dxa"/>
+              <w:left w:w="110" w:type="dxa"/>
+              <w:bottom w:w="70" w:type="dxa"/>
+              <w:right w:w="110" w:type="dxa"/>
+            </w:tcMar>
+            <w:vAlign w:val="center"/>
+          </w:tcPr>
+          <w:p>
+            <w:pPr>
+              <w:jc w:val="left"/>
+            </w:pPr>
+            <w:r>
+              <w:rPr>
+                <w:rFonts w:ascii="Calibri" w:hAnsi="Calibri" w:eastAsia="微軟正黑體"/>
+                <w:sz w:val="24"/>
+                <w:szCs w:val="24"/>
+              </w:rPr>
+              <w:t xml:space="preserve">作答：最後一行用「∴」寫出兩個根</w:t>
             </w:r>
           </w:p>
         </w:tc>
@@ -1726,13 +2711,8 @@
                 <w:sz w:val="22"/>
                 <w:szCs w:val="22"/>
               </w:rPr>
-              <w:t xml:space="preserve">3. 右邊 ＞ 0 就兩邊開平方，寫成 </w:t>
-            </w:r>
-            <m:oMath>
-              <m:r>
-                <m:t xml:space="preserve">±</m:t>
-              </m:r>
-            </m:oMath>
+              <w:t xml:space="preserve">3. 右邊 ＞ 0 就兩邊開平方，分兩支寫，中間寫「或」</w:t>
+            </w:r>
           </w:p>
         </w:tc>
       </w:tr>
@@ -1762,15 +2742,21 @@
                 <w:sz w:val="22"/>
                 <w:szCs w:val="22"/>
               </w:rPr>
-              <w:t xml:space="preserve">4. 左邊還有 </w:t>
-            </w:r>
-            <m:oMath>
-              <m:r>
-                <m:t xml:space="preserve">+</m:t>
-              </m:r>
-              <m:r>
-                <m:t xml:space="preserve">k</m:t>
-              </m:r>
+              <w:t xml:space="preserve">4. 兩支各自移項，解出 </w:t>
+            </w:r>
+            <m:oMath>
+              <m:sSub>
+                <m:e>
+                  <m:r>
+                    <m:t xml:space="preserve">x</m:t>
+                  </m:r>
+                </m:e>
+                <m:sub>
+                  <m:r>
+                    <m:t xml:space="preserve">1</m:t>
+                  </m:r>
+                </m:sub>
+              </m:sSub>
             </m:oMath>
             <w:r>
               <w:rPr>
@@ -1778,8 +2764,22 @@
                 <w:sz w:val="22"/>
                 <w:szCs w:val="22"/>
               </w:rPr>
-              <w:t xml:space="preserve"> 就再移項，解出兩個根</w:t>
-            </w:r>
+              <w:t xml:space="preserve"> 和 </w:t>
+            </w:r>
+            <m:oMath>
+              <m:sSub>
+                <m:e>
+                  <m:r>
+                    <m:t xml:space="preserve">x</m:t>
+                  </m:r>
+                </m:e>
+                <m:sub>
+                  <m:r>
+                    <m:t xml:space="preserve">2</m:t>
+                  </m:r>
+                </m:sub>
+              </m:sSub>
+            </m:oMath>
           </w:p>
         </w:tc>
       </w:tr>
@@ -1790,6 +2790,37 @@
         <w:tc>
           <w:tcPr>
             <w:tcW w:w="11338" w:type="dxa"/>
+            <w:tcMar>
+              <w:top w:w="70" w:type="dxa"/>
+              <w:left w:w="110" w:type="dxa"/>
+              <w:bottom w:w="70" w:type="dxa"/>
+              <w:right w:w="110" w:type="dxa"/>
+            </w:tcMar>
+            <w:vAlign w:val="top"/>
+          </w:tcPr>
+          <w:p>
+            <w:pPr>
+              <w:spacing w:line="360" w:lineRule="auto" w:after="80"/>
+              <w:jc w:val="left"/>
+            </w:pPr>
+            <w:r>
+              <w:rPr>
+                <w:rFonts w:ascii="Calibri" w:hAnsi="Calibri" w:eastAsia="微軟正黑體"/>
+                <w:sz w:val="22"/>
+                <w:szCs w:val="22"/>
+              </w:rPr>
+              <w:t xml:space="preserve">5. 最後一行用「∴」寫答句</w:t>
+            </w:r>
+          </w:p>
+        </w:tc>
+      </w:tr>
+      <w:tr>
+        <w:trPr>
+          <w:cantSplit/>
+        </w:trPr>
+        <w:tc>
+          <w:tcPr>
+            <w:tcW w:w="11338" w:type="dxa"/>
             <w:shd w:val="clear" w:color="auto" w:fill="F0F0F0"/>
             <w:tcMar>
               <w:top w:w="70" w:type="dxa"/>
@@ -1810,7 +2841,7 @@
                 <w:sz w:val="19"/>
                 <w:szCs w:val="19"/>
               </w:rPr>
-              <w:t xml:space="preserve">（教師）褪除：第一次用：完整手順卡在旁 → 熟練後：只留「化形式→看正負→開方→移項」四個關鍵詞 → 最後：不再需要卡</w:t>
+              <w:t xml:space="preserve">（教師）褪除：第一次用：完整手順卡在旁 → 熟練後：只留「化形式→看正負→開方分兩支→移項→寫答句」五個關鍵詞 → 最後：不再需要卡</w:t>
             </w:r>
           </w:p>
         </w:tc>
@@ -1963,8 +2994,14 @@
         <w:tblLayout w:type="fixed"/>
       </w:tblPr>
       <w:tblGrid>
-        <w:gridCol w:w="5669"/>
-        <w:gridCol w:w="5669"/>
+        <w:gridCol w:w="1721"/>
+        <w:gridCol w:w="411"/>
+        <w:gridCol w:w="2095"/>
+        <w:gridCol w:w="523"/>
+        <w:gridCol w:w="935"/>
+        <w:gridCol w:w="411"/>
+        <w:gridCol w:w="1388"/>
+        <w:gridCol w:w="3854"/>
       </w:tblGrid>
       <w:tr>
         <w:trPr>
@@ -1973,7 +3010,8 @@
         </w:trPr>
         <w:tc>
           <w:tcPr>
-            <w:tcW w:w="5669" w:type="dxa"/>
+            <w:tcW w:w="7484" w:type="dxa"/>
+            <w:gridSpan w:val="7"/>
             <w:shd w:val="clear" w:color="auto" w:fill="F0F0F0"/>
             <w:tcMar>
               <w:top w:w="70" w:type="dxa"/>
@@ -2002,7 +3040,7 @@
         </w:tc>
         <w:tc>
           <w:tcPr>
-            <w:tcW w:w="5669" w:type="dxa"/>
+            <w:tcW w:w="3854" w:type="dxa"/>
             <w:shd w:val="clear" w:color="auto" w:fill="F0F0F0"/>
             <w:tcMar>
               <w:top w:w="70" w:type="dxa"/>
@@ -2036,19 +3074,24 @@
         </w:trPr>
         <w:tc>
           <w:tcPr>
-            <w:tcW w:w="5669" w:type="dxa"/>
-            <w:tcMar>
-              <w:top w:w="70" w:type="dxa"/>
-              <w:left w:w="110" w:type="dxa"/>
-              <w:bottom w:w="70" w:type="dxa"/>
-              <w:right w:w="110" w:type="dxa"/>
-            </w:tcMar>
-            <w:vAlign w:val="center"/>
-          </w:tcPr>
-          <w:p>
-            <w:pPr>
-              <w:spacing w:line="360" w:lineRule="auto" w:after="80"/>
-              <w:jc w:val="left"/>
+            <w:tcW w:w="1721" w:type="dxa"/>
+            <w:tcBorders>
+              <w:top w:val="single" w:sz="4" w:color="000000"/>
+              <w:left w:val="single" w:sz="4" w:color="000000"/>
+              <w:bottom w:val="single" w:sz="4" w:color="000000"/>
+              <w:right w:val="nil" w:sz="4" w:color="000000"/>
+            </w:tcBorders>
+            <w:tcMar>
+              <w:top w:w="70" w:type="dxa"/>
+              <w:left w:w="110" w:type="dxa"/>
+              <w:bottom w:w="70" w:type="dxa"/>
+              <w:right w:w="110" w:type="dxa"/>
+            </w:tcMar>
+            <w:vAlign w:val="center"/>
+          </w:tcPr>
+          <w:p>
+            <w:pPr>
+              <w:jc w:val="right"/>
             </w:pPr>
             <w:r>
               <w:rPr>
@@ -2086,9 +3129,68 @@
               <m:r>
                 <m:t xml:space="preserve">1</m:t>
               </m:r>
+            </m:oMath>
+          </w:p>
+        </w:tc>
+        <w:tc>
+          <w:tcPr>
+            <w:tcW w:w="411" w:type="dxa"/>
+            <w:tcBorders>
+              <w:top w:val="single" w:sz="4" w:color="000000"/>
+              <w:left w:val="nil" w:sz="4" w:color="000000"/>
+              <w:bottom w:val="single" w:sz="4" w:color="000000"/>
+              <w:right w:val="nil" w:sz="4" w:color="000000"/>
+            </w:tcBorders>
+            <w:tcMar>
+              <w:top w:w="70" w:type="dxa"/>
+              <w:left w:w="110" w:type="dxa"/>
+              <w:bottom w:w="70" w:type="dxa"/>
+              <w:right w:w="110" w:type="dxa"/>
+            </w:tcMar>
+            <w:vAlign w:val="center"/>
+          </w:tcPr>
+          <w:p>
+            <w:pPr>
+              <w:jc w:val="center"/>
+            </w:pPr>
+            <m:oMath>
               <m:r>
                 <m:t xml:space="preserve">=</m:t>
               </m:r>
+            </m:oMath>
+          </w:p>
+        </w:tc>
+        <w:tc>
+          <w:tcPr>
+            <w:tcW w:w="5352" w:type="dxa"/>
+            <w:gridSpan w:val="5"/>
+            <w:tcBorders>
+              <w:top w:val="single" w:sz="4" w:color="000000"/>
+              <w:left w:val="nil" w:sz="4" w:color="000000"/>
+              <w:bottom w:val="single" w:sz="4" w:color="000000"/>
+              <w:right w:val="single" w:sz="4" w:color="000000"/>
+            </w:tcBorders>
+            <w:tcMar>
+              <w:top w:w="70" w:type="dxa"/>
+              <w:left w:w="110" w:type="dxa"/>
+              <w:bottom w:w="70" w:type="dxa"/>
+              <w:right w:w="110" w:type="dxa"/>
+            </w:tcMar>
+            <w:vAlign w:val="center"/>
+          </w:tcPr>
+          <w:p>
+            <w:pPr>
+              <w:jc w:val="left"/>
+            </w:pPr>
+            <w:r>
+              <w:rPr>
+                <w:rFonts w:ascii="Calibri" w:hAnsi="Calibri" w:eastAsia="微軟正黑體"/>
+                <w:sz w:val="24"/>
+                <w:szCs w:val="24"/>
+              </w:rPr>
+              <w:t xml:space="preserve"> </w:t>
+            </w:r>
+            <m:oMath>
               <m:r>
                 <m:t xml:space="preserve">0</m:t>
               </m:r>
@@ -2097,18 +3199,23 @@
         </w:tc>
         <w:tc>
           <w:tcPr>
-            <w:tcW w:w="5669" w:type="dxa"/>
-            <w:tcMar>
-              <w:top w:w="70" w:type="dxa"/>
-              <w:left w:w="110" w:type="dxa"/>
-              <w:bottom w:w="70" w:type="dxa"/>
-              <w:right w:w="110" w:type="dxa"/>
-            </w:tcMar>
-            <w:vAlign w:val="center"/>
-          </w:tcPr>
-          <w:p>
-            <w:pPr>
-              <w:spacing w:line="360" w:lineRule="auto" w:after="80"/>
+            <w:tcW w:w="3854" w:type="dxa"/>
+            <w:tcBorders>
+              <w:top w:val="single" w:sz="4" w:color="000000"/>
+              <w:left w:val="single" w:sz="4" w:color="000000"/>
+              <w:bottom w:val="single" w:sz="4" w:color="000000"/>
+              <w:right w:val="single" w:sz="4" w:color="000000"/>
+            </w:tcBorders>
+            <w:tcMar>
+              <w:top w:w="70" w:type="dxa"/>
+              <w:left w:w="110" w:type="dxa"/>
+              <w:bottom w:w="70" w:type="dxa"/>
+              <w:right w:w="110" w:type="dxa"/>
+            </w:tcMar>
+            <w:vAlign w:val="center"/>
+          </w:tcPr>
+          <w:p>
+            <w:pPr>
               <w:jc w:val="left"/>
             </w:pPr>
             <w:r>
@@ -2128,19 +3235,24 @@
         </w:trPr>
         <w:tc>
           <w:tcPr>
-            <w:tcW w:w="5669" w:type="dxa"/>
-            <w:tcMar>
-              <w:top w:w="70" w:type="dxa"/>
-              <w:left w:w="110" w:type="dxa"/>
-              <w:bottom w:w="70" w:type="dxa"/>
-              <w:right w:w="110" w:type="dxa"/>
-            </w:tcMar>
-            <w:vAlign w:val="center"/>
-          </w:tcPr>
-          <w:p>
-            <w:pPr>
-              <w:spacing w:line="360" w:lineRule="auto" w:after="80"/>
-              <w:jc w:val="left"/>
+            <w:tcW w:w="1721" w:type="dxa"/>
+            <w:tcBorders>
+              <w:top w:val="single" w:sz="4" w:color="000000"/>
+              <w:left w:val="single" w:sz="4" w:color="000000"/>
+              <w:bottom w:val="single" w:sz="4" w:color="000000"/>
+              <w:right w:val="nil" w:sz="4" w:color="000000"/>
+            </w:tcBorders>
+            <w:tcMar>
+              <w:top w:w="70" w:type="dxa"/>
+              <w:left w:w="110" w:type="dxa"/>
+              <w:bottom w:w="70" w:type="dxa"/>
+              <w:right w:w="110" w:type="dxa"/>
+            </w:tcMar>
+            <w:vAlign w:val="center"/>
+          </w:tcPr>
+          <w:p>
+            <w:pPr>
+              <w:jc w:val="right"/>
             </w:pPr>
             <w:r>
               <w:rPr>
@@ -2172,9 +3284,68 @@
               <m:r>
                 <m:t xml:space="preserve">x</m:t>
               </m:r>
+            </m:oMath>
+          </w:p>
+        </w:tc>
+        <w:tc>
+          <w:tcPr>
+            <w:tcW w:w="411" w:type="dxa"/>
+            <w:tcBorders>
+              <w:top w:val="single" w:sz="4" w:color="000000"/>
+              <w:left w:val="nil" w:sz="4" w:color="000000"/>
+              <w:bottom w:val="single" w:sz="4" w:color="000000"/>
+              <w:right w:val="nil" w:sz="4" w:color="000000"/>
+            </w:tcBorders>
+            <w:tcMar>
+              <w:top w:w="70" w:type="dxa"/>
+              <w:left w:w="110" w:type="dxa"/>
+              <w:bottom w:w="70" w:type="dxa"/>
+              <w:right w:w="110" w:type="dxa"/>
+            </w:tcMar>
+            <w:vAlign w:val="center"/>
+          </w:tcPr>
+          <w:p>
+            <w:pPr>
+              <w:jc w:val="center"/>
+            </w:pPr>
+            <m:oMath>
               <m:r>
                 <m:t xml:space="preserve">=</m:t>
               </m:r>
+            </m:oMath>
+          </w:p>
+        </w:tc>
+        <w:tc>
+          <w:tcPr>
+            <w:tcW w:w="5352" w:type="dxa"/>
+            <w:gridSpan w:val="5"/>
+            <w:tcBorders>
+              <w:top w:val="single" w:sz="4" w:color="000000"/>
+              <w:left w:val="nil" w:sz="4" w:color="000000"/>
+              <w:bottom w:val="single" w:sz="4" w:color="000000"/>
+              <w:right w:val="single" w:sz="4" w:color="000000"/>
+            </w:tcBorders>
+            <w:tcMar>
+              <w:top w:w="70" w:type="dxa"/>
+              <w:left w:w="110" w:type="dxa"/>
+              <w:bottom w:w="70" w:type="dxa"/>
+              <w:right w:w="110" w:type="dxa"/>
+            </w:tcMar>
+            <w:vAlign w:val="center"/>
+          </w:tcPr>
+          <w:p>
+            <w:pPr>
+              <w:jc w:val="left"/>
+            </w:pPr>
+            <w:r>
+              <w:rPr>
+                <w:rFonts w:ascii="Calibri" w:hAnsi="Calibri" w:eastAsia="微軟正黑體"/>
+                <w:sz w:val="24"/>
+                <w:szCs w:val="24"/>
+              </w:rPr>
+              <w:t xml:space="preserve"> </w:t>
+            </w:r>
+            <m:oMath>
               <m:r>
                 <m:t xml:space="preserve">1</m:t>
               </m:r>
@@ -2183,18 +3354,23 @@
         </w:tc>
         <w:tc>
           <w:tcPr>
-            <w:tcW w:w="5669" w:type="dxa"/>
-            <w:tcMar>
-              <w:top w:w="70" w:type="dxa"/>
-              <w:left w:w="110" w:type="dxa"/>
-              <w:bottom w:w="70" w:type="dxa"/>
-              <w:right w:w="110" w:type="dxa"/>
-            </w:tcMar>
-            <w:vAlign w:val="center"/>
-          </w:tcPr>
-          <w:p>
-            <w:pPr>
-              <w:spacing w:line="360" w:lineRule="auto" w:after="80"/>
+            <w:tcW w:w="3854" w:type="dxa"/>
+            <w:tcBorders>
+              <w:top w:val="single" w:sz="4" w:color="000000"/>
+              <w:left w:val="single" w:sz="4" w:color="000000"/>
+              <w:bottom w:val="single" w:sz="4" w:color="000000"/>
+              <w:right w:val="single" w:sz="4" w:color="000000"/>
+            </w:tcBorders>
+            <w:tcMar>
+              <w:top w:w="70" w:type="dxa"/>
+              <w:left w:w="110" w:type="dxa"/>
+              <w:bottom w:w="70" w:type="dxa"/>
+              <w:right w:w="110" w:type="dxa"/>
+            </w:tcMar>
+            <w:vAlign w:val="center"/>
+          </w:tcPr>
+          <w:p>
+            <w:pPr>
               <w:jc w:val="left"/>
             </w:pPr>
             <w:r>
@@ -2214,19 +3390,24 @@
         </w:trPr>
         <w:tc>
           <w:tcPr>
-            <w:tcW w:w="5669" w:type="dxa"/>
-            <w:tcMar>
-              <w:top w:w="70" w:type="dxa"/>
-              <w:left w:w="110" w:type="dxa"/>
-              <w:bottom w:w="70" w:type="dxa"/>
-              <w:right w:w="110" w:type="dxa"/>
-            </w:tcMar>
-            <w:vAlign w:val="center"/>
-          </w:tcPr>
-          <w:p>
-            <w:pPr>
-              <w:spacing w:line="360" w:lineRule="auto" w:after="80"/>
-              <w:jc w:val="left"/>
+            <w:tcW w:w="1721" w:type="dxa"/>
+            <w:tcBorders>
+              <w:top w:val="single" w:sz="4" w:color="000000"/>
+              <w:left w:val="single" w:sz="4" w:color="000000"/>
+              <w:bottom w:val="single" w:sz="4" w:color="000000"/>
+              <w:right w:val="nil" w:sz="4" w:color="000000"/>
+            </w:tcBorders>
+            <w:tcMar>
+              <w:top w:w="70" w:type="dxa"/>
+              <w:left w:w="110" w:type="dxa"/>
+              <w:bottom w:w="70" w:type="dxa"/>
+              <w:right w:w="110" w:type="dxa"/>
+            </w:tcMar>
+            <w:vAlign w:val="center"/>
+          </w:tcPr>
+          <w:p>
+            <w:pPr>
+              <w:jc w:val="right"/>
             </w:pPr>
             <w:r>
               <w:rPr>
@@ -2264,9 +3445,68 @@
               <m:r>
                 <m:t xml:space="preserve">9</m:t>
               </m:r>
+            </m:oMath>
+          </w:p>
+        </w:tc>
+        <w:tc>
+          <w:tcPr>
+            <w:tcW w:w="411" w:type="dxa"/>
+            <w:tcBorders>
+              <w:top w:val="single" w:sz="4" w:color="000000"/>
+              <w:left w:val="nil" w:sz="4" w:color="000000"/>
+              <w:bottom w:val="single" w:sz="4" w:color="000000"/>
+              <w:right w:val="nil" w:sz="4" w:color="000000"/>
+            </w:tcBorders>
+            <w:tcMar>
+              <w:top w:w="70" w:type="dxa"/>
+              <w:left w:w="110" w:type="dxa"/>
+              <w:bottom w:w="70" w:type="dxa"/>
+              <w:right w:w="110" w:type="dxa"/>
+            </w:tcMar>
+            <w:vAlign w:val="center"/>
+          </w:tcPr>
+          <w:p>
+            <w:pPr>
+              <w:jc w:val="center"/>
+            </w:pPr>
+            <m:oMath>
               <m:r>
                 <m:t xml:space="preserve">=</m:t>
               </m:r>
+            </m:oMath>
+          </w:p>
+        </w:tc>
+        <w:tc>
+          <w:tcPr>
+            <w:tcW w:w="5352" w:type="dxa"/>
+            <w:gridSpan w:val="5"/>
+            <w:tcBorders>
+              <w:top w:val="single" w:sz="4" w:color="000000"/>
+              <w:left w:val="nil" w:sz="4" w:color="000000"/>
+              <w:bottom w:val="single" w:sz="4" w:color="000000"/>
+              <w:right w:val="single" w:sz="4" w:color="000000"/>
+            </w:tcBorders>
+            <w:tcMar>
+              <w:top w:w="70" w:type="dxa"/>
+              <w:left w:w="110" w:type="dxa"/>
+              <w:bottom w:w="70" w:type="dxa"/>
+              <w:right w:w="110" w:type="dxa"/>
+            </w:tcMar>
+            <w:vAlign w:val="center"/>
+          </w:tcPr>
+          <w:p>
+            <w:pPr>
+              <w:jc w:val="left"/>
+            </w:pPr>
+            <w:r>
+              <w:rPr>
+                <w:rFonts w:ascii="Calibri" w:hAnsi="Calibri" w:eastAsia="微軟正黑體"/>
+                <w:sz w:val="24"/>
+                <w:szCs w:val="24"/>
+              </w:rPr>
+              <w:t xml:space="preserve"> </w:t>
+            </w:r>
+            <m:oMath>
               <m:r>
                 <m:t xml:space="preserve">1</m:t>
               </m:r>
@@ -2281,18 +3521,23 @@
         </w:tc>
         <w:tc>
           <w:tcPr>
-            <w:tcW w:w="5669" w:type="dxa"/>
-            <w:tcMar>
-              <w:top w:w="70" w:type="dxa"/>
-              <w:left w:w="110" w:type="dxa"/>
-              <w:bottom w:w="70" w:type="dxa"/>
-              <w:right w:w="110" w:type="dxa"/>
-            </w:tcMar>
-            <w:vAlign w:val="center"/>
-          </w:tcPr>
-          <w:p>
-            <w:pPr>
-              <w:spacing w:line="360" w:lineRule="auto" w:after="80"/>
+            <w:tcW w:w="3854" w:type="dxa"/>
+            <w:tcBorders>
+              <w:top w:val="single" w:sz="4" w:color="000000"/>
+              <w:left w:val="single" w:sz="4" w:color="000000"/>
+              <w:bottom w:val="single" w:sz="4" w:color="000000"/>
+              <w:right w:val="single" w:sz="4" w:color="000000"/>
+            </w:tcBorders>
+            <w:tcMar>
+              <w:top w:w="70" w:type="dxa"/>
+              <w:left w:w="110" w:type="dxa"/>
+              <w:bottom w:w="70" w:type="dxa"/>
+              <w:right w:w="110" w:type="dxa"/>
+            </w:tcMar>
+            <w:vAlign w:val="center"/>
+          </w:tcPr>
+          <w:p>
+            <w:pPr>
               <w:jc w:val="left"/>
             </w:pPr>
             <w:r>
@@ -2306,7 +3551,6 @@
           </w:p>
           <w:p>
             <w:pPr>
-              <w:spacing w:line="360" w:lineRule="auto" w:after="80"/>
               <w:jc w:val="left"/>
             </w:pPr>
             <w:r>
@@ -2326,19 +3570,24 @@
         </w:trPr>
         <w:tc>
           <w:tcPr>
-            <w:tcW w:w="5669" w:type="dxa"/>
-            <w:tcMar>
-              <w:top w:w="70" w:type="dxa"/>
-              <w:left w:w="110" w:type="dxa"/>
-              <w:bottom w:w="70" w:type="dxa"/>
-              <w:right w:w="110" w:type="dxa"/>
-            </w:tcMar>
-            <w:vAlign w:val="center"/>
-          </w:tcPr>
-          <w:p>
-            <w:pPr>
-              <w:spacing w:line="360" w:lineRule="auto" w:after="80"/>
-              <w:jc w:val="left"/>
+            <w:tcW w:w="1721" w:type="dxa"/>
+            <w:tcBorders>
+              <w:top w:val="single" w:sz="4" w:color="000000"/>
+              <w:left w:val="single" w:sz="4" w:color="000000"/>
+              <w:bottom w:val="single" w:sz="4" w:color="000000"/>
+              <w:right w:val="nil" w:sz="4" w:color="000000"/>
+            </w:tcBorders>
+            <w:tcMar>
+              <w:top w:w="70" w:type="dxa"/>
+              <w:left w:w="110" w:type="dxa"/>
+              <w:bottom w:w="70" w:type="dxa"/>
+              <w:right w:w="110" w:type="dxa"/>
+            </w:tcMar>
+            <w:vAlign w:val="center"/>
+          </w:tcPr>
+          <w:p>
+            <w:pPr>
+              <w:jc w:val="right"/>
             </w:pPr>
             <w:r>
               <w:rPr>
@@ -2373,9 +3622,68 @@
                   </m:r>
                 </m:sup>
               </m:sSup>
+            </m:oMath>
+          </w:p>
+        </w:tc>
+        <w:tc>
+          <w:tcPr>
+            <w:tcW w:w="411" w:type="dxa"/>
+            <w:tcBorders>
+              <w:top w:val="single" w:sz="4" w:color="000000"/>
+              <w:left w:val="nil" w:sz="4" w:color="000000"/>
+              <w:bottom w:val="single" w:sz="4" w:color="000000"/>
+              <w:right w:val="nil" w:sz="4" w:color="000000"/>
+            </w:tcBorders>
+            <w:tcMar>
+              <w:top w:w="70" w:type="dxa"/>
+              <w:left w:w="110" w:type="dxa"/>
+              <w:bottom w:w="70" w:type="dxa"/>
+              <w:right w:w="110" w:type="dxa"/>
+            </w:tcMar>
+            <w:vAlign w:val="center"/>
+          </w:tcPr>
+          <w:p>
+            <w:pPr>
+              <w:jc w:val="center"/>
+            </w:pPr>
+            <m:oMath>
               <m:r>
                 <m:t xml:space="preserve">=</m:t>
               </m:r>
+            </m:oMath>
+          </w:p>
+        </w:tc>
+        <w:tc>
+          <w:tcPr>
+            <w:tcW w:w="5352" w:type="dxa"/>
+            <w:gridSpan w:val="5"/>
+            <w:tcBorders>
+              <w:top w:val="single" w:sz="4" w:color="000000"/>
+              <w:left w:val="nil" w:sz="4" w:color="000000"/>
+              <w:bottom w:val="single" w:sz="4" w:color="000000"/>
+              <w:right w:val="single" w:sz="4" w:color="000000"/>
+            </w:tcBorders>
+            <w:tcMar>
+              <w:top w:w="70" w:type="dxa"/>
+              <w:left w:w="110" w:type="dxa"/>
+              <w:bottom w:w="70" w:type="dxa"/>
+              <w:right w:w="110" w:type="dxa"/>
+            </w:tcMar>
+            <w:vAlign w:val="center"/>
+          </w:tcPr>
+          <w:p>
+            <w:pPr>
+              <w:jc w:val="left"/>
+            </w:pPr>
+            <w:r>
+              <w:rPr>
+                <w:rFonts w:ascii="Calibri" w:hAnsi="Calibri" w:eastAsia="微軟正黑體"/>
+                <w:sz w:val="24"/>
+                <w:szCs w:val="24"/>
+              </w:rPr>
+              <w:t xml:space="preserve"> </w:t>
+            </w:r>
+            <m:oMath>
               <m:r>
                 <m:t xml:space="preserve">10</m:t>
               </m:r>
@@ -2384,18 +3692,23 @@
         </w:tc>
         <w:tc>
           <w:tcPr>
-            <w:tcW w:w="5669" w:type="dxa"/>
-            <w:tcMar>
-              <w:top w:w="70" w:type="dxa"/>
-              <w:left w:w="110" w:type="dxa"/>
-              <w:bottom w:w="70" w:type="dxa"/>
-              <w:right w:w="110" w:type="dxa"/>
-            </w:tcMar>
-            <w:vAlign w:val="center"/>
-          </w:tcPr>
-          <w:p>
-            <w:pPr>
-              <w:spacing w:line="360" w:lineRule="auto" w:after="80"/>
+            <w:tcW w:w="3854" w:type="dxa"/>
+            <w:tcBorders>
+              <w:top w:val="single" w:sz="4" w:color="000000"/>
+              <w:left w:val="single" w:sz="4" w:color="000000"/>
+              <w:bottom w:val="single" w:sz="4" w:color="000000"/>
+              <w:right w:val="single" w:sz="4" w:color="000000"/>
+            </w:tcBorders>
+            <w:tcMar>
+              <w:top w:w="70" w:type="dxa"/>
+              <w:left w:w="110" w:type="dxa"/>
+              <w:bottom w:w="70" w:type="dxa"/>
+              <w:right w:w="110" w:type="dxa"/>
+            </w:tcMar>
+            <w:vAlign w:val="center"/>
+          </w:tcPr>
+          <w:p>
+            <w:pPr>
               <w:jc w:val="left"/>
             </w:pPr>
             <w:r>
@@ -2415,19 +3728,24 @@
         </w:trPr>
         <w:tc>
           <w:tcPr>
-            <w:tcW w:w="5669" w:type="dxa"/>
-            <w:tcMar>
-              <w:top w:w="70" w:type="dxa"/>
-              <w:left w:w="110" w:type="dxa"/>
-              <w:bottom w:w="70" w:type="dxa"/>
-              <w:right w:w="110" w:type="dxa"/>
-            </w:tcMar>
-            <w:vAlign w:val="center"/>
-          </w:tcPr>
-          <w:p>
-            <w:pPr>
-              <w:spacing w:line="360" w:lineRule="auto" w:after="80"/>
-              <w:jc w:val="left"/>
+            <w:tcW w:w="1721" w:type="dxa"/>
+            <w:tcBorders>
+              <w:top w:val="single" w:sz="4" w:color="000000"/>
+              <w:left w:val="single" w:sz="4" w:color="000000"/>
+              <w:bottom w:val="single" w:sz="4" w:color="000000"/>
+              <w:right w:val="nil" w:sz="4" w:color="000000"/>
+            </w:tcBorders>
+            <w:tcMar>
+              <w:top w:w="70" w:type="dxa"/>
+              <w:left w:w="110" w:type="dxa"/>
+              <w:bottom w:w="70" w:type="dxa"/>
+              <w:right w:w="110" w:type="dxa"/>
+            </w:tcMar>
+            <w:vAlign w:val="center"/>
+          </w:tcPr>
+          <w:p>
+            <w:pPr>
+              <w:jc w:val="right"/>
             </w:pPr>
             <w:r>
               <w:rPr>
@@ -2447,9 +3765,67 @@
               <m:r>
                 <m:t xml:space="preserve">3</m:t>
               </m:r>
-              <m:r>
-                <m:t xml:space="preserve">=±</m:t>
-              </m:r>
+            </m:oMath>
+          </w:p>
+        </w:tc>
+        <w:tc>
+          <w:tcPr>
+            <w:tcW w:w="411" w:type="dxa"/>
+            <w:tcBorders>
+              <w:top w:val="single" w:sz="4" w:color="000000"/>
+              <w:left w:val="nil" w:sz="4" w:color="000000"/>
+              <w:bottom w:val="single" w:sz="4" w:color="000000"/>
+              <w:right w:val="nil" w:sz="4" w:color="000000"/>
+            </w:tcBorders>
+            <w:tcMar>
+              <w:top w:w="70" w:type="dxa"/>
+              <w:left w:w="110" w:type="dxa"/>
+              <w:bottom w:w="70" w:type="dxa"/>
+              <w:right w:w="110" w:type="dxa"/>
+            </w:tcMar>
+            <w:vAlign w:val="center"/>
+          </w:tcPr>
+          <w:p>
+            <w:pPr>
+              <w:jc w:val="center"/>
+            </w:pPr>
+            <m:oMath>
+              <m:r>
+                <m:t xml:space="preserve">=</m:t>
+              </m:r>
+            </m:oMath>
+          </w:p>
+        </w:tc>
+        <w:tc>
+          <w:tcPr>
+            <w:tcW w:w="2095" w:type="dxa"/>
+            <w:tcBorders>
+              <w:top w:val="single" w:sz="4" w:color="000000"/>
+              <w:left w:val="nil" w:sz="4" w:color="000000"/>
+              <w:bottom w:val="single" w:sz="4" w:color="000000"/>
+              <w:right w:val="nil" w:sz="4" w:color="000000"/>
+            </w:tcBorders>
+            <w:tcMar>
+              <w:top w:w="70" w:type="dxa"/>
+              <w:left w:w="110" w:type="dxa"/>
+              <w:bottom w:w="70" w:type="dxa"/>
+              <w:right w:w="110" w:type="dxa"/>
+            </w:tcMar>
+            <w:vAlign w:val="center"/>
+          </w:tcPr>
+          <w:p>
+            <w:pPr>
+              <w:jc w:val="left"/>
+            </w:pPr>
+            <w:r>
+              <w:rPr>
+                <w:rFonts w:ascii="Calibri" w:hAnsi="Calibri" w:eastAsia="微軟正黑體"/>
+                <w:sz w:val="24"/>
+                <w:szCs w:val="24"/>
+              </w:rPr>
+              <w:t xml:space="preserve"> </w:t>
+            </w:r>
+            <m:oMath>
               <m:rad>
                 <m:radPr>
                   <m:degHide m:val="1"/>
@@ -2466,50 +3842,24 @@
         </w:tc>
         <w:tc>
           <w:tcPr>
-            <w:tcW w:w="5669" w:type="dxa"/>
-            <w:tcMar>
-              <w:top w:w="70" w:type="dxa"/>
-              <w:left w:w="110" w:type="dxa"/>
-              <w:bottom w:w="70" w:type="dxa"/>
-              <w:right w:w="110" w:type="dxa"/>
-            </w:tcMar>
-            <w:vAlign w:val="center"/>
-          </w:tcPr>
-          <w:p>
-            <w:pPr>
-              <w:spacing w:line="360" w:lineRule="auto" w:after="80"/>
-              <w:jc w:val="left"/>
-            </w:pPr>
-            <w:r>
-              <w:rPr>
-                <w:rFonts w:ascii="Calibri" w:hAnsi="Calibri" w:eastAsia="微軟正黑體"/>
-                <w:sz w:val="24"/>
-                <w:szCs w:val="24"/>
-              </w:rPr>
-              <w:t xml:space="preserve">兩邊開平方（回到方法一的降次）</w:t>
-            </w:r>
-          </w:p>
-        </w:tc>
-      </w:tr>
-      <w:tr>
-        <w:trPr>
-          <w:cantSplit/>
-        </w:trPr>
-        <w:tc>
-          <w:tcPr>
-            <w:tcW w:w="5669" w:type="dxa"/>
-            <w:tcMar>
-              <w:top w:w="70" w:type="dxa"/>
-              <w:left w:w="110" w:type="dxa"/>
-              <w:bottom w:w="70" w:type="dxa"/>
-              <w:right w:w="110" w:type="dxa"/>
-            </w:tcMar>
-            <w:vAlign w:val="center"/>
-          </w:tcPr>
-          <w:p>
-            <w:pPr>
-              <w:spacing w:line="360" w:lineRule="auto" w:after="80"/>
-              <w:jc w:val="left"/>
+            <w:tcW w:w="523" w:type="dxa"/>
+            <w:tcBorders>
+              <w:top w:val="single" w:sz="4" w:color="000000"/>
+              <w:left w:val="nil" w:sz="4" w:color="000000"/>
+              <w:bottom w:val="single" w:sz="4" w:color="000000"/>
+              <w:right w:val="nil" w:sz="4" w:color="000000"/>
+            </w:tcBorders>
+            <w:tcMar>
+              <w:top w:w="70" w:type="dxa"/>
+              <w:left w:w="110" w:type="dxa"/>
+              <w:bottom w:w="70" w:type="dxa"/>
+              <w:right w:w="110" w:type="dxa"/>
+            </w:tcMar>
+            <w:vAlign w:val="center"/>
+          </w:tcPr>
+          <w:p>
+            <w:pPr>
+              <w:jc w:val="center"/>
             </w:pPr>
             <w:r>
               <w:rPr>
@@ -2519,18 +3869,118 @@
               </w:rPr>
               <w:t xml:space="preserve"> </w:t>
             </w:r>
+            <w:r>
+              <w:rPr>
+                <w:rFonts w:ascii="Calibri" w:hAnsi="Calibri" w:eastAsia="微軟正黑體"/>
+                <w:sz w:val="24"/>
+                <w:szCs w:val="24"/>
+              </w:rPr>
+              <w:t xml:space="preserve">或</w:t>
+            </w:r>
+          </w:p>
+        </w:tc>
+        <w:tc>
+          <w:tcPr>
+            <w:tcW w:w="935" w:type="dxa"/>
+            <w:tcBorders>
+              <w:top w:val="single" w:sz="4" w:color="000000"/>
+              <w:left w:val="nil" w:sz="4" w:color="000000"/>
+              <w:bottom w:val="single" w:sz="4" w:color="000000"/>
+              <w:right w:val="nil" w:sz="4" w:color="000000"/>
+            </w:tcBorders>
+            <w:tcMar>
+              <w:top w:w="70" w:type="dxa"/>
+              <w:left w:w="110" w:type="dxa"/>
+              <w:bottom w:w="70" w:type="dxa"/>
+              <w:right w:w="110" w:type="dxa"/>
+            </w:tcMar>
+            <w:vAlign w:val="center"/>
+          </w:tcPr>
+          <w:p>
+            <w:pPr>
+              <w:jc w:val="right"/>
+            </w:pPr>
+            <w:r>
+              <w:rPr>
+                <w:rFonts w:ascii="Calibri" w:hAnsi="Calibri" w:eastAsia="微軟正黑體"/>
+                <w:sz w:val="24"/>
+                <w:szCs w:val="24"/>
+              </w:rPr>
+              <w:t xml:space="preserve"> </w:t>
+            </w:r>
             <m:oMath>
               <m:r>
                 <m:t xml:space="preserve">x</m:t>
               </m:r>
               <m:r>
-                <m:t xml:space="preserve">=−</m:t>
+                <m:t xml:space="preserve">+</m:t>
               </m:r>
               <m:r>
                 <m:t xml:space="preserve">3</m:t>
               </m:r>
-              <m:r>
-                <m:t xml:space="preserve">±</m:t>
+            </m:oMath>
+          </w:p>
+        </w:tc>
+        <w:tc>
+          <w:tcPr>
+            <w:tcW w:w="411" w:type="dxa"/>
+            <w:tcBorders>
+              <w:top w:val="single" w:sz="4" w:color="000000"/>
+              <w:left w:val="nil" w:sz="4" w:color="000000"/>
+              <w:bottom w:val="single" w:sz="4" w:color="000000"/>
+              <w:right w:val="nil" w:sz="4" w:color="000000"/>
+            </w:tcBorders>
+            <w:tcMar>
+              <w:top w:w="70" w:type="dxa"/>
+              <w:left w:w="110" w:type="dxa"/>
+              <w:bottom w:w="70" w:type="dxa"/>
+              <w:right w:w="110" w:type="dxa"/>
+            </w:tcMar>
+            <w:vAlign w:val="center"/>
+          </w:tcPr>
+          <w:p>
+            <w:pPr>
+              <w:jc w:val="center"/>
+            </w:pPr>
+            <m:oMath>
+              <m:r>
+                <m:t xml:space="preserve">=</m:t>
+              </m:r>
+            </m:oMath>
+          </w:p>
+        </w:tc>
+        <w:tc>
+          <w:tcPr>
+            <w:tcW w:w="1388" w:type="dxa"/>
+            <w:tcBorders>
+              <w:top w:val="single" w:sz="4" w:color="000000"/>
+              <w:left w:val="nil" w:sz="4" w:color="000000"/>
+              <w:bottom w:val="single" w:sz="4" w:color="000000"/>
+              <w:right w:val="single" w:sz="4" w:color="000000"/>
+            </w:tcBorders>
+            <w:tcMar>
+              <w:top w:w="70" w:type="dxa"/>
+              <w:left w:w="110" w:type="dxa"/>
+              <w:bottom w:w="70" w:type="dxa"/>
+              <w:right w:w="110" w:type="dxa"/>
+            </w:tcMar>
+            <w:vAlign w:val="center"/>
+          </w:tcPr>
+          <w:p>
+            <w:pPr>
+              <w:jc w:val="left"/>
+            </w:pPr>
+            <w:r>
+              <w:rPr>
+                <w:rFonts w:ascii="Calibri" w:hAnsi="Calibri" w:eastAsia="微軟正黑體"/>
+                <w:sz w:val="24"/>
+                <w:szCs w:val="24"/>
+              </w:rPr>
+              <w:t xml:space="preserve"> </w:t>
+            </w:r>
+            <m:oMath>
+              <m:r>
+                <m:t xml:space="preserve">−</m:t>
               </m:r>
               <m:rad>
                 <m:radPr>
@@ -2548,27 +3998,45 @@
         </w:tc>
         <w:tc>
           <w:tcPr>
-            <w:tcW w:w="5669" w:type="dxa"/>
-            <w:tcMar>
-              <w:top w:w="70" w:type="dxa"/>
-              <w:left w:w="110" w:type="dxa"/>
-              <w:bottom w:w="70" w:type="dxa"/>
-              <w:right w:w="110" w:type="dxa"/>
-            </w:tcMar>
-            <w:vAlign w:val="center"/>
-          </w:tcPr>
-          <w:p>
-            <w:pPr>
-              <w:spacing w:line="360" w:lineRule="auto" w:after="80"/>
-              <w:jc w:val="left"/>
-            </w:pPr>
-            <w:r>
-              <w:rPr>
-                <w:rFonts w:ascii="Calibri" w:hAnsi="Calibri" w:eastAsia="微軟正黑體"/>
-                <w:sz w:val="24"/>
-                <w:szCs w:val="24"/>
-              </w:rPr>
-              <w:t xml:space="preserve">移項：+3 過等號變 −3</w:t>
+            <w:tcW w:w="3854" w:type="dxa"/>
+            <w:tcBorders>
+              <w:top w:val="single" w:sz="4" w:color="000000"/>
+              <w:left w:val="single" w:sz="4" w:color="000000"/>
+              <w:bottom w:val="single" w:sz="4" w:color="000000"/>
+              <w:right w:val="single" w:sz="4" w:color="000000"/>
+            </w:tcBorders>
+            <w:tcMar>
+              <w:top w:w="70" w:type="dxa"/>
+              <w:left w:w="110" w:type="dxa"/>
+              <w:bottom w:w="70" w:type="dxa"/>
+              <w:right w:w="110" w:type="dxa"/>
+            </w:tcMar>
+            <w:vAlign w:val="center"/>
+          </w:tcPr>
+          <w:p>
+            <w:pPr>
+              <w:jc w:val="left"/>
+            </w:pPr>
+            <w:r>
+              <w:rPr>
+                <w:rFonts w:ascii="Calibri" w:hAnsi="Calibri" w:eastAsia="微軟正黑體"/>
+                <w:sz w:val="24"/>
+                <w:szCs w:val="24"/>
+              </w:rPr>
+              <w:t xml:space="preserve">兩邊開平方，分成兩支寫（回到方法一的降次）</w:t>
+            </w:r>
+          </w:p>
+          <w:p>
+            <w:pPr>
+              <w:jc w:val="left"/>
+            </w:pPr>
+            <w:r>
+              <w:rPr>
+                <w:rFonts w:ascii="Calibri" w:hAnsi="Calibri" w:eastAsia="微軟正黑體"/>
+                <w:sz w:val="21"/>
+                <w:szCs w:val="21"/>
+              </w:rPr>
+              <w:t xml:space="preserve">※ 中間一定要寫「或」</w:t>
             </w:r>
           </w:p>
         </w:tc>
@@ -2579,19 +4047,24 @@
         </w:trPr>
         <w:tc>
           <w:tcPr>
-            <w:tcW w:w="5669" w:type="dxa"/>
-            <w:tcMar>
-              <w:top w:w="70" w:type="dxa"/>
-              <w:left w:w="110" w:type="dxa"/>
-              <w:bottom w:w="70" w:type="dxa"/>
-              <w:right w:w="110" w:type="dxa"/>
-            </w:tcMar>
-            <w:vAlign w:val="center"/>
-          </w:tcPr>
-          <w:p>
-            <w:pPr>
-              <w:spacing w:line="360" w:lineRule="auto" w:after="80"/>
-              <w:jc w:val="left"/>
+            <w:tcW w:w="1721" w:type="dxa"/>
+            <w:tcBorders>
+              <w:top w:val="single" w:sz="4" w:color="000000"/>
+              <w:left w:val="single" w:sz="4" w:color="000000"/>
+              <w:bottom w:val="single" w:sz="4" w:color="000000"/>
+              <w:right w:val="nil" w:sz="4" w:color="000000"/>
+            </w:tcBorders>
+            <w:tcMar>
+              <w:top w:w="70" w:type="dxa"/>
+              <w:left w:w="110" w:type="dxa"/>
+              <w:bottom w:w="70" w:type="dxa"/>
+              <w:right w:w="110" w:type="dxa"/>
+            </w:tcMar>
+            <w:vAlign w:val="center"/>
+          </w:tcPr>
+          <w:p>
+            <w:pPr>
+              <w:jc w:val="right"/>
             </w:pPr>
             <w:r>
               <w:rPr>
@@ -2614,8 +4087,69 @@
                   </m:r>
                 </m:sub>
               </m:sSub>
-              <m:r>
-                <m:t xml:space="preserve">=−</m:t>
+            </m:oMath>
+          </w:p>
+        </w:tc>
+        <w:tc>
+          <w:tcPr>
+            <w:tcW w:w="411" w:type="dxa"/>
+            <w:tcBorders>
+              <w:top w:val="single" w:sz="4" w:color="000000"/>
+              <w:left w:val="nil" w:sz="4" w:color="000000"/>
+              <w:bottom w:val="single" w:sz="4" w:color="000000"/>
+              <w:right w:val="nil" w:sz="4" w:color="000000"/>
+            </w:tcBorders>
+            <w:tcMar>
+              <w:top w:w="70" w:type="dxa"/>
+              <w:left w:w="110" w:type="dxa"/>
+              <w:bottom w:w="70" w:type="dxa"/>
+              <w:right w:w="110" w:type="dxa"/>
+            </w:tcMar>
+            <w:vAlign w:val="center"/>
+          </w:tcPr>
+          <w:p>
+            <w:pPr>
+              <w:jc w:val="center"/>
+            </w:pPr>
+            <m:oMath>
+              <m:r>
+                <m:t xml:space="preserve">=</m:t>
+              </m:r>
+            </m:oMath>
+          </w:p>
+        </w:tc>
+        <w:tc>
+          <w:tcPr>
+            <w:tcW w:w="2095" w:type="dxa"/>
+            <w:tcBorders>
+              <w:top w:val="single" w:sz="4" w:color="000000"/>
+              <w:left w:val="nil" w:sz="4" w:color="000000"/>
+              <w:bottom w:val="single" w:sz="4" w:color="000000"/>
+              <w:right w:val="nil" w:sz="4" w:color="000000"/>
+            </w:tcBorders>
+            <w:tcMar>
+              <w:top w:w="70" w:type="dxa"/>
+              <w:left w:w="110" w:type="dxa"/>
+              <w:bottom w:w="70" w:type="dxa"/>
+              <w:right w:w="110" w:type="dxa"/>
+            </w:tcMar>
+            <w:vAlign w:val="center"/>
+          </w:tcPr>
+          <w:p>
+            <w:pPr>
+              <w:jc w:val="left"/>
+            </w:pPr>
+            <w:r>
+              <w:rPr>
+                <w:rFonts w:ascii="Calibri" w:hAnsi="Calibri" w:eastAsia="微軟正黑體"/>
+                <w:sz w:val="24"/>
+                <w:szCs w:val="24"/>
+              </w:rPr>
+              <w:t xml:space="preserve"> </w:t>
+            </w:r>
+            <m:oMath>
+              <m:r>
+                <m:t xml:space="preserve">−</m:t>
               </m:r>
               <m:r>
                 <m:t xml:space="preserve">3</m:t>
@@ -2639,50 +4173,63 @@
         </w:tc>
         <w:tc>
           <w:tcPr>
-            <w:tcW w:w="5669" w:type="dxa"/>
-            <w:tcMar>
-              <w:top w:w="70" w:type="dxa"/>
-              <w:left w:w="110" w:type="dxa"/>
-              <w:bottom w:w="70" w:type="dxa"/>
-              <w:right w:w="110" w:type="dxa"/>
-            </w:tcMar>
-            <w:vAlign w:val="center"/>
-          </w:tcPr>
-          <w:p>
-            <w:pPr>
-              <w:spacing w:line="360" w:lineRule="auto" w:after="80"/>
-              <w:jc w:val="left"/>
-            </w:pPr>
-            <w:r>
-              <w:rPr>
-                <w:rFonts w:ascii="Calibri" w:hAnsi="Calibri" w:eastAsia="微軟正黑體"/>
-                <w:sz w:val="24"/>
-                <w:szCs w:val="24"/>
-              </w:rPr>
-              <w:t xml:space="preserve">取「＋」號</w:t>
-            </w:r>
-          </w:p>
-        </w:tc>
-      </w:tr>
-      <w:tr>
-        <w:trPr>
-          <w:cantSplit/>
-        </w:trPr>
-        <w:tc>
-          <w:tcPr>
-            <w:tcW w:w="5669" w:type="dxa"/>
-            <w:tcMar>
-              <w:top w:w="70" w:type="dxa"/>
-              <w:left w:w="110" w:type="dxa"/>
-              <w:bottom w:w="70" w:type="dxa"/>
-              <w:right w:w="110" w:type="dxa"/>
-            </w:tcMar>
-            <w:vAlign w:val="center"/>
-          </w:tcPr>
-          <w:p>
-            <w:pPr>
-              <w:spacing w:line="360" w:lineRule="auto" w:after="80"/>
-              <w:jc w:val="left"/>
+            <w:tcW w:w="523" w:type="dxa"/>
+            <w:tcBorders>
+              <w:top w:val="single" w:sz="4" w:color="000000"/>
+              <w:left w:val="nil" w:sz="4" w:color="000000"/>
+              <w:bottom w:val="single" w:sz="4" w:color="000000"/>
+              <w:right w:val="nil" w:sz="4" w:color="000000"/>
+            </w:tcBorders>
+            <w:tcMar>
+              <w:top w:w="70" w:type="dxa"/>
+              <w:left w:w="110" w:type="dxa"/>
+              <w:bottom w:w="70" w:type="dxa"/>
+              <w:right w:w="110" w:type="dxa"/>
+            </w:tcMar>
+            <w:vAlign w:val="center"/>
+          </w:tcPr>
+          <w:p>
+            <w:pPr>
+              <w:jc w:val="center"/>
+            </w:pPr>
+            <w:r>
+              <w:rPr>
+                <w:rFonts w:ascii="Calibri" w:hAnsi="Calibri" w:eastAsia="微軟正黑體"/>
+                <w:sz w:val="24"/>
+                <w:szCs w:val="24"/>
+              </w:rPr>
+              <w:t xml:space="preserve"> </w:t>
+            </w:r>
+            <w:r>
+              <w:rPr>
+                <w:rFonts w:ascii="Calibri" w:hAnsi="Calibri" w:eastAsia="微軟正黑體"/>
+                <w:sz w:val="24"/>
+                <w:szCs w:val="24"/>
+              </w:rPr>
+              <w:t xml:space="preserve">或</w:t>
+            </w:r>
+          </w:p>
+        </w:tc>
+        <w:tc>
+          <w:tcPr>
+            <w:tcW w:w="935" w:type="dxa"/>
+            <w:tcBorders>
+              <w:top w:val="single" w:sz="4" w:color="000000"/>
+              <w:left w:val="nil" w:sz="4" w:color="000000"/>
+              <w:bottom w:val="single" w:sz="4" w:color="000000"/>
+              <w:right w:val="nil" w:sz="4" w:color="000000"/>
+            </w:tcBorders>
+            <w:tcMar>
+              <w:top w:w="70" w:type="dxa"/>
+              <w:left w:w="110" w:type="dxa"/>
+              <w:bottom w:w="70" w:type="dxa"/>
+              <w:right w:w="110" w:type="dxa"/>
+            </w:tcMar>
+            <w:vAlign w:val="center"/>
+          </w:tcPr>
+          <w:p>
+            <w:pPr>
+              <w:jc w:val="right"/>
             </w:pPr>
             <w:r>
               <w:rPr>
@@ -2705,8 +4252,69 @@
                   </m:r>
                 </m:sub>
               </m:sSub>
-              <m:r>
-                <m:t xml:space="preserve">=−</m:t>
+            </m:oMath>
+          </w:p>
+        </w:tc>
+        <w:tc>
+          <w:tcPr>
+            <w:tcW w:w="411" w:type="dxa"/>
+            <w:tcBorders>
+              <w:top w:val="single" w:sz="4" w:color="000000"/>
+              <w:left w:val="nil" w:sz="4" w:color="000000"/>
+              <w:bottom w:val="single" w:sz="4" w:color="000000"/>
+              <w:right w:val="nil" w:sz="4" w:color="000000"/>
+            </w:tcBorders>
+            <w:tcMar>
+              <w:top w:w="70" w:type="dxa"/>
+              <w:left w:w="110" w:type="dxa"/>
+              <w:bottom w:w="70" w:type="dxa"/>
+              <w:right w:w="110" w:type="dxa"/>
+            </w:tcMar>
+            <w:vAlign w:val="center"/>
+          </w:tcPr>
+          <w:p>
+            <w:pPr>
+              <w:jc w:val="center"/>
+            </w:pPr>
+            <m:oMath>
+              <m:r>
+                <m:t xml:space="preserve">=</m:t>
+              </m:r>
+            </m:oMath>
+          </w:p>
+        </w:tc>
+        <w:tc>
+          <w:tcPr>
+            <w:tcW w:w="1388" w:type="dxa"/>
+            <w:tcBorders>
+              <w:top w:val="single" w:sz="4" w:color="000000"/>
+              <w:left w:val="nil" w:sz="4" w:color="000000"/>
+              <w:bottom w:val="single" w:sz="4" w:color="000000"/>
+              <w:right w:val="single" w:sz="4" w:color="000000"/>
+            </w:tcBorders>
+            <w:tcMar>
+              <w:top w:w="70" w:type="dxa"/>
+              <w:left w:w="110" w:type="dxa"/>
+              <w:bottom w:w="70" w:type="dxa"/>
+              <w:right w:w="110" w:type="dxa"/>
+            </w:tcMar>
+            <w:vAlign w:val="center"/>
+          </w:tcPr>
+          <w:p>
+            <w:pPr>
+              <w:jc w:val="left"/>
+            </w:pPr>
+            <w:r>
+              <w:rPr>
+                <w:rFonts w:ascii="Calibri" w:hAnsi="Calibri" w:eastAsia="微軟正黑體"/>
+                <w:sz w:val="24"/>
+                <w:szCs w:val="24"/>
+              </w:rPr>
+              <w:t xml:space="preserve"> </w:t>
+            </w:r>
+            <m:oMath>
+              <m:r>
+                <m:t xml:space="preserve">−</m:t>
               </m:r>
               <m:r>
                 <m:t xml:space="preserve">3</m:t>
@@ -2730,27 +4338,180 @@
         </w:tc>
         <w:tc>
           <w:tcPr>
-            <w:tcW w:w="5669" w:type="dxa"/>
-            <w:tcMar>
-              <w:top w:w="70" w:type="dxa"/>
-              <w:left w:w="110" w:type="dxa"/>
-              <w:bottom w:w="70" w:type="dxa"/>
-              <w:right w:w="110" w:type="dxa"/>
-            </w:tcMar>
-            <w:vAlign w:val="center"/>
-          </w:tcPr>
-          <w:p>
-            <w:pPr>
-              <w:spacing w:line="360" w:lineRule="auto" w:after="80"/>
-              <w:jc w:val="left"/>
-            </w:pPr>
-            <w:r>
-              <w:rPr>
-                <w:rFonts w:ascii="Calibri" w:hAnsi="Calibri" w:eastAsia="微軟正黑體"/>
-                <w:sz w:val="24"/>
-                <w:szCs w:val="24"/>
-              </w:rPr>
-              <w:t xml:space="preserve">取「−」號</w:t>
+            <w:tcW w:w="3854" w:type="dxa"/>
+            <w:tcBorders>
+              <w:top w:val="single" w:sz="4" w:color="000000"/>
+              <w:left w:val="single" w:sz="4" w:color="000000"/>
+              <w:bottom w:val="single" w:sz="4" w:color="000000"/>
+              <w:right w:val="single" w:sz="4" w:color="000000"/>
+            </w:tcBorders>
+            <w:tcMar>
+              <w:top w:w="70" w:type="dxa"/>
+              <w:left w:w="110" w:type="dxa"/>
+              <w:bottom w:w="70" w:type="dxa"/>
+              <w:right w:w="110" w:type="dxa"/>
+            </w:tcMar>
+            <w:vAlign w:val="center"/>
+          </w:tcPr>
+          <w:p>
+            <w:pPr>
+              <w:jc w:val="left"/>
+            </w:pPr>
+            <w:r>
+              <w:rPr>
+                <w:rFonts w:ascii="Calibri" w:hAnsi="Calibri" w:eastAsia="微軟正黑體"/>
+                <w:sz w:val="24"/>
+                <w:szCs w:val="24"/>
+              </w:rPr>
+              <w:t xml:space="preserve">兩支各自移項：+3 過等號變 −3</w:t>
+            </w:r>
+          </w:p>
+        </w:tc>
+      </w:tr>
+      <w:tr>
+        <w:trPr>
+          <w:cantSplit/>
+        </w:trPr>
+        <w:tc>
+          <w:tcPr>
+            <w:tcW w:w="7484" w:type="dxa"/>
+            <w:gridSpan w:val="7"/>
+            <w:tcBorders>
+              <w:top w:val="single" w:sz="4" w:color="000000"/>
+              <w:left w:val="single" w:sz="4" w:color="000000"/>
+              <w:bottom w:val="single" w:sz="4" w:color="000000"/>
+              <w:right w:val="single" w:sz="4" w:color="000000"/>
+            </w:tcBorders>
+            <w:tcMar>
+              <w:top w:w="70" w:type="dxa"/>
+              <w:left w:w="110" w:type="dxa"/>
+              <w:bottom w:w="70" w:type="dxa"/>
+              <w:right w:w="110" w:type="dxa"/>
+            </w:tcMar>
+            <w:vAlign w:val="center"/>
+          </w:tcPr>
+          <w:p>
+            <w:pPr>
+              <w:jc w:val="left"/>
+            </w:pPr>
+            <w:r>
+              <w:rPr>
+                <w:rFonts w:ascii="Calibri" w:hAnsi="Calibri" w:eastAsia="微軟正黑體"/>
+                <w:b/>
+                <w:bCs/>
+                <w:sz w:val="24"/>
+                <w:szCs w:val="24"/>
+              </w:rPr>
+              <w:t xml:space="preserve">∴ </w:t>
+            </w:r>
+            <m:oMath>
+              <m:sSub>
+                <m:e>
+                  <m:r>
+                    <m:t xml:space="preserve">x</m:t>
+                  </m:r>
+                </m:e>
+                <m:sub>
+                  <m:r>
+                    <m:t xml:space="preserve">1</m:t>
+                  </m:r>
+                </m:sub>
+              </m:sSub>
+              <m:r>
+                <m:t xml:space="preserve">=−</m:t>
+              </m:r>
+              <m:r>
+                <m:t xml:space="preserve">3</m:t>
+              </m:r>
+              <m:r>
+                <m:t xml:space="preserve">+</m:t>
+              </m:r>
+              <m:rad>
+                <m:radPr>
+                  <m:degHide m:val="1"/>
+                </m:radPr>
+                <m:deg/>
+                <m:e>
+                  <m:r>
+                    <m:t xml:space="preserve">10</m:t>
+                  </m:r>
+                </m:e>
+              </m:rad>
+            </m:oMath>
+            <w:r>
+              <w:rPr>
+                <w:rFonts w:ascii="Calibri" w:hAnsi="Calibri" w:eastAsia="微軟正黑體"/>
+                <w:b/>
+                <w:bCs/>
+                <w:sz w:val="24"/>
+                <w:szCs w:val="24"/>
+              </w:rPr>
+              <w:t xml:space="preserve"> 或 </w:t>
+            </w:r>
+            <m:oMath>
+              <m:sSub>
+                <m:e>
+                  <m:r>
+                    <m:t xml:space="preserve">x</m:t>
+                  </m:r>
+                </m:e>
+                <m:sub>
+                  <m:r>
+                    <m:t xml:space="preserve">2</m:t>
+                  </m:r>
+                </m:sub>
+              </m:sSub>
+              <m:r>
+                <m:t xml:space="preserve">=−</m:t>
+              </m:r>
+              <m:r>
+                <m:t xml:space="preserve">3</m:t>
+              </m:r>
+              <m:r>
+                <m:t xml:space="preserve">−</m:t>
+              </m:r>
+              <m:rad>
+                <m:radPr>
+                  <m:degHide m:val="1"/>
+                </m:radPr>
+                <m:deg/>
+                <m:e>
+                  <m:r>
+                    <m:t xml:space="preserve">10</m:t>
+                  </m:r>
+                </m:e>
+              </m:rad>
+            </m:oMath>
+          </w:p>
+        </w:tc>
+        <w:tc>
+          <w:tcPr>
+            <w:tcW w:w="3854" w:type="dxa"/>
+            <w:tcBorders>
+              <w:top w:val="single" w:sz="4" w:color="000000"/>
+              <w:left w:val="single" w:sz="4" w:color="000000"/>
+              <w:bottom w:val="single" w:sz="4" w:color="000000"/>
+              <w:right w:val="single" w:sz="4" w:color="000000"/>
+            </w:tcBorders>
+            <w:tcMar>
+              <w:top w:w="70" w:type="dxa"/>
+              <w:left w:w="110" w:type="dxa"/>
+              <w:bottom w:w="70" w:type="dxa"/>
+              <w:right w:w="110" w:type="dxa"/>
+            </w:tcMar>
+            <w:vAlign w:val="center"/>
+          </w:tcPr>
+          <w:p>
+            <w:pPr>
+              <w:jc w:val="left"/>
+            </w:pPr>
+            <w:r>
+              <w:rPr>
+                <w:rFonts w:ascii="Calibri" w:hAnsi="Calibri" w:eastAsia="微軟正黑體"/>
+                <w:sz w:val="24"/>
+                <w:szCs w:val="24"/>
+              </w:rPr>
+              <w:t xml:space="preserve">作答：最後一行用「∴」寫出兩個根</w:t>
             </w:r>
           </w:p>
         </w:tc>
@@ -3018,7 +4779,7 @@
                 <w:sz w:val="22"/>
                 <w:szCs w:val="22"/>
               </w:rPr>
-              <w:t xml:space="preserve">，套用手順卡①解出兩個根</w:t>
+              <w:t xml:space="preserve">，套用手順卡①分兩支解</w:t>
             </w:r>
           </w:p>
         </w:tc>
@@ -3030,6 +4791,37 @@
         <w:tc>
           <w:tcPr>
             <w:tcW w:w="11338" w:type="dxa"/>
+            <w:tcMar>
+              <w:top w:w="70" w:type="dxa"/>
+              <w:left w:w="110" w:type="dxa"/>
+              <w:bottom w:w="70" w:type="dxa"/>
+              <w:right w:w="110" w:type="dxa"/>
+            </w:tcMar>
+            <w:vAlign w:val="top"/>
+          </w:tcPr>
+          <w:p>
+            <w:pPr>
+              <w:spacing w:line="360" w:lineRule="auto" w:after="80"/>
+              <w:jc w:val="left"/>
+            </w:pPr>
+            <w:r>
+              <w:rPr>
+                <w:rFonts w:ascii="Calibri" w:hAnsi="Calibri" w:eastAsia="微軟正黑體"/>
+                <w:sz w:val="22"/>
+                <w:szCs w:val="22"/>
+              </w:rPr>
+              <w:t xml:space="preserve">5. 最後一行用「∴」寫答句</w:t>
+            </w:r>
+          </w:p>
+        </w:tc>
+      </w:tr>
+      <w:tr>
+        <w:trPr>
+          <w:cantSplit/>
+        </w:trPr>
+        <w:tc>
+          <w:tcPr>
+            <w:tcW w:w="11338" w:type="dxa"/>
             <w:shd w:val="clear" w:color="auto" w:fill="F0F0F0"/>
             <w:tcMar>
               <w:top w:w="70" w:type="dxa"/>
@@ -3050,7 +4842,7 @@
                 <w:sz w:val="19"/>
                 <w:szCs w:val="19"/>
               </w:rPr>
-              <w:t xml:space="preserve">（教師）褪除：第一次用：完整手順卡逐步跟 → 熟練後：只寫「除、移、配、降」四字提示 → 最後：直接用公式法</w:t>
+              <w:t xml:space="preserve">（教師）褪除：第一次用：完整手順卡逐步跟 → 熟練後：只寫「除、移、配、降、答」五字提示 → 最後：直接用公式法</w:t>
             </w:r>
           </w:p>
         </w:tc>
@@ -3297,6 +5089,20 @@
               </m:r>
             </m:oMath>
           </w:p>
+          <w:p>
+            <w:pPr>
+              <w:spacing w:line="360" w:lineRule="auto" w:after="80"/>
+              <w:jc w:val="left"/>
+            </w:pPr>
+            <w:r>
+              <w:rPr>
+                <w:rFonts w:ascii="Calibri" w:hAnsi="Calibri" w:eastAsia="微軟正黑體"/>
+                <w:sz w:val="21"/>
+                <w:szCs w:val="21"/>
+              </w:rPr>
+              <w:t xml:space="preserve">※ 公式本身用 ± 記法寫；一落到解題步驟，就要把 ± 拆成兩支，中間寫「或」。</w:t>
+            </w:r>
+          </w:p>
         </w:tc>
       </w:tr>
     </w:tbl>
@@ -3380,8 +5186,14 @@
         <w:tblLayout w:type="fixed"/>
       </w:tblPr>
       <w:tblGrid>
-        <w:gridCol w:w="5669"/>
-        <w:gridCol w:w="5669"/>
+        <w:gridCol w:w="1773"/>
+        <w:gridCol w:w="424"/>
+        <w:gridCol w:w="2158"/>
+        <w:gridCol w:w="539"/>
+        <w:gridCol w:w="963"/>
+        <w:gridCol w:w="424"/>
+        <w:gridCol w:w="1429"/>
+        <w:gridCol w:w="3628"/>
       </w:tblGrid>
       <w:tr>
         <w:trPr>
@@ -3390,7 +5202,8 @@
         </w:trPr>
         <w:tc>
           <w:tcPr>
-            <w:tcW w:w="5669" w:type="dxa"/>
+            <w:tcW w:w="7710" w:type="dxa"/>
+            <w:gridSpan w:val="7"/>
             <w:shd w:val="clear" w:color="auto" w:fill="F0F0F0"/>
             <w:tcMar>
               <w:top w:w="70" w:type="dxa"/>
@@ -3419,7 +5232,7 @@
         </w:tc>
         <w:tc>
           <w:tcPr>
-            <w:tcW w:w="5669" w:type="dxa"/>
+            <w:tcW w:w="3628" w:type="dxa"/>
             <w:shd w:val="clear" w:color="auto" w:fill="F0F0F0"/>
             <w:tcMar>
               <w:top w:w="70" w:type="dxa"/>
@@ -3453,19 +5266,24 @@
         </w:trPr>
         <w:tc>
           <w:tcPr>
-            <w:tcW w:w="5669" w:type="dxa"/>
-            <w:tcMar>
-              <w:top w:w="70" w:type="dxa"/>
-              <w:left w:w="110" w:type="dxa"/>
-              <w:bottom w:w="70" w:type="dxa"/>
-              <w:right w:w="110" w:type="dxa"/>
-            </w:tcMar>
-            <w:vAlign w:val="center"/>
-          </w:tcPr>
-          <w:p>
-            <w:pPr>
-              <w:spacing w:line="360" w:lineRule="auto" w:after="80"/>
-              <w:jc w:val="left"/>
+            <w:tcW w:w="1773" w:type="dxa"/>
+            <w:tcBorders>
+              <w:top w:val="single" w:sz="4" w:color="000000"/>
+              <w:left w:val="single" w:sz="4" w:color="000000"/>
+              <w:bottom w:val="single" w:sz="4" w:color="000000"/>
+              <w:right w:val="nil" w:sz="4" w:color="000000"/>
+            </w:tcBorders>
+            <w:tcMar>
+              <w:top w:w="70" w:type="dxa"/>
+              <w:left w:w="110" w:type="dxa"/>
+              <w:bottom w:w="70" w:type="dxa"/>
+              <w:right w:w="110" w:type="dxa"/>
+            </w:tcMar>
+            <w:vAlign w:val="center"/>
+          </w:tcPr>
+          <w:p>
+            <w:pPr>
+              <w:jc w:val="right"/>
             </w:pPr>
             <w:r>
               <w:rPr>
@@ -3503,9 +5321,68 @@
               <m:r>
                 <m:t xml:space="preserve">)</m:t>
               </m:r>
+            </m:oMath>
+          </w:p>
+        </w:tc>
+        <w:tc>
+          <w:tcPr>
+            <w:tcW w:w="424" w:type="dxa"/>
+            <w:tcBorders>
+              <w:top w:val="single" w:sz="4" w:color="000000"/>
+              <w:left w:val="nil" w:sz="4" w:color="000000"/>
+              <w:bottom w:val="single" w:sz="4" w:color="000000"/>
+              <w:right w:val="nil" w:sz="4" w:color="000000"/>
+            </w:tcBorders>
+            <w:tcMar>
+              <w:top w:w="70" w:type="dxa"/>
+              <w:left w:w="110" w:type="dxa"/>
+              <w:bottom w:w="70" w:type="dxa"/>
+              <w:right w:w="110" w:type="dxa"/>
+            </w:tcMar>
+            <w:vAlign w:val="center"/>
+          </w:tcPr>
+          <w:p>
+            <w:pPr>
+              <w:jc w:val="center"/>
+            </w:pPr>
+            <m:oMath>
               <m:r>
                 <m:t xml:space="preserve">=</m:t>
               </m:r>
+            </m:oMath>
+          </w:p>
+        </w:tc>
+        <w:tc>
+          <w:tcPr>
+            <w:tcW w:w="5513" w:type="dxa"/>
+            <w:gridSpan w:val="5"/>
+            <w:tcBorders>
+              <w:top w:val="single" w:sz="4" w:color="000000"/>
+              <w:left w:val="nil" w:sz="4" w:color="000000"/>
+              <w:bottom w:val="single" w:sz="4" w:color="000000"/>
+              <w:right w:val="single" w:sz="4" w:color="000000"/>
+            </w:tcBorders>
+            <w:tcMar>
+              <w:top w:w="70" w:type="dxa"/>
+              <w:left w:w="110" w:type="dxa"/>
+              <w:bottom w:w="70" w:type="dxa"/>
+              <w:right w:w="110" w:type="dxa"/>
+            </w:tcMar>
+            <w:vAlign w:val="center"/>
+          </w:tcPr>
+          <w:p>
+            <w:pPr>
+              <w:jc w:val="left"/>
+            </w:pPr>
+            <w:r>
+              <w:rPr>
+                <w:rFonts w:ascii="Calibri" w:hAnsi="Calibri" w:eastAsia="微軟正黑體"/>
+                <w:sz w:val="24"/>
+                <w:szCs w:val="24"/>
+              </w:rPr>
+              <w:t xml:space="preserve"> </w:t>
+            </w:r>
+            <m:oMath>
               <m:r>
                 <m:t xml:space="preserve">3</m:t>
               </m:r>
@@ -3523,18 +5400,23 @@
         </w:tc>
         <w:tc>
           <w:tcPr>
-            <w:tcW w:w="5669" w:type="dxa"/>
-            <w:tcMar>
-              <w:top w:w="70" w:type="dxa"/>
-              <w:left w:w="110" w:type="dxa"/>
-              <w:bottom w:w="70" w:type="dxa"/>
-              <w:right w:w="110" w:type="dxa"/>
-            </w:tcMar>
-            <w:vAlign w:val="center"/>
-          </w:tcPr>
-          <w:p>
-            <w:pPr>
-              <w:spacing w:line="360" w:lineRule="auto" w:after="80"/>
+            <w:tcW w:w="3628" w:type="dxa"/>
+            <w:tcBorders>
+              <w:top w:val="single" w:sz="4" w:color="000000"/>
+              <w:left w:val="single" w:sz="4" w:color="000000"/>
+              <w:bottom w:val="single" w:sz="4" w:color="000000"/>
+              <w:right w:val="single" w:sz="4" w:color="000000"/>
+            </w:tcBorders>
+            <w:tcMar>
+              <w:top w:w="70" w:type="dxa"/>
+              <w:left w:w="110" w:type="dxa"/>
+              <w:bottom w:w="70" w:type="dxa"/>
+              <w:right w:w="110" w:type="dxa"/>
+            </w:tcMar>
+            <w:vAlign w:val="center"/>
+          </w:tcPr>
+          <w:p>
+            <w:pPr>
               <w:jc w:val="left"/>
             </w:pPr>
             <w:r>
@@ -3554,19 +5436,24 @@
         </w:trPr>
         <w:tc>
           <w:tcPr>
-            <w:tcW w:w="5669" w:type="dxa"/>
-            <w:tcMar>
-              <w:top w:w="70" w:type="dxa"/>
-              <w:left w:w="110" w:type="dxa"/>
-              <w:bottom w:w="70" w:type="dxa"/>
-              <w:right w:w="110" w:type="dxa"/>
-            </w:tcMar>
-            <w:vAlign w:val="center"/>
-          </w:tcPr>
-          <w:p>
-            <w:pPr>
-              <w:spacing w:line="360" w:lineRule="auto" w:after="80"/>
-              <w:jc w:val="left"/>
+            <w:tcW w:w="1773" w:type="dxa"/>
+            <w:tcBorders>
+              <w:top w:val="single" w:sz="4" w:color="000000"/>
+              <w:left w:val="single" w:sz="4" w:color="000000"/>
+              <w:bottom w:val="single" w:sz="4" w:color="000000"/>
+              <w:right w:val="nil" w:sz="4" w:color="000000"/>
+            </w:tcBorders>
+            <w:tcMar>
+              <w:top w:w="70" w:type="dxa"/>
+              <w:left w:w="110" w:type="dxa"/>
+              <w:bottom w:w="70" w:type="dxa"/>
+              <w:right w:w="110" w:type="dxa"/>
+            </w:tcMar>
+            <w:vAlign w:val="center"/>
+          </w:tcPr>
+          <w:p>
+            <w:pPr>
+              <w:jc w:val="right"/>
             </w:pPr>
             <w:r>
               <w:rPr>
@@ -3598,9 +5485,68 @@
               <m:r>
                 <m:t xml:space="preserve">2</m:t>
               </m:r>
+            </m:oMath>
+          </w:p>
+        </w:tc>
+        <w:tc>
+          <w:tcPr>
+            <w:tcW w:w="424" w:type="dxa"/>
+            <w:tcBorders>
+              <w:top w:val="single" w:sz="4" w:color="000000"/>
+              <w:left w:val="nil" w:sz="4" w:color="000000"/>
+              <w:bottom w:val="single" w:sz="4" w:color="000000"/>
+              <w:right w:val="nil" w:sz="4" w:color="000000"/>
+            </w:tcBorders>
+            <w:tcMar>
+              <w:top w:w="70" w:type="dxa"/>
+              <w:left w:w="110" w:type="dxa"/>
+              <w:bottom w:w="70" w:type="dxa"/>
+              <w:right w:w="110" w:type="dxa"/>
+            </w:tcMar>
+            <w:vAlign w:val="center"/>
+          </w:tcPr>
+          <w:p>
+            <w:pPr>
+              <w:jc w:val="center"/>
+            </w:pPr>
+            <m:oMath>
               <m:r>
                 <m:t xml:space="preserve">=</m:t>
               </m:r>
+            </m:oMath>
+          </w:p>
+        </w:tc>
+        <w:tc>
+          <w:tcPr>
+            <w:tcW w:w="5513" w:type="dxa"/>
+            <w:gridSpan w:val="5"/>
+            <w:tcBorders>
+              <w:top w:val="single" w:sz="4" w:color="000000"/>
+              <w:left w:val="nil" w:sz="4" w:color="000000"/>
+              <w:bottom w:val="single" w:sz="4" w:color="000000"/>
+              <w:right w:val="single" w:sz="4" w:color="000000"/>
+            </w:tcBorders>
+            <w:tcMar>
+              <w:top w:w="70" w:type="dxa"/>
+              <w:left w:w="110" w:type="dxa"/>
+              <w:bottom w:w="70" w:type="dxa"/>
+              <w:right w:w="110" w:type="dxa"/>
+            </w:tcMar>
+            <w:vAlign w:val="center"/>
+          </w:tcPr>
+          <w:p>
+            <w:pPr>
+              <w:jc w:val="left"/>
+            </w:pPr>
+            <w:r>
+              <w:rPr>
+                <w:rFonts w:ascii="Calibri" w:hAnsi="Calibri" w:eastAsia="微軟正黑體"/>
+                <w:sz w:val="24"/>
+                <w:szCs w:val="24"/>
+              </w:rPr>
+              <w:t xml:space="preserve"> </w:t>
+            </w:r>
+            <m:oMath>
               <m:r>
                 <m:t xml:space="preserve">3</m:t>
               </m:r>
@@ -3618,18 +5564,23 @@
         </w:tc>
         <w:tc>
           <w:tcPr>
-            <w:tcW w:w="5669" w:type="dxa"/>
-            <w:tcMar>
-              <w:top w:w="70" w:type="dxa"/>
-              <w:left w:w="110" w:type="dxa"/>
-              <w:bottom w:w="70" w:type="dxa"/>
-              <w:right w:w="110" w:type="dxa"/>
-            </w:tcMar>
-            <w:vAlign w:val="center"/>
-          </w:tcPr>
-          <w:p>
-            <w:pPr>
-              <w:spacing w:line="360" w:lineRule="auto" w:after="80"/>
+            <w:tcW w:w="3628" w:type="dxa"/>
+            <w:tcBorders>
+              <w:top w:val="single" w:sz="4" w:color="000000"/>
+              <w:left w:val="single" w:sz="4" w:color="000000"/>
+              <w:bottom w:val="single" w:sz="4" w:color="000000"/>
+              <w:right w:val="single" w:sz="4" w:color="000000"/>
+            </w:tcBorders>
+            <w:tcMar>
+              <w:top w:w="70" w:type="dxa"/>
+              <w:left w:w="110" w:type="dxa"/>
+              <w:bottom w:w="70" w:type="dxa"/>
+              <w:right w:w="110" w:type="dxa"/>
+            </w:tcMar>
+            <w:vAlign w:val="center"/>
+          </w:tcPr>
+          <w:p>
+            <w:pPr>
               <w:jc w:val="left"/>
             </w:pPr>
             <w:r>
@@ -3649,19 +5600,24 @@
         </w:trPr>
         <w:tc>
           <w:tcPr>
-            <w:tcW w:w="5669" w:type="dxa"/>
-            <w:tcMar>
-              <w:top w:w="70" w:type="dxa"/>
-              <w:left w:w="110" w:type="dxa"/>
-              <w:bottom w:w="70" w:type="dxa"/>
-              <w:right w:w="110" w:type="dxa"/>
-            </w:tcMar>
-            <w:vAlign w:val="center"/>
-          </w:tcPr>
-          <w:p>
-            <w:pPr>
-              <w:spacing w:line="360" w:lineRule="auto" w:after="80"/>
-              <w:jc w:val="left"/>
+            <w:tcW w:w="1773" w:type="dxa"/>
+            <w:tcBorders>
+              <w:top w:val="single" w:sz="4" w:color="000000"/>
+              <w:left w:val="single" w:sz="4" w:color="000000"/>
+              <w:bottom w:val="single" w:sz="4" w:color="000000"/>
+              <w:right w:val="nil" w:sz="4" w:color="000000"/>
+            </w:tcBorders>
+            <w:tcMar>
+              <w:top w:w="70" w:type="dxa"/>
+              <w:left w:w="110" w:type="dxa"/>
+              <w:bottom w:w="70" w:type="dxa"/>
+              <w:right w:w="110" w:type="dxa"/>
+            </w:tcMar>
+            <w:vAlign w:val="center"/>
+          </w:tcPr>
+          <w:p>
+            <w:pPr>
+              <w:jc w:val="right"/>
             </w:pPr>
             <w:r>
               <w:rPr>
@@ -3702,9 +5658,68 @@
               <m:r>
                 <m:t xml:space="preserve">5</m:t>
               </m:r>
+            </m:oMath>
+          </w:p>
+        </w:tc>
+        <w:tc>
+          <w:tcPr>
+            <w:tcW w:w="424" w:type="dxa"/>
+            <w:tcBorders>
+              <w:top w:val="single" w:sz="4" w:color="000000"/>
+              <w:left w:val="nil" w:sz="4" w:color="000000"/>
+              <w:bottom w:val="single" w:sz="4" w:color="000000"/>
+              <w:right w:val="nil" w:sz="4" w:color="000000"/>
+            </w:tcBorders>
+            <w:tcMar>
+              <w:top w:w="70" w:type="dxa"/>
+              <w:left w:w="110" w:type="dxa"/>
+              <w:bottom w:w="70" w:type="dxa"/>
+              <w:right w:w="110" w:type="dxa"/>
+            </w:tcMar>
+            <w:vAlign w:val="center"/>
+          </w:tcPr>
+          <w:p>
+            <w:pPr>
+              <w:jc w:val="center"/>
+            </w:pPr>
+            <m:oMath>
               <m:r>
                 <m:t xml:space="preserve">=</m:t>
               </m:r>
+            </m:oMath>
+          </w:p>
+        </w:tc>
+        <w:tc>
+          <w:tcPr>
+            <w:tcW w:w="5513" w:type="dxa"/>
+            <w:gridSpan w:val="5"/>
+            <w:tcBorders>
+              <w:top w:val="single" w:sz="4" w:color="000000"/>
+              <w:left w:val="nil" w:sz="4" w:color="000000"/>
+              <w:bottom w:val="single" w:sz="4" w:color="000000"/>
+              <w:right w:val="single" w:sz="4" w:color="000000"/>
+            </w:tcBorders>
+            <w:tcMar>
+              <w:top w:w="70" w:type="dxa"/>
+              <w:left w:w="110" w:type="dxa"/>
+              <w:bottom w:w="70" w:type="dxa"/>
+              <w:right w:w="110" w:type="dxa"/>
+            </w:tcMar>
+            <w:vAlign w:val="center"/>
+          </w:tcPr>
+          <w:p>
+            <w:pPr>
+              <w:jc w:val="left"/>
+            </w:pPr>
+            <w:r>
+              <w:rPr>
+                <w:rFonts w:ascii="Calibri" w:hAnsi="Calibri" w:eastAsia="微軟正黑體"/>
+                <w:sz w:val="24"/>
+                <w:szCs w:val="24"/>
+              </w:rPr>
+              <w:t xml:space="preserve"> </w:t>
+            </w:r>
+            <m:oMath>
               <m:r>
                 <m:t xml:space="preserve">0</m:t>
               </m:r>
@@ -3713,18 +5728,23 @@
         </w:tc>
         <w:tc>
           <w:tcPr>
-            <w:tcW w:w="5669" w:type="dxa"/>
-            <w:tcMar>
-              <w:top w:w="70" w:type="dxa"/>
-              <w:left w:w="110" w:type="dxa"/>
-              <w:bottom w:w="70" w:type="dxa"/>
-              <w:right w:w="110" w:type="dxa"/>
-            </w:tcMar>
-            <w:vAlign w:val="center"/>
-          </w:tcPr>
-          <w:p>
-            <w:pPr>
-              <w:spacing w:line="360" w:lineRule="auto" w:after="80"/>
+            <w:tcW w:w="3628" w:type="dxa"/>
+            <w:tcBorders>
+              <w:top w:val="single" w:sz="4" w:color="000000"/>
+              <w:left w:val="single" w:sz="4" w:color="000000"/>
+              <w:bottom w:val="single" w:sz="4" w:color="000000"/>
+              <w:right w:val="single" w:sz="4" w:color="000000"/>
+            </w:tcBorders>
+            <w:tcMar>
+              <w:top w:w="70" w:type="dxa"/>
+              <w:left w:w="110" w:type="dxa"/>
+              <w:bottom w:w="70" w:type="dxa"/>
+              <w:right w:w="110" w:type="dxa"/>
+            </w:tcMar>
+            <w:vAlign w:val="center"/>
+          </w:tcPr>
+          <w:p>
+            <w:pPr>
               <w:jc w:val="left"/>
             </w:pPr>
             <w:r>
@@ -3738,7 +5758,6 @@
           </w:p>
           <w:p>
             <w:pPr>
-              <w:spacing w:line="360" w:lineRule="auto" w:after="80"/>
               <w:jc w:val="left"/>
             </w:pPr>
             <w:r>
@@ -3758,28 +5777,26 @@
         </w:trPr>
         <w:tc>
           <w:tcPr>
-            <w:tcW w:w="5669" w:type="dxa"/>
-            <w:tcMar>
-              <w:top w:w="70" w:type="dxa"/>
-              <w:left w:w="110" w:type="dxa"/>
-              <w:bottom w:w="70" w:type="dxa"/>
-              <w:right w:w="110" w:type="dxa"/>
-            </w:tcMar>
-            <w:vAlign w:val="center"/>
-          </w:tcPr>
-          <w:p>
-            <w:pPr>
-              <w:spacing w:line="360" w:lineRule="auto" w:after="80"/>
-              <w:jc w:val="left"/>
-            </w:pPr>
-            <w:r>
-              <w:rPr>
-                <w:rFonts w:ascii="Calibri" w:hAnsi="Calibri" w:eastAsia="微軟正黑體"/>
-                <w:sz w:val="24"/>
-                <w:szCs w:val="24"/>
-              </w:rPr>
-              <w:t xml:space="preserve"> </w:t>
-            </w:r>
+            <w:tcW w:w="7710" w:type="dxa"/>
+            <w:gridSpan w:val="7"/>
+            <w:tcBorders>
+              <w:top w:val="single" w:sz="4" w:color="000000"/>
+              <w:left w:val="single" w:sz="4" w:color="000000"/>
+              <w:bottom w:val="single" w:sz="4" w:color="000000"/>
+              <w:right w:val="single" w:sz="4" w:color="000000"/>
+            </w:tcBorders>
+            <w:tcMar>
+              <w:top w:w="70" w:type="dxa"/>
+              <w:left w:w="110" w:type="dxa"/>
+              <w:bottom w:w="70" w:type="dxa"/>
+              <w:right w:w="110" w:type="dxa"/>
+            </w:tcMar>
+            <w:vAlign w:val="center"/>
+          </w:tcPr>
+          <w:p>
+            <w:pPr>
+              <w:jc w:val="left"/>
+            </w:pPr>
             <w:r>
               <w:rPr>
                 <w:rFonts w:ascii="Calibri" w:hAnsi="Calibri" w:eastAsia="微軟正黑體"/>
@@ -3792,27 +5809,32 @@
         </w:tc>
         <w:tc>
           <w:tcPr>
-            <w:tcW w:w="5669" w:type="dxa"/>
-            <w:tcMar>
-              <w:top w:w="70" w:type="dxa"/>
-              <w:left w:w="110" w:type="dxa"/>
-              <w:bottom w:w="70" w:type="dxa"/>
-              <w:right w:w="110" w:type="dxa"/>
-            </w:tcMar>
-            <w:vAlign w:val="center"/>
-          </w:tcPr>
-          <w:p>
-            <w:pPr>
-              <w:spacing w:line="360" w:lineRule="auto" w:after="80"/>
-              <w:jc w:val="left"/>
-            </w:pPr>
-            <w:r>
-              <w:rPr>
-                <w:rFonts w:ascii="Calibri" w:hAnsi="Calibri" w:eastAsia="微軟正黑體"/>
-                <w:sz w:val="24"/>
-                <w:szCs w:val="24"/>
-              </w:rPr>
-              <w:t xml:space="preserve">對照一般式讀出三個係數</w:t>
+            <w:tcW w:w="3628" w:type="dxa"/>
+            <w:tcBorders>
+              <w:top w:val="single" w:sz="4" w:color="000000"/>
+              <w:left w:val="single" w:sz="4" w:color="000000"/>
+              <w:bottom w:val="single" w:sz="4" w:color="000000"/>
+              <w:right w:val="single" w:sz="4" w:color="000000"/>
+            </w:tcBorders>
+            <w:tcMar>
+              <w:top w:w="70" w:type="dxa"/>
+              <w:left w:w="110" w:type="dxa"/>
+              <w:bottom w:w="70" w:type="dxa"/>
+              <w:right w:w="110" w:type="dxa"/>
+            </w:tcMar>
+            <w:vAlign w:val="center"/>
+          </w:tcPr>
+          <w:p>
+            <w:pPr>
+              <w:jc w:val="left"/>
+            </w:pPr>
+            <w:r>
+              <w:rPr>
+                <w:rFonts w:ascii="Calibri" w:hAnsi="Calibri" w:eastAsia="微軟正黑體"/>
+                <w:sz w:val="24"/>
+                <w:szCs w:val="24"/>
+              </w:rPr>
+              <w:t xml:space="preserve">對照一般式讀出三個係數（這一行不是方程，不參與等號對齊）</w:t>
             </w:r>
           </w:p>
         </w:tc>
@@ -3823,19 +5845,24 @@
         </w:trPr>
         <w:tc>
           <w:tcPr>
-            <w:tcW w:w="5669" w:type="dxa"/>
-            <w:tcMar>
-              <w:top w:w="70" w:type="dxa"/>
-              <w:left w:w="110" w:type="dxa"/>
-              <w:bottom w:w="70" w:type="dxa"/>
-              <w:right w:w="110" w:type="dxa"/>
-            </w:tcMar>
-            <w:vAlign w:val="center"/>
-          </w:tcPr>
-          <w:p>
-            <w:pPr>
-              <w:spacing w:line="360" w:lineRule="auto" w:after="80"/>
-              <w:jc w:val="left"/>
+            <w:tcW w:w="1773" w:type="dxa"/>
+            <w:tcBorders>
+              <w:top w:val="single" w:sz="4" w:color="000000"/>
+              <w:left w:val="single" w:sz="4" w:color="000000"/>
+              <w:bottom w:val="single" w:sz="4" w:color="000000"/>
+              <w:right w:val="nil" w:sz="4" w:color="000000"/>
+            </w:tcBorders>
+            <w:tcMar>
+              <w:top w:w="70" w:type="dxa"/>
+              <w:left w:w="110" w:type="dxa"/>
+              <w:bottom w:w="70" w:type="dxa"/>
+              <w:right w:w="110" w:type="dxa"/>
+            </w:tcMar>
+            <w:vAlign w:val="center"/>
+          </w:tcPr>
+          <w:p>
+            <w:pPr>
+              <w:jc w:val="right"/>
             </w:pPr>
             <w:r>
               <w:rPr>
@@ -3847,8 +5874,70 @@
             </w:r>
             <m:oMath>
               <m:r>
-                <m:t xml:space="preserve">Δ=</m:t>
-              </m:r>
+                <m:t xml:space="preserve">Δ</m:t>
+              </m:r>
+            </m:oMath>
+          </w:p>
+        </w:tc>
+        <w:tc>
+          <w:tcPr>
+            <w:tcW w:w="424" w:type="dxa"/>
+            <w:tcBorders>
+              <w:top w:val="single" w:sz="4" w:color="000000"/>
+              <w:left w:val="nil" w:sz="4" w:color="000000"/>
+              <w:bottom w:val="single" w:sz="4" w:color="000000"/>
+              <w:right w:val="nil" w:sz="4" w:color="000000"/>
+            </w:tcBorders>
+            <w:tcMar>
+              <w:top w:w="70" w:type="dxa"/>
+              <w:left w:w="110" w:type="dxa"/>
+              <w:bottom w:w="70" w:type="dxa"/>
+              <w:right w:w="110" w:type="dxa"/>
+            </w:tcMar>
+            <w:vAlign w:val="center"/>
+          </w:tcPr>
+          <w:p>
+            <w:pPr>
+              <w:jc w:val="center"/>
+            </w:pPr>
+            <m:oMath>
+              <m:r>
+                <m:t xml:space="preserve">=</m:t>
+              </m:r>
+            </m:oMath>
+          </w:p>
+        </w:tc>
+        <w:tc>
+          <w:tcPr>
+            <w:tcW w:w="5513" w:type="dxa"/>
+            <w:gridSpan w:val="5"/>
+            <w:tcBorders>
+              <w:top w:val="single" w:sz="4" w:color="000000"/>
+              <w:left w:val="nil" w:sz="4" w:color="000000"/>
+              <w:bottom w:val="single" w:sz="4" w:color="000000"/>
+              <w:right w:val="single" w:sz="4" w:color="000000"/>
+            </w:tcBorders>
+            <w:tcMar>
+              <w:top w:w="70" w:type="dxa"/>
+              <w:left w:w="110" w:type="dxa"/>
+              <w:bottom w:w="70" w:type="dxa"/>
+              <w:right w:w="110" w:type="dxa"/>
+            </w:tcMar>
+            <w:vAlign w:val="center"/>
+          </w:tcPr>
+          <w:p>
+            <w:pPr>
+              <w:jc w:val="left"/>
+            </w:pPr>
+            <w:r>
+              <w:rPr>
+                <w:rFonts w:ascii="Calibri" w:hAnsi="Calibri" w:eastAsia="微軟正黑體"/>
+                <w:sz w:val="24"/>
+                <w:szCs w:val="24"/>
+              </w:rPr>
+              <w:t xml:space="preserve"> </w:t>
+            </w:r>
+            <m:oMath>
               <m:sSup>
                 <m:e>
                   <m:r>
@@ -3878,18 +5967,23 @@
         </w:tc>
         <w:tc>
           <w:tcPr>
-            <w:tcW w:w="5669" w:type="dxa"/>
-            <w:tcMar>
-              <w:top w:w="70" w:type="dxa"/>
-              <w:left w:w="110" w:type="dxa"/>
-              <w:bottom w:w="70" w:type="dxa"/>
-              <w:right w:w="110" w:type="dxa"/>
-            </w:tcMar>
-            <w:vAlign w:val="center"/>
-          </w:tcPr>
-          <w:p>
-            <w:pPr>
-              <w:spacing w:line="360" w:lineRule="auto" w:after="80"/>
+            <w:tcW w:w="3628" w:type="dxa"/>
+            <w:tcBorders>
+              <w:top w:val="single" w:sz="4" w:color="000000"/>
+              <w:left w:val="single" w:sz="4" w:color="000000"/>
+              <w:bottom w:val="single" w:sz="4" w:color="000000"/>
+              <w:right w:val="single" w:sz="4" w:color="000000"/>
+            </w:tcBorders>
+            <w:tcMar>
+              <w:top w:w="70" w:type="dxa"/>
+              <w:left w:w="110" w:type="dxa"/>
+              <w:bottom w:w="70" w:type="dxa"/>
+              <w:right w:w="110" w:type="dxa"/>
+            </w:tcMar>
+            <w:vAlign w:val="center"/>
+          </w:tcPr>
+          <w:p>
+            <w:pPr>
               <w:jc w:val="left"/>
             </w:pPr>
             <w:r>
@@ -3909,19 +6003,24 @@
         </w:trPr>
         <w:tc>
           <w:tcPr>
-            <w:tcW w:w="5669" w:type="dxa"/>
-            <w:tcMar>
-              <w:top w:w="70" w:type="dxa"/>
-              <w:left w:w="110" w:type="dxa"/>
-              <w:bottom w:w="70" w:type="dxa"/>
-              <w:right w:w="110" w:type="dxa"/>
-            </w:tcMar>
-            <w:vAlign w:val="center"/>
-          </w:tcPr>
-          <w:p>
-            <w:pPr>
-              <w:spacing w:line="360" w:lineRule="auto" w:after="80"/>
-              <w:jc w:val="left"/>
+            <w:tcW w:w="1773" w:type="dxa"/>
+            <w:tcBorders>
+              <w:top w:val="single" w:sz="4" w:color="000000"/>
+              <w:left w:val="single" w:sz="4" w:color="000000"/>
+              <w:bottom w:val="single" w:sz="4" w:color="000000"/>
+              <w:right w:val="nil" w:sz="4" w:color="000000"/>
+            </w:tcBorders>
+            <w:tcMar>
+              <w:top w:w="70" w:type="dxa"/>
+              <w:left w:w="110" w:type="dxa"/>
+              <w:bottom w:w="70" w:type="dxa"/>
+              <w:right w:w="110" w:type="dxa"/>
+            </w:tcMar>
+            <w:vAlign w:val="center"/>
+          </w:tcPr>
+          <w:p>
+            <w:pPr>
+              <w:jc w:val="right"/>
             </w:pPr>
             <w:r>
               <w:rPr>
@@ -3933,8 +6032,70 @@
             </w:r>
             <m:oMath>
               <m:r>
-                <m:t xml:space="preserve">Δ=</m:t>
-              </m:r>
+                <m:t xml:space="preserve">Δ</m:t>
+              </m:r>
+            </m:oMath>
+          </w:p>
+        </w:tc>
+        <w:tc>
+          <w:tcPr>
+            <w:tcW w:w="424" w:type="dxa"/>
+            <w:tcBorders>
+              <w:top w:val="single" w:sz="4" w:color="000000"/>
+              <w:left w:val="nil" w:sz="4" w:color="000000"/>
+              <w:bottom w:val="single" w:sz="4" w:color="000000"/>
+              <w:right w:val="nil" w:sz="4" w:color="000000"/>
+            </w:tcBorders>
+            <w:tcMar>
+              <w:top w:w="70" w:type="dxa"/>
+              <w:left w:w="110" w:type="dxa"/>
+              <w:bottom w:w="70" w:type="dxa"/>
+              <w:right w:w="110" w:type="dxa"/>
+            </w:tcMar>
+            <w:vAlign w:val="center"/>
+          </w:tcPr>
+          <w:p>
+            <w:pPr>
+              <w:jc w:val="center"/>
+            </w:pPr>
+            <m:oMath>
+              <m:r>
+                <m:t xml:space="preserve">=</m:t>
+              </m:r>
+            </m:oMath>
+          </w:p>
+        </w:tc>
+        <w:tc>
+          <w:tcPr>
+            <w:tcW w:w="5513" w:type="dxa"/>
+            <w:gridSpan w:val="5"/>
+            <w:tcBorders>
+              <w:top w:val="single" w:sz="4" w:color="000000"/>
+              <w:left w:val="nil" w:sz="4" w:color="000000"/>
+              <w:bottom w:val="single" w:sz="4" w:color="000000"/>
+              <w:right w:val="single" w:sz="4" w:color="000000"/>
+            </w:tcBorders>
+            <w:tcMar>
+              <w:top w:w="70" w:type="dxa"/>
+              <w:left w:w="110" w:type="dxa"/>
+              <w:bottom w:w="70" w:type="dxa"/>
+              <w:right w:w="110" w:type="dxa"/>
+            </w:tcMar>
+            <w:vAlign w:val="center"/>
+          </w:tcPr>
+          <w:p>
+            <w:pPr>
+              <w:jc w:val="left"/>
+            </w:pPr>
+            <w:r>
+              <w:rPr>
+                <w:rFonts w:ascii="Calibri" w:hAnsi="Calibri" w:eastAsia="微軟正黑體"/>
+                <w:sz w:val="24"/>
+                <w:szCs w:val="24"/>
+              </w:rPr>
+              <w:t xml:space="preserve"> </w:t>
+            </w:r>
+            <m:oMath>
               <m:sSup>
                 <m:e>
                   <m:r>
@@ -3988,18 +6149,23 @@
         </w:tc>
         <w:tc>
           <w:tcPr>
-            <w:tcW w:w="5669" w:type="dxa"/>
-            <w:tcMar>
-              <w:top w:w="70" w:type="dxa"/>
-              <w:left w:w="110" w:type="dxa"/>
-              <w:bottom w:w="70" w:type="dxa"/>
-              <w:right w:w="110" w:type="dxa"/>
-            </w:tcMar>
-            <w:vAlign w:val="center"/>
-          </w:tcPr>
-          <w:p>
-            <w:pPr>
-              <w:spacing w:line="360" w:lineRule="auto" w:after="80"/>
+            <w:tcW w:w="3628" w:type="dxa"/>
+            <w:tcBorders>
+              <w:top w:val="single" w:sz="4" w:color="000000"/>
+              <w:left w:val="single" w:sz="4" w:color="000000"/>
+              <w:bottom w:val="single" w:sz="4" w:color="000000"/>
+              <w:right w:val="single" w:sz="4" w:color="000000"/>
+            </w:tcBorders>
+            <w:tcMar>
+              <w:top w:w="70" w:type="dxa"/>
+              <w:left w:w="110" w:type="dxa"/>
+              <w:bottom w:w="70" w:type="dxa"/>
+              <w:right w:w="110" w:type="dxa"/>
+            </w:tcMar>
+            <w:vAlign w:val="center"/>
+          </w:tcPr>
+          <w:p>
+            <w:pPr>
               <w:jc w:val="left"/>
             </w:pPr>
             <w:r>
@@ -4013,7 +6179,6 @@
           </w:p>
           <w:p>
             <w:pPr>
-              <w:spacing w:line="360" w:lineRule="auto" w:after="80"/>
               <w:jc w:val="left"/>
             </w:pPr>
             <w:r>
@@ -4070,19 +6235,24 @@
         </w:trPr>
         <w:tc>
           <w:tcPr>
-            <w:tcW w:w="5669" w:type="dxa"/>
-            <w:tcMar>
-              <w:top w:w="70" w:type="dxa"/>
-              <w:left w:w="110" w:type="dxa"/>
-              <w:bottom w:w="70" w:type="dxa"/>
-              <w:right w:w="110" w:type="dxa"/>
-            </w:tcMar>
-            <w:vAlign w:val="center"/>
-          </w:tcPr>
-          <w:p>
-            <w:pPr>
-              <w:spacing w:line="360" w:lineRule="auto" w:after="80"/>
-              <w:jc w:val="left"/>
+            <w:tcW w:w="1773" w:type="dxa"/>
+            <w:tcBorders>
+              <w:top w:val="single" w:sz="4" w:color="000000"/>
+              <w:left w:val="single" w:sz="4" w:color="000000"/>
+              <w:bottom w:val="single" w:sz="4" w:color="000000"/>
+              <w:right w:val="nil" w:sz="4" w:color="000000"/>
+            </w:tcBorders>
+            <w:tcMar>
+              <w:top w:w="70" w:type="dxa"/>
+              <w:left w:w="110" w:type="dxa"/>
+              <w:bottom w:w="70" w:type="dxa"/>
+              <w:right w:w="110" w:type="dxa"/>
+            </w:tcMar>
+            <w:vAlign w:val="center"/>
+          </w:tcPr>
+          <w:p>
+            <w:pPr>
+              <w:jc w:val="right"/>
             </w:pPr>
             <w:r>
               <w:rPr>
@@ -4094,8 +6264,70 @@
             </w:r>
             <m:oMath>
               <m:r>
-                <m:t xml:space="preserve">Δ=</m:t>
-              </m:r>
+                <m:t xml:space="preserve">Δ</m:t>
+              </m:r>
+            </m:oMath>
+          </w:p>
+        </w:tc>
+        <w:tc>
+          <w:tcPr>
+            <w:tcW w:w="424" w:type="dxa"/>
+            <w:tcBorders>
+              <w:top w:val="single" w:sz="4" w:color="000000"/>
+              <w:left w:val="nil" w:sz="4" w:color="000000"/>
+              <w:bottom w:val="single" w:sz="4" w:color="000000"/>
+              <w:right w:val="nil" w:sz="4" w:color="000000"/>
+            </w:tcBorders>
+            <w:tcMar>
+              <w:top w:w="70" w:type="dxa"/>
+              <w:left w:w="110" w:type="dxa"/>
+              <w:bottom w:w="70" w:type="dxa"/>
+              <w:right w:w="110" w:type="dxa"/>
+            </w:tcMar>
+            <w:vAlign w:val="center"/>
+          </w:tcPr>
+          <w:p>
+            <w:pPr>
+              <w:jc w:val="center"/>
+            </w:pPr>
+            <m:oMath>
+              <m:r>
+                <m:t xml:space="preserve">=</m:t>
+              </m:r>
+            </m:oMath>
+          </w:p>
+        </w:tc>
+        <w:tc>
+          <w:tcPr>
+            <w:tcW w:w="5513" w:type="dxa"/>
+            <w:gridSpan w:val="5"/>
+            <w:tcBorders>
+              <w:top w:val="single" w:sz="4" w:color="000000"/>
+              <w:left w:val="nil" w:sz="4" w:color="000000"/>
+              <w:bottom w:val="single" w:sz="4" w:color="000000"/>
+              <w:right w:val="single" w:sz="4" w:color="000000"/>
+            </w:tcBorders>
+            <w:tcMar>
+              <w:top w:w="70" w:type="dxa"/>
+              <w:left w:w="110" w:type="dxa"/>
+              <w:bottom w:w="70" w:type="dxa"/>
+              <w:right w:w="110" w:type="dxa"/>
+            </w:tcMar>
+            <w:vAlign w:val="center"/>
+          </w:tcPr>
+          <w:p>
+            <w:pPr>
+              <w:jc w:val="left"/>
+            </w:pPr>
+            <w:r>
+              <w:rPr>
+                <w:rFonts w:ascii="Calibri" w:hAnsi="Calibri" w:eastAsia="微軟正黑體"/>
+                <w:sz w:val="24"/>
+                <w:szCs w:val="24"/>
+              </w:rPr>
+              <w:t xml:space="preserve"> </w:t>
+            </w:r>
+            <m:oMath>
               <m:r>
                 <m:t xml:space="preserve">49</m:t>
               </m:r>
@@ -4104,18 +6336,23 @@
         </w:tc>
         <w:tc>
           <w:tcPr>
-            <w:tcW w:w="5669" w:type="dxa"/>
-            <w:tcMar>
-              <w:top w:w="70" w:type="dxa"/>
-              <w:left w:w="110" w:type="dxa"/>
-              <w:bottom w:w="70" w:type="dxa"/>
-              <w:right w:w="110" w:type="dxa"/>
-            </w:tcMar>
-            <w:vAlign w:val="center"/>
-          </w:tcPr>
-          <w:p>
-            <w:pPr>
-              <w:spacing w:line="360" w:lineRule="auto" w:after="80"/>
+            <w:tcW w:w="3628" w:type="dxa"/>
+            <w:tcBorders>
+              <w:top w:val="single" w:sz="4" w:color="000000"/>
+              <w:left w:val="single" w:sz="4" w:color="000000"/>
+              <w:bottom w:val="single" w:sz="4" w:color="000000"/>
+              <w:right w:val="single" w:sz="4" w:color="000000"/>
+            </w:tcBorders>
+            <w:tcMar>
+              <w:top w:w="70" w:type="dxa"/>
+              <w:left w:w="110" w:type="dxa"/>
+              <w:bottom w:w="70" w:type="dxa"/>
+              <w:right w:w="110" w:type="dxa"/>
+            </w:tcMar>
+            <w:vAlign w:val="center"/>
+          </w:tcPr>
+          <w:p>
+            <w:pPr>
               <w:jc w:val="left"/>
             </w:pPr>
             <w:r>
@@ -4129,7 +6366,6 @@
           </w:p>
           <w:p>
             <w:pPr>
-              <w:spacing w:line="360" w:lineRule="auto" w:after="80"/>
               <w:jc w:val="left"/>
             </w:pPr>
             <w:r>
@@ -4149,19 +6385,24 @@
         </w:trPr>
         <w:tc>
           <w:tcPr>
-            <w:tcW w:w="5669" w:type="dxa"/>
-            <w:tcMar>
-              <w:top w:w="70" w:type="dxa"/>
-              <w:left w:w="110" w:type="dxa"/>
-              <w:bottom w:w="70" w:type="dxa"/>
-              <w:right w:w="110" w:type="dxa"/>
-            </w:tcMar>
-            <w:vAlign w:val="center"/>
-          </w:tcPr>
-          <w:p>
-            <w:pPr>
-              <w:spacing w:line="360" w:lineRule="auto" w:after="80"/>
-              <w:jc w:val="left"/>
+            <w:tcW w:w="1773" w:type="dxa"/>
+            <w:tcBorders>
+              <w:top w:val="single" w:sz="4" w:color="000000"/>
+              <w:left w:val="single" w:sz="4" w:color="000000"/>
+              <w:bottom w:val="single" w:sz="4" w:color="000000"/>
+              <w:right w:val="nil" w:sz="4" w:color="000000"/>
+            </w:tcBorders>
+            <w:tcMar>
+              <w:top w:w="70" w:type="dxa"/>
+              <w:left w:w="110" w:type="dxa"/>
+              <w:bottom w:w="70" w:type="dxa"/>
+              <w:right w:w="110" w:type="dxa"/>
+            </w:tcMar>
+            <w:vAlign w:val="center"/>
+          </w:tcPr>
+          <w:p>
+            <w:pPr>
+              <w:jc w:val="right"/>
             </w:pPr>
             <w:r>
               <w:rPr>
@@ -4172,12 +6413,79 @@
               <w:t xml:space="preserve"> </w:t>
             </w:r>
             <m:oMath>
-              <m:r>
-                <m:t xml:space="preserve">x</m:t>
-              </m:r>
+              <m:sSub>
+                <m:e>
+                  <m:r>
+                    <m:t xml:space="preserve">x</m:t>
+                  </m:r>
+                </m:e>
+                <m:sub>
+                  <m:r>
+                    <m:t xml:space="preserve">1</m:t>
+                  </m:r>
+                </m:sub>
+              </m:sSub>
+            </m:oMath>
+          </w:p>
+        </w:tc>
+        <w:tc>
+          <w:tcPr>
+            <w:tcW w:w="424" w:type="dxa"/>
+            <w:tcBorders>
+              <w:top w:val="single" w:sz="4" w:color="000000"/>
+              <w:left w:val="nil" w:sz="4" w:color="000000"/>
+              <w:bottom w:val="single" w:sz="4" w:color="000000"/>
+              <w:right w:val="nil" w:sz="4" w:color="000000"/>
+            </w:tcBorders>
+            <w:tcMar>
+              <w:top w:w="70" w:type="dxa"/>
+              <w:left w:w="110" w:type="dxa"/>
+              <w:bottom w:w="70" w:type="dxa"/>
+              <w:right w:w="110" w:type="dxa"/>
+            </w:tcMar>
+            <w:vAlign w:val="center"/>
+          </w:tcPr>
+          <w:p>
+            <w:pPr>
+              <w:jc w:val="center"/>
+            </w:pPr>
+            <m:oMath>
               <m:r>
                 <m:t xml:space="preserve">=</m:t>
               </m:r>
+            </m:oMath>
+          </w:p>
+        </w:tc>
+        <w:tc>
+          <w:tcPr>
+            <w:tcW w:w="2158" w:type="dxa"/>
+            <w:tcBorders>
+              <w:top w:val="single" w:sz="4" w:color="000000"/>
+              <w:left w:val="nil" w:sz="4" w:color="000000"/>
+              <w:bottom w:val="single" w:sz="4" w:color="000000"/>
+              <w:right w:val="nil" w:sz="4" w:color="000000"/>
+            </w:tcBorders>
+            <w:tcMar>
+              <w:top w:w="70" w:type="dxa"/>
+              <w:left w:w="110" w:type="dxa"/>
+              <w:bottom w:w="70" w:type="dxa"/>
+              <w:right w:w="110" w:type="dxa"/>
+            </w:tcMar>
+            <w:vAlign w:val="center"/>
+          </w:tcPr>
+          <w:p>
+            <w:pPr>
+              <w:jc w:val="left"/>
+            </w:pPr>
+            <w:r>
+              <w:rPr>
+                <w:rFonts w:ascii="Calibri" w:hAnsi="Calibri" w:eastAsia="微軟正黑體"/>
+                <w:sz w:val="24"/>
+                <w:szCs w:val="24"/>
+              </w:rPr>
+              <w:t xml:space="preserve"> </w:t>
+            </w:r>
+            <m:oMath>
               <m:f>
                 <m:num>
                   <m:r>
@@ -4187,7 +6495,7 @@
                     <m:t xml:space="preserve">b</m:t>
                   </m:r>
                   <m:r>
-                    <m:t xml:space="preserve">±</m:t>
+                    <m:t xml:space="preserve">+</m:t>
                   </m:r>
                   <m:rad>
                     <m:radPr>
@@ -4215,50 +6523,24 @@
         </w:tc>
         <w:tc>
           <w:tcPr>
-            <w:tcW w:w="5669" w:type="dxa"/>
-            <w:tcMar>
-              <w:top w:w="70" w:type="dxa"/>
-              <w:left w:w="110" w:type="dxa"/>
-              <w:bottom w:w="70" w:type="dxa"/>
-              <w:right w:w="110" w:type="dxa"/>
-            </w:tcMar>
-            <w:vAlign w:val="center"/>
-          </w:tcPr>
-          <w:p>
-            <w:pPr>
-              <w:spacing w:line="360" w:lineRule="auto" w:after="80"/>
-              <w:jc w:val="left"/>
-            </w:pPr>
-            <w:r>
-              <w:rPr>
-                <w:rFonts w:ascii="Calibri" w:hAnsi="Calibri" w:eastAsia="微軟正黑體"/>
-                <w:sz w:val="24"/>
-                <w:szCs w:val="24"/>
-              </w:rPr>
-              <w:t xml:space="preserve">寫出求根公式</w:t>
-            </w:r>
-          </w:p>
-        </w:tc>
-      </w:tr>
-      <w:tr>
-        <w:trPr>
-          <w:cantSplit/>
-        </w:trPr>
-        <w:tc>
-          <w:tcPr>
-            <w:tcW w:w="5669" w:type="dxa"/>
-            <w:tcMar>
-              <w:top w:w="70" w:type="dxa"/>
-              <w:left w:w="110" w:type="dxa"/>
-              <w:bottom w:w="70" w:type="dxa"/>
-              <w:right w:w="110" w:type="dxa"/>
-            </w:tcMar>
-            <w:vAlign w:val="center"/>
-          </w:tcPr>
-          <w:p>
-            <w:pPr>
-              <w:spacing w:line="360" w:lineRule="auto" w:after="80"/>
-              <w:jc w:val="left"/>
+            <w:tcW w:w="539" w:type="dxa"/>
+            <w:tcBorders>
+              <w:top w:val="single" w:sz="4" w:color="000000"/>
+              <w:left w:val="nil" w:sz="4" w:color="000000"/>
+              <w:bottom w:val="single" w:sz="4" w:color="000000"/>
+              <w:right w:val="nil" w:sz="4" w:color="000000"/>
+            </w:tcBorders>
+            <w:tcMar>
+              <w:top w:w="70" w:type="dxa"/>
+              <w:left w:w="110" w:type="dxa"/>
+              <w:bottom w:w="70" w:type="dxa"/>
+              <w:right w:w="110" w:type="dxa"/>
+            </w:tcMar>
+            <w:vAlign w:val="center"/>
+          </w:tcPr>
+          <w:p>
+            <w:pPr>
+              <w:jc w:val="center"/>
             </w:pPr>
             <w:r>
               <w:rPr>
@@ -4268,20 +6550,129 @@
               </w:rPr>
               <w:t xml:space="preserve"> </w:t>
             </w:r>
-            <m:oMath>
-              <m:r>
-                <m:t xml:space="preserve">x</m:t>
-              </m:r>
+            <w:r>
+              <w:rPr>
+                <w:rFonts w:ascii="Calibri" w:hAnsi="Calibri" w:eastAsia="微軟正黑體"/>
+                <w:sz w:val="24"/>
+                <w:szCs w:val="24"/>
+              </w:rPr>
+              <w:t xml:space="preserve">或</w:t>
+            </w:r>
+          </w:p>
+        </w:tc>
+        <w:tc>
+          <w:tcPr>
+            <w:tcW w:w="963" w:type="dxa"/>
+            <w:tcBorders>
+              <w:top w:val="single" w:sz="4" w:color="000000"/>
+              <w:left w:val="nil" w:sz="4" w:color="000000"/>
+              <w:bottom w:val="single" w:sz="4" w:color="000000"/>
+              <w:right w:val="nil" w:sz="4" w:color="000000"/>
+            </w:tcBorders>
+            <w:tcMar>
+              <w:top w:w="70" w:type="dxa"/>
+              <w:left w:w="110" w:type="dxa"/>
+              <w:bottom w:w="70" w:type="dxa"/>
+              <w:right w:w="110" w:type="dxa"/>
+            </w:tcMar>
+            <w:vAlign w:val="center"/>
+          </w:tcPr>
+          <w:p>
+            <w:pPr>
+              <w:jc w:val="right"/>
+            </w:pPr>
+            <w:r>
+              <w:rPr>
+                <w:rFonts w:ascii="Calibri" w:hAnsi="Calibri" w:eastAsia="微軟正黑體"/>
+                <w:sz w:val="24"/>
+                <w:szCs w:val="24"/>
+              </w:rPr>
+              <w:t xml:space="preserve"> </w:t>
+            </w:r>
+            <m:oMath>
+              <m:sSub>
+                <m:e>
+                  <m:r>
+                    <m:t xml:space="preserve">x</m:t>
+                  </m:r>
+                </m:e>
+                <m:sub>
+                  <m:r>
+                    <m:t xml:space="preserve">2</m:t>
+                  </m:r>
+                </m:sub>
+              </m:sSub>
+            </m:oMath>
+          </w:p>
+        </w:tc>
+        <w:tc>
+          <w:tcPr>
+            <w:tcW w:w="424" w:type="dxa"/>
+            <w:tcBorders>
+              <w:top w:val="single" w:sz="4" w:color="000000"/>
+              <w:left w:val="nil" w:sz="4" w:color="000000"/>
+              <w:bottom w:val="single" w:sz="4" w:color="000000"/>
+              <w:right w:val="nil" w:sz="4" w:color="000000"/>
+            </w:tcBorders>
+            <w:tcMar>
+              <w:top w:w="70" w:type="dxa"/>
+              <w:left w:w="110" w:type="dxa"/>
+              <w:bottom w:w="70" w:type="dxa"/>
+              <w:right w:w="110" w:type="dxa"/>
+            </w:tcMar>
+            <w:vAlign w:val="center"/>
+          </w:tcPr>
+          <w:p>
+            <w:pPr>
+              <w:jc w:val="center"/>
+            </w:pPr>
+            <m:oMath>
               <m:r>
                 <m:t xml:space="preserve">=</m:t>
               </m:r>
+            </m:oMath>
+          </w:p>
+        </w:tc>
+        <w:tc>
+          <w:tcPr>
+            <w:tcW w:w="1429" w:type="dxa"/>
+            <w:tcBorders>
+              <w:top w:val="single" w:sz="4" w:color="000000"/>
+              <w:left w:val="nil" w:sz="4" w:color="000000"/>
+              <w:bottom w:val="single" w:sz="4" w:color="000000"/>
+              <w:right w:val="single" w:sz="4" w:color="000000"/>
+            </w:tcBorders>
+            <w:tcMar>
+              <w:top w:w="70" w:type="dxa"/>
+              <w:left w:w="110" w:type="dxa"/>
+              <w:bottom w:w="70" w:type="dxa"/>
+              <w:right w:w="110" w:type="dxa"/>
+            </w:tcMar>
+            <w:vAlign w:val="center"/>
+          </w:tcPr>
+          <w:p>
+            <w:pPr>
+              <w:jc w:val="left"/>
+            </w:pPr>
+            <w:r>
+              <w:rPr>
+                <w:rFonts w:ascii="Calibri" w:hAnsi="Calibri" w:eastAsia="微軟正黑體"/>
+                <w:sz w:val="24"/>
+                <w:szCs w:val="24"/>
+              </w:rPr>
+              <w:t xml:space="preserve"> </w:t>
+            </w:r>
+            <m:oMath>
               <m:f>
                 <m:num>
                   <m:r>
-                    <m:t xml:space="preserve">3</m:t>
-                  </m:r>
-                  <m:r>
-                    <m:t xml:space="preserve">±</m:t>
+                    <m:t xml:space="preserve">−</m:t>
+                  </m:r>
+                  <m:r>
+                    <m:t xml:space="preserve">b</m:t>
+                  </m:r>
+                  <m:r>
+                    <m:t xml:space="preserve">−</m:t>
                   </m:r>
                   <m:rad>
                     <m:radPr>
@@ -4290,14 +6681,17 @@
                     <m:deg/>
                     <m:e>
                       <m:r>
-                        <m:t xml:space="preserve">49</m:t>
+                        <m:t xml:space="preserve">Δ</m:t>
                       </m:r>
                     </m:e>
                   </m:rad>
                 </m:num>
                 <m:den>
                   <m:r>
-                    <m:t xml:space="preserve">4</m:t>
+                    <m:t xml:space="preserve">2</m:t>
+                  </m:r>
+                  <m:r>
+                    <m:t xml:space="preserve">a</m:t>
                   </m:r>
                 </m:den>
               </m:f>
@@ -4306,27 +6700,45 @@
         </w:tc>
         <w:tc>
           <w:tcPr>
-            <w:tcW w:w="5669" w:type="dxa"/>
-            <w:tcMar>
-              <w:top w:w="70" w:type="dxa"/>
-              <w:left w:w="110" w:type="dxa"/>
-              <w:bottom w:w="70" w:type="dxa"/>
-              <w:right w:w="110" w:type="dxa"/>
-            </w:tcMar>
-            <w:vAlign w:val="center"/>
-          </w:tcPr>
-          <w:p>
-            <w:pPr>
-              <w:spacing w:line="360" w:lineRule="auto" w:after="80"/>
-              <w:jc w:val="left"/>
-            </w:pPr>
-            <w:r>
-              <w:rPr>
-                <w:rFonts w:ascii="Calibri" w:hAnsi="Calibri" w:eastAsia="微軟正黑體"/>
-                <w:sz w:val="24"/>
-                <w:szCs w:val="24"/>
-              </w:rPr>
-              <w:t xml:space="preserve">代入 b、Δ、a</w:t>
+            <w:tcW w:w="3628" w:type="dxa"/>
+            <w:tcBorders>
+              <w:top w:val="single" w:sz="4" w:color="000000"/>
+              <w:left w:val="single" w:sz="4" w:color="000000"/>
+              <w:bottom w:val="single" w:sz="4" w:color="000000"/>
+              <w:right w:val="single" w:sz="4" w:color="000000"/>
+            </w:tcBorders>
+            <w:tcMar>
+              <w:top w:w="70" w:type="dxa"/>
+              <w:left w:w="110" w:type="dxa"/>
+              <w:bottom w:w="70" w:type="dxa"/>
+              <w:right w:w="110" w:type="dxa"/>
+            </w:tcMar>
+            <w:vAlign w:val="center"/>
+          </w:tcPr>
+          <w:p>
+            <w:pPr>
+              <w:jc w:val="left"/>
+            </w:pPr>
+            <w:r>
+              <w:rPr>
+                <w:rFonts w:ascii="Calibri" w:hAnsi="Calibri" w:eastAsia="微軟正黑體"/>
+                <w:sz w:val="24"/>
+                <w:szCs w:val="24"/>
+              </w:rPr>
+              <w:t xml:space="preserve">照抄公式，同時把 ± 拆成兩支</w:t>
+            </w:r>
+          </w:p>
+          <w:p>
+            <w:pPr>
+              <w:jc w:val="left"/>
+            </w:pPr>
+            <w:r>
+              <w:rPr>
+                <w:rFonts w:ascii="Calibri" w:hAnsi="Calibri" w:eastAsia="微軟正黑體"/>
+                <w:sz w:val="21"/>
+                <w:szCs w:val="21"/>
+              </w:rPr>
+              <w:t xml:space="preserve">※ 左支取「＋」、右支取「−」，中間寫「或」</w:t>
             </w:r>
           </w:p>
         </w:tc>
@@ -4337,19 +6749,24 @@
         </w:trPr>
         <w:tc>
           <w:tcPr>
-            <w:tcW w:w="5669" w:type="dxa"/>
-            <w:tcMar>
-              <w:top w:w="70" w:type="dxa"/>
-              <w:left w:w="110" w:type="dxa"/>
-              <w:bottom w:w="70" w:type="dxa"/>
-              <w:right w:w="110" w:type="dxa"/>
-            </w:tcMar>
-            <w:vAlign w:val="center"/>
-          </w:tcPr>
-          <w:p>
-            <w:pPr>
-              <w:spacing w:line="360" w:lineRule="auto" w:after="80"/>
-              <w:jc w:val="left"/>
+            <w:tcW w:w="1773" w:type="dxa"/>
+            <w:tcBorders>
+              <w:top w:val="single" w:sz="4" w:color="000000"/>
+              <w:left w:val="single" w:sz="4" w:color="000000"/>
+              <w:bottom w:val="single" w:sz="4" w:color="000000"/>
+              <w:right w:val="nil" w:sz="4" w:color="000000"/>
+            </w:tcBorders>
+            <w:tcMar>
+              <w:top w:w="70" w:type="dxa"/>
+              <w:left w:w="110" w:type="dxa"/>
+              <w:bottom w:w="70" w:type="dxa"/>
+              <w:right w:w="110" w:type="dxa"/>
+            </w:tcMar>
+            <w:vAlign w:val="center"/>
+          </w:tcPr>
+          <w:p>
+            <w:pPr>
+              <w:jc w:val="right"/>
             </w:pPr>
             <w:r>
               <w:rPr>
@@ -4360,19 +6777,86 @@
               <w:t xml:space="preserve"> </w:t>
             </w:r>
             <m:oMath>
-              <m:r>
-                <m:t xml:space="preserve">x</m:t>
-              </m:r>
+              <m:sSub>
+                <m:e>
+                  <m:r>
+                    <m:t xml:space="preserve">x</m:t>
+                  </m:r>
+                </m:e>
+                <m:sub>
+                  <m:r>
+                    <m:t xml:space="preserve">1</m:t>
+                  </m:r>
+                </m:sub>
+              </m:sSub>
+            </m:oMath>
+          </w:p>
+        </w:tc>
+        <w:tc>
+          <w:tcPr>
+            <w:tcW w:w="424" w:type="dxa"/>
+            <w:tcBorders>
+              <w:top w:val="single" w:sz="4" w:color="000000"/>
+              <w:left w:val="nil" w:sz="4" w:color="000000"/>
+              <w:bottom w:val="single" w:sz="4" w:color="000000"/>
+              <w:right w:val="nil" w:sz="4" w:color="000000"/>
+            </w:tcBorders>
+            <w:tcMar>
+              <w:top w:w="70" w:type="dxa"/>
+              <w:left w:w="110" w:type="dxa"/>
+              <w:bottom w:w="70" w:type="dxa"/>
+              <w:right w:w="110" w:type="dxa"/>
+            </w:tcMar>
+            <w:vAlign w:val="center"/>
+          </w:tcPr>
+          <w:p>
+            <w:pPr>
+              <w:jc w:val="center"/>
+            </w:pPr>
+            <m:oMath>
               <m:r>
                 <m:t xml:space="preserve">=</m:t>
               </m:r>
+            </m:oMath>
+          </w:p>
+        </w:tc>
+        <w:tc>
+          <w:tcPr>
+            <w:tcW w:w="2158" w:type="dxa"/>
+            <w:tcBorders>
+              <w:top w:val="single" w:sz="4" w:color="000000"/>
+              <w:left w:val="nil" w:sz="4" w:color="000000"/>
+              <w:bottom w:val="single" w:sz="4" w:color="000000"/>
+              <w:right w:val="nil" w:sz="4" w:color="000000"/>
+            </w:tcBorders>
+            <w:tcMar>
+              <w:top w:w="70" w:type="dxa"/>
+              <w:left w:w="110" w:type="dxa"/>
+              <w:bottom w:w="70" w:type="dxa"/>
+              <w:right w:w="110" w:type="dxa"/>
+            </w:tcMar>
+            <w:vAlign w:val="center"/>
+          </w:tcPr>
+          <w:p>
+            <w:pPr>
+              <w:jc w:val="left"/>
+            </w:pPr>
+            <w:r>
+              <w:rPr>
+                <w:rFonts w:ascii="Calibri" w:hAnsi="Calibri" w:eastAsia="微軟正黑體"/>
+                <w:sz w:val="24"/>
+                <w:szCs w:val="24"/>
+              </w:rPr>
+              <w:t xml:space="preserve"> </w:t>
+            </w:r>
+            <m:oMath>
               <m:f>
                 <m:num>
                   <m:r>
                     <m:t xml:space="preserve">3</m:t>
                   </m:r>
                   <m:r>
-                    <m:t xml:space="preserve">±</m:t>
+                    <m:t xml:space="preserve">+</m:t>
                   </m:r>
                   <m:r>
                     <m:t xml:space="preserve">7</m:t>
@@ -4389,20 +6873,196 @@
         </w:tc>
         <w:tc>
           <w:tcPr>
-            <w:tcW w:w="5669" w:type="dxa"/>
-            <w:tcMar>
-              <w:top w:w="70" w:type="dxa"/>
-              <w:left w:w="110" w:type="dxa"/>
-              <w:bottom w:w="70" w:type="dxa"/>
-              <w:right w:w="110" w:type="dxa"/>
-            </w:tcMar>
-            <w:vAlign w:val="center"/>
-          </w:tcPr>
-          <w:p>
-            <w:pPr>
-              <w:spacing w:line="360" w:lineRule="auto" w:after="80"/>
-              <w:jc w:val="left"/>
-            </w:pPr>
+            <w:tcW w:w="539" w:type="dxa"/>
+            <w:tcBorders>
+              <w:top w:val="single" w:sz="4" w:color="000000"/>
+              <w:left w:val="nil" w:sz="4" w:color="000000"/>
+              <w:bottom w:val="single" w:sz="4" w:color="000000"/>
+              <w:right w:val="nil" w:sz="4" w:color="000000"/>
+            </w:tcBorders>
+            <w:tcMar>
+              <w:top w:w="70" w:type="dxa"/>
+              <w:left w:w="110" w:type="dxa"/>
+              <w:bottom w:w="70" w:type="dxa"/>
+              <w:right w:w="110" w:type="dxa"/>
+            </w:tcMar>
+            <w:vAlign w:val="center"/>
+          </w:tcPr>
+          <w:p>
+            <w:pPr>
+              <w:jc w:val="center"/>
+            </w:pPr>
+            <w:r>
+              <w:rPr>
+                <w:rFonts w:ascii="Calibri" w:hAnsi="Calibri" w:eastAsia="微軟正黑體"/>
+                <w:sz w:val="24"/>
+                <w:szCs w:val="24"/>
+              </w:rPr>
+              <w:t xml:space="preserve"> </w:t>
+            </w:r>
+            <w:r>
+              <w:rPr>
+                <w:rFonts w:ascii="Calibri" w:hAnsi="Calibri" w:eastAsia="微軟正黑體"/>
+                <w:sz w:val="24"/>
+                <w:szCs w:val="24"/>
+              </w:rPr>
+              <w:t xml:space="preserve">或</w:t>
+            </w:r>
+          </w:p>
+        </w:tc>
+        <w:tc>
+          <w:tcPr>
+            <w:tcW w:w="963" w:type="dxa"/>
+            <w:tcBorders>
+              <w:top w:val="single" w:sz="4" w:color="000000"/>
+              <w:left w:val="nil" w:sz="4" w:color="000000"/>
+              <w:bottom w:val="single" w:sz="4" w:color="000000"/>
+              <w:right w:val="nil" w:sz="4" w:color="000000"/>
+            </w:tcBorders>
+            <w:tcMar>
+              <w:top w:w="70" w:type="dxa"/>
+              <w:left w:w="110" w:type="dxa"/>
+              <w:bottom w:w="70" w:type="dxa"/>
+              <w:right w:w="110" w:type="dxa"/>
+            </w:tcMar>
+            <w:vAlign w:val="center"/>
+          </w:tcPr>
+          <w:p>
+            <w:pPr>
+              <w:jc w:val="right"/>
+            </w:pPr>
+            <w:r>
+              <w:rPr>
+                <w:rFonts w:ascii="Calibri" w:hAnsi="Calibri" w:eastAsia="微軟正黑體"/>
+                <w:sz w:val="24"/>
+                <w:szCs w:val="24"/>
+              </w:rPr>
+              <w:t xml:space="preserve"> </w:t>
+            </w:r>
+            <m:oMath>
+              <m:sSub>
+                <m:e>
+                  <m:r>
+                    <m:t xml:space="preserve">x</m:t>
+                  </m:r>
+                </m:e>
+                <m:sub>
+                  <m:r>
+                    <m:t xml:space="preserve">2</m:t>
+                  </m:r>
+                </m:sub>
+              </m:sSub>
+            </m:oMath>
+          </w:p>
+        </w:tc>
+        <w:tc>
+          <w:tcPr>
+            <w:tcW w:w="424" w:type="dxa"/>
+            <w:tcBorders>
+              <w:top w:val="single" w:sz="4" w:color="000000"/>
+              <w:left w:val="nil" w:sz="4" w:color="000000"/>
+              <w:bottom w:val="single" w:sz="4" w:color="000000"/>
+              <w:right w:val="nil" w:sz="4" w:color="000000"/>
+            </w:tcBorders>
+            <w:tcMar>
+              <w:top w:w="70" w:type="dxa"/>
+              <w:left w:w="110" w:type="dxa"/>
+              <w:bottom w:w="70" w:type="dxa"/>
+              <w:right w:w="110" w:type="dxa"/>
+            </w:tcMar>
+            <w:vAlign w:val="center"/>
+          </w:tcPr>
+          <w:p>
+            <w:pPr>
+              <w:jc w:val="center"/>
+            </w:pPr>
+            <m:oMath>
+              <m:r>
+                <m:t xml:space="preserve">=</m:t>
+              </m:r>
+            </m:oMath>
+          </w:p>
+        </w:tc>
+        <w:tc>
+          <w:tcPr>
+            <w:tcW w:w="1429" w:type="dxa"/>
+            <w:tcBorders>
+              <w:top w:val="single" w:sz="4" w:color="000000"/>
+              <w:left w:val="nil" w:sz="4" w:color="000000"/>
+              <w:bottom w:val="single" w:sz="4" w:color="000000"/>
+              <w:right w:val="single" w:sz="4" w:color="000000"/>
+            </w:tcBorders>
+            <w:tcMar>
+              <w:top w:w="70" w:type="dxa"/>
+              <w:left w:w="110" w:type="dxa"/>
+              <w:bottom w:w="70" w:type="dxa"/>
+              <w:right w:w="110" w:type="dxa"/>
+            </w:tcMar>
+            <w:vAlign w:val="center"/>
+          </w:tcPr>
+          <w:p>
+            <w:pPr>
+              <w:jc w:val="left"/>
+            </w:pPr>
+            <w:r>
+              <w:rPr>
+                <w:rFonts w:ascii="Calibri" w:hAnsi="Calibri" w:eastAsia="微軟正黑體"/>
+                <w:sz w:val="24"/>
+                <w:szCs w:val="24"/>
+              </w:rPr>
+              <w:t xml:space="preserve"> </w:t>
+            </w:r>
+            <m:oMath>
+              <m:f>
+                <m:num>
+                  <m:r>
+                    <m:t xml:space="preserve">3</m:t>
+                  </m:r>
+                  <m:r>
+                    <m:t xml:space="preserve">−</m:t>
+                  </m:r>
+                  <m:r>
+                    <m:t xml:space="preserve">7</m:t>
+                  </m:r>
+                </m:num>
+                <m:den>
+                  <m:r>
+                    <m:t xml:space="preserve">4</m:t>
+                  </m:r>
+                </m:den>
+              </m:f>
+            </m:oMath>
+          </w:p>
+        </w:tc>
+        <w:tc>
+          <w:tcPr>
+            <w:tcW w:w="3628" w:type="dxa"/>
+            <w:tcBorders>
+              <w:top w:val="single" w:sz="4" w:color="000000"/>
+              <w:left w:val="single" w:sz="4" w:color="000000"/>
+              <w:bottom w:val="single" w:sz="4" w:color="000000"/>
+              <w:right w:val="single" w:sz="4" w:color="000000"/>
+            </w:tcBorders>
+            <w:tcMar>
+              <w:top w:w="70" w:type="dxa"/>
+              <w:left w:w="110" w:type="dxa"/>
+              <w:bottom w:w="70" w:type="dxa"/>
+              <w:right w:w="110" w:type="dxa"/>
+            </w:tcMar>
+            <w:vAlign w:val="center"/>
+          </w:tcPr>
+          <w:p>
+            <w:pPr>
+              <w:jc w:val="left"/>
+            </w:pPr>
+            <w:r>
+              <w:rPr>
+                <w:rFonts w:ascii="Calibri" w:hAnsi="Calibri" w:eastAsia="微軟正黑體"/>
+                <w:sz w:val="24"/>
+                <w:szCs w:val="24"/>
+              </w:rPr>
+              <w:t xml:space="preserve">代入：−b ＝ 3、</w:t>
+            </w:r>
             <m:oMath>
               <m:rad>
                 <m:radPr>
@@ -4411,7 +7071,7 @@
                 <m:deg/>
                 <m:e>
                   <m:r>
-                    <m:t xml:space="preserve">49</m:t>
+                    <m:t xml:space="preserve">Δ</m:t>
                   </m:r>
                 </m:e>
               </m:rad>
@@ -4422,6 +7082,27 @@
                 <m:t xml:space="preserve">7</m:t>
               </m:r>
             </m:oMath>
+            <w:r>
+              <w:rPr>
+                <w:rFonts w:ascii="Calibri" w:hAnsi="Calibri" w:eastAsia="微軟正黑體"/>
+                <w:sz w:val="24"/>
+                <w:szCs w:val="24"/>
+              </w:rPr>
+              <w:t xml:space="preserve">、2a ＝ 4</w:t>
+            </w:r>
+          </w:p>
+          <w:p>
+            <w:pPr>
+              <w:jc w:val="left"/>
+            </w:pPr>
+            <w:r>
+              <w:rPr>
+                <w:rFonts w:ascii="Calibri" w:hAnsi="Calibri" w:eastAsia="微軟正黑體"/>
+                <w:sz w:val="21"/>
+                <w:szCs w:val="21"/>
+              </w:rPr>
+              <w:t xml:space="preserve">※ −b 是 −(−3) ＝ 3，不是 −3</w:t>
+            </w:r>
           </w:p>
         </w:tc>
       </w:tr>
@@ -4431,19 +7112,24 @@
         </w:trPr>
         <w:tc>
           <w:tcPr>
-            <w:tcW w:w="5669" w:type="dxa"/>
-            <w:tcMar>
-              <w:top w:w="70" w:type="dxa"/>
-              <w:left w:w="110" w:type="dxa"/>
-              <w:bottom w:w="70" w:type="dxa"/>
-              <w:right w:w="110" w:type="dxa"/>
-            </w:tcMar>
-            <w:vAlign w:val="center"/>
-          </w:tcPr>
-          <w:p>
-            <w:pPr>
-              <w:spacing w:line="360" w:lineRule="auto" w:after="80"/>
-              <w:jc w:val="left"/>
+            <w:tcW w:w="1773" w:type="dxa"/>
+            <w:tcBorders>
+              <w:top w:val="single" w:sz="4" w:color="000000"/>
+              <w:left w:val="single" w:sz="4" w:color="000000"/>
+              <w:bottom w:val="single" w:sz="4" w:color="000000"/>
+              <w:right w:val="nil" w:sz="4" w:color="000000"/>
+            </w:tcBorders>
+            <w:tcMar>
+              <w:top w:w="70" w:type="dxa"/>
+              <w:left w:w="110" w:type="dxa"/>
+              <w:bottom w:w="70" w:type="dxa"/>
+              <w:right w:w="110" w:type="dxa"/>
+            </w:tcMar>
+            <w:vAlign w:val="center"/>
+          </w:tcPr>
+          <w:p>
+            <w:pPr>
+              <w:jc w:val="right"/>
             </w:pPr>
             <w:r>
               <w:rPr>
@@ -4466,9 +7152,67 @@
                   </m:r>
                 </m:sub>
               </m:sSub>
+            </m:oMath>
+          </w:p>
+        </w:tc>
+        <w:tc>
+          <w:tcPr>
+            <w:tcW w:w="424" w:type="dxa"/>
+            <w:tcBorders>
+              <w:top w:val="single" w:sz="4" w:color="000000"/>
+              <w:left w:val="nil" w:sz="4" w:color="000000"/>
+              <w:bottom w:val="single" w:sz="4" w:color="000000"/>
+              <w:right w:val="nil" w:sz="4" w:color="000000"/>
+            </w:tcBorders>
+            <w:tcMar>
+              <w:top w:w="70" w:type="dxa"/>
+              <w:left w:w="110" w:type="dxa"/>
+              <w:bottom w:w="70" w:type="dxa"/>
+              <w:right w:w="110" w:type="dxa"/>
+            </w:tcMar>
+            <w:vAlign w:val="center"/>
+          </w:tcPr>
+          <w:p>
+            <w:pPr>
+              <w:jc w:val="center"/>
+            </w:pPr>
+            <m:oMath>
               <m:r>
                 <m:t xml:space="preserve">=</m:t>
               </m:r>
+            </m:oMath>
+          </w:p>
+        </w:tc>
+        <w:tc>
+          <w:tcPr>
+            <w:tcW w:w="2158" w:type="dxa"/>
+            <w:tcBorders>
+              <w:top w:val="single" w:sz="4" w:color="000000"/>
+              <w:left w:val="nil" w:sz="4" w:color="000000"/>
+              <w:bottom w:val="single" w:sz="4" w:color="000000"/>
+              <w:right w:val="nil" w:sz="4" w:color="000000"/>
+            </w:tcBorders>
+            <w:tcMar>
+              <w:top w:w="70" w:type="dxa"/>
+              <w:left w:w="110" w:type="dxa"/>
+              <w:bottom w:w="70" w:type="dxa"/>
+              <w:right w:w="110" w:type="dxa"/>
+            </w:tcMar>
+            <w:vAlign w:val="center"/>
+          </w:tcPr>
+          <w:p>
+            <w:pPr>
+              <w:jc w:val="left"/>
+            </w:pPr>
+            <w:r>
+              <w:rPr>
+                <w:rFonts w:ascii="Calibri" w:hAnsi="Calibri" w:eastAsia="微軟正黑體"/>
+                <w:sz w:val="24"/>
+                <w:szCs w:val="24"/>
+              </w:rPr>
+              <w:t xml:space="preserve"> </w:t>
+            </w:r>
+            <m:oMath>
               <m:f>
                 <m:num>
                   <m:r>
@@ -4486,27 +7230,192 @@
         </w:tc>
         <w:tc>
           <w:tcPr>
-            <w:tcW w:w="5669" w:type="dxa"/>
-            <w:tcMar>
-              <w:top w:w="70" w:type="dxa"/>
-              <w:left w:w="110" w:type="dxa"/>
-              <w:bottom w:w="70" w:type="dxa"/>
-              <w:right w:w="110" w:type="dxa"/>
-            </w:tcMar>
-            <w:vAlign w:val="center"/>
-          </w:tcPr>
-          <w:p>
-            <w:pPr>
-              <w:spacing w:line="360" w:lineRule="auto" w:after="80"/>
-              <w:jc w:val="left"/>
-            </w:pPr>
-            <w:r>
-              <w:rPr>
-                <w:rFonts w:ascii="Calibri" w:hAnsi="Calibri" w:eastAsia="微軟正黑體"/>
-                <w:sz w:val="24"/>
-                <w:szCs w:val="24"/>
-              </w:rPr>
-              <w:t xml:space="preserve">取「＋」號：3 + 7</w:t>
+            <w:tcW w:w="539" w:type="dxa"/>
+            <w:tcBorders>
+              <w:top w:val="single" w:sz="4" w:color="000000"/>
+              <w:left w:val="nil" w:sz="4" w:color="000000"/>
+              <w:bottom w:val="single" w:sz="4" w:color="000000"/>
+              <w:right w:val="nil" w:sz="4" w:color="000000"/>
+            </w:tcBorders>
+            <w:tcMar>
+              <w:top w:w="70" w:type="dxa"/>
+              <w:left w:w="110" w:type="dxa"/>
+              <w:bottom w:w="70" w:type="dxa"/>
+              <w:right w:w="110" w:type="dxa"/>
+            </w:tcMar>
+            <w:vAlign w:val="center"/>
+          </w:tcPr>
+          <w:p>
+            <w:pPr>
+              <w:jc w:val="center"/>
+            </w:pPr>
+            <w:r>
+              <w:rPr>
+                <w:rFonts w:ascii="Calibri" w:hAnsi="Calibri" w:eastAsia="微軟正黑體"/>
+                <w:sz w:val="24"/>
+                <w:szCs w:val="24"/>
+              </w:rPr>
+              <w:t xml:space="preserve"> </w:t>
+            </w:r>
+            <w:r>
+              <w:rPr>
+                <w:rFonts w:ascii="Calibri" w:hAnsi="Calibri" w:eastAsia="微軟正黑體"/>
+                <w:sz w:val="24"/>
+                <w:szCs w:val="24"/>
+              </w:rPr>
+              <w:t xml:space="preserve">或</w:t>
+            </w:r>
+          </w:p>
+        </w:tc>
+        <w:tc>
+          <w:tcPr>
+            <w:tcW w:w="963" w:type="dxa"/>
+            <w:tcBorders>
+              <w:top w:val="single" w:sz="4" w:color="000000"/>
+              <w:left w:val="nil" w:sz="4" w:color="000000"/>
+              <w:bottom w:val="single" w:sz="4" w:color="000000"/>
+              <w:right w:val="nil" w:sz="4" w:color="000000"/>
+            </w:tcBorders>
+            <w:tcMar>
+              <w:top w:w="70" w:type="dxa"/>
+              <w:left w:w="110" w:type="dxa"/>
+              <w:bottom w:w="70" w:type="dxa"/>
+              <w:right w:w="110" w:type="dxa"/>
+            </w:tcMar>
+            <w:vAlign w:val="center"/>
+          </w:tcPr>
+          <w:p>
+            <w:pPr>
+              <w:jc w:val="right"/>
+            </w:pPr>
+            <w:r>
+              <w:rPr>
+                <w:rFonts w:ascii="Calibri" w:hAnsi="Calibri" w:eastAsia="微軟正黑體"/>
+                <w:sz w:val="24"/>
+                <w:szCs w:val="24"/>
+              </w:rPr>
+              <w:t xml:space="preserve"> </w:t>
+            </w:r>
+            <m:oMath>
+              <m:sSub>
+                <m:e>
+                  <m:r>
+                    <m:t xml:space="preserve">x</m:t>
+                  </m:r>
+                </m:e>
+                <m:sub>
+                  <m:r>
+                    <m:t xml:space="preserve">2</m:t>
+                  </m:r>
+                </m:sub>
+              </m:sSub>
+            </m:oMath>
+          </w:p>
+        </w:tc>
+        <w:tc>
+          <w:tcPr>
+            <w:tcW w:w="424" w:type="dxa"/>
+            <w:tcBorders>
+              <w:top w:val="single" w:sz="4" w:color="000000"/>
+              <w:left w:val="nil" w:sz="4" w:color="000000"/>
+              <w:bottom w:val="single" w:sz="4" w:color="000000"/>
+              <w:right w:val="nil" w:sz="4" w:color="000000"/>
+            </w:tcBorders>
+            <w:tcMar>
+              <w:top w:w="70" w:type="dxa"/>
+              <w:left w:w="110" w:type="dxa"/>
+              <w:bottom w:w="70" w:type="dxa"/>
+              <w:right w:w="110" w:type="dxa"/>
+            </w:tcMar>
+            <w:vAlign w:val="center"/>
+          </w:tcPr>
+          <w:p>
+            <w:pPr>
+              <w:jc w:val="center"/>
+            </w:pPr>
+            <m:oMath>
+              <m:r>
+                <m:t xml:space="preserve">=</m:t>
+              </m:r>
+            </m:oMath>
+          </w:p>
+        </w:tc>
+        <w:tc>
+          <w:tcPr>
+            <w:tcW w:w="1429" w:type="dxa"/>
+            <w:tcBorders>
+              <w:top w:val="single" w:sz="4" w:color="000000"/>
+              <w:left w:val="nil" w:sz="4" w:color="000000"/>
+              <w:bottom w:val="single" w:sz="4" w:color="000000"/>
+              <w:right w:val="single" w:sz="4" w:color="000000"/>
+            </w:tcBorders>
+            <w:tcMar>
+              <w:top w:w="70" w:type="dxa"/>
+              <w:left w:w="110" w:type="dxa"/>
+              <w:bottom w:w="70" w:type="dxa"/>
+              <w:right w:w="110" w:type="dxa"/>
+            </w:tcMar>
+            <w:vAlign w:val="center"/>
+          </w:tcPr>
+          <w:p>
+            <w:pPr>
+              <w:jc w:val="left"/>
+            </w:pPr>
+            <w:r>
+              <w:rPr>
+                <w:rFonts w:ascii="Calibri" w:hAnsi="Calibri" w:eastAsia="微軟正黑體"/>
+                <w:sz w:val="24"/>
+                <w:szCs w:val="24"/>
+              </w:rPr>
+              <w:t xml:space="preserve"> </w:t>
+            </w:r>
+            <m:oMath>
+              <m:f>
+                <m:num>
+                  <m:r>
+                    <m:t xml:space="preserve">−</m:t>
+                  </m:r>
+                  <m:r>
+                    <m:t xml:space="preserve">4</m:t>
+                  </m:r>
+                </m:num>
+                <m:den>
+                  <m:r>
+                    <m:t xml:space="preserve">4</m:t>
+                  </m:r>
+                </m:den>
+              </m:f>
+            </m:oMath>
+          </w:p>
+        </w:tc>
+        <w:tc>
+          <w:tcPr>
+            <w:tcW w:w="3628" w:type="dxa"/>
+            <w:tcBorders>
+              <w:top w:val="single" w:sz="4" w:color="000000"/>
+              <w:left w:val="single" w:sz="4" w:color="000000"/>
+              <w:bottom w:val="single" w:sz="4" w:color="000000"/>
+              <w:right w:val="single" w:sz="4" w:color="000000"/>
+            </w:tcBorders>
+            <w:tcMar>
+              <w:top w:w="70" w:type="dxa"/>
+              <w:left w:w="110" w:type="dxa"/>
+              <w:bottom w:w="70" w:type="dxa"/>
+              <w:right w:w="110" w:type="dxa"/>
+            </w:tcMar>
+            <w:vAlign w:val="center"/>
+          </w:tcPr>
+          <w:p>
+            <w:pPr>
+              <w:jc w:val="left"/>
+            </w:pPr>
+            <w:r>
+              <w:rPr>
+                <w:rFonts w:ascii="Calibri" w:hAnsi="Calibri" w:eastAsia="微軟正黑體"/>
+                <w:sz w:val="24"/>
+                <w:szCs w:val="24"/>
+              </w:rPr>
+              <w:t xml:space="preserve">兩支各自算出分子</w:t>
             </w:r>
           </w:p>
         </w:tc>
@@ -4517,19 +7426,24 @@
         </w:trPr>
         <w:tc>
           <w:tcPr>
-            <w:tcW w:w="5669" w:type="dxa"/>
-            <w:tcMar>
-              <w:top w:w="70" w:type="dxa"/>
-              <w:left w:w="110" w:type="dxa"/>
-              <w:bottom w:w="70" w:type="dxa"/>
-              <w:right w:w="110" w:type="dxa"/>
-            </w:tcMar>
-            <w:vAlign w:val="center"/>
-          </w:tcPr>
-          <w:p>
-            <w:pPr>
-              <w:spacing w:line="360" w:lineRule="auto" w:after="80"/>
-              <w:jc w:val="left"/>
+            <w:tcW w:w="1773" w:type="dxa"/>
+            <w:tcBorders>
+              <w:top w:val="single" w:sz="4" w:color="000000"/>
+              <w:left w:val="single" w:sz="4" w:color="000000"/>
+              <w:bottom w:val="single" w:sz="4" w:color="000000"/>
+              <w:right w:val="nil" w:sz="4" w:color="000000"/>
+            </w:tcBorders>
+            <w:tcMar>
+              <w:top w:w="70" w:type="dxa"/>
+              <w:left w:w="110" w:type="dxa"/>
+              <w:bottom w:w="70" w:type="dxa"/>
+              <w:right w:w="110" w:type="dxa"/>
+            </w:tcMar>
+            <w:vAlign w:val="center"/>
+          </w:tcPr>
+          <w:p>
+            <w:pPr>
+              <w:jc w:val="right"/>
             </w:pPr>
             <w:r>
               <w:rPr>
@@ -4552,9 +7466,67 @@
                   </m:r>
                 </m:sub>
               </m:sSub>
+            </m:oMath>
+          </w:p>
+        </w:tc>
+        <w:tc>
+          <w:tcPr>
+            <w:tcW w:w="424" w:type="dxa"/>
+            <w:tcBorders>
+              <w:top w:val="single" w:sz="4" w:color="000000"/>
+              <w:left w:val="nil" w:sz="4" w:color="000000"/>
+              <w:bottom w:val="single" w:sz="4" w:color="000000"/>
+              <w:right w:val="nil" w:sz="4" w:color="000000"/>
+            </w:tcBorders>
+            <w:tcMar>
+              <w:top w:w="70" w:type="dxa"/>
+              <w:left w:w="110" w:type="dxa"/>
+              <w:bottom w:w="70" w:type="dxa"/>
+              <w:right w:w="110" w:type="dxa"/>
+            </w:tcMar>
+            <w:vAlign w:val="center"/>
+          </w:tcPr>
+          <w:p>
+            <w:pPr>
+              <w:jc w:val="center"/>
+            </w:pPr>
+            <m:oMath>
               <m:r>
                 <m:t xml:space="preserve">=</m:t>
               </m:r>
+            </m:oMath>
+          </w:p>
+        </w:tc>
+        <w:tc>
+          <w:tcPr>
+            <w:tcW w:w="2158" w:type="dxa"/>
+            <w:tcBorders>
+              <w:top w:val="single" w:sz="4" w:color="000000"/>
+              <w:left w:val="nil" w:sz="4" w:color="000000"/>
+              <w:bottom w:val="single" w:sz="4" w:color="000000"/>
+              <w:right w:val="nil" w:sz="4" w:color="000000"/>
+            </w:tcBorders>
+            <w:tcMar>
+              <w:top w:w="70" w:type="dxa"/>
+              <w:left w:w="110" w:type="dxa"/>
+              <w:bottom w:w="70" w:type="dxa"/>
+              <w:right w:w="110" w:type="dxa"/>
+            </w:tcMar>
+            <w:vAlign w:val="center"/>
+          </w:tcPr>
+          <w:p>
+            <w:pPr>
+              <w:jc w:val="left"/>
+            </w:pPr>
+            <w:r>
+              <w:rPr>
+                <w:rFonts w:ascii="Calibri" w:hAnsi="Calibri" w:eastAsia="微軟正黑體"/>
+                <w:sz w:val="24"/>
+                <w:szCs w:val="24"/>
+              </w:rPr>
+              <w:t xml:space="preserve"> </w:t>
+            </w:r>
+            <m:oMath>
               <m:f>
                 <m:num>
                   <m:r>
@@ -4572,27 +7544,183 @@
         </w:tc>
         <w:tc>
           <w:tcPr>
-            <w:tcW w:w="5669" w:type="dxa"/>
-            <w:tcMar>
-              <w:top w:w="70" w:type="dxa"/>
-              <w:left w:w="110" w:type="dxa"/>
-              <w:bottom w:w="70" w:type="dxa"/>
-              <w:right w:w="110" w:type="dxa"/>
-            </w:tcMar>
-            <w:vAlign w:val="center"/>
-          </w:tcPr>
-          <w:p>
-            <w:pPr>
-              <w:spacing w:line="360" w:lineRule="auto" w:after="80"/>
-              <w:jc w:val="left"/>
-            </w:pPr>
-            <w:r>
-              <w:rPr>
-                <w:rFonts w:ascii="Calibri" w:hAnsi="Calibri" w:eastAsia="微軟正黑體"/>
-                <w:sz w:val="24"/>
-                <w:szCs w:val="24"/>
-              </w:rPr>
-              <w:t xml:space="preserve">約簡（分子分母同除以 2）</w:t>
+            <w:tcW w:w="539" w:type="dxa"/>
+            <w:tcBorders>
+              <w:top w:val="single" w:sz="4" w:color="000000"/>
+              <w:left w:val="nil" w:sz="4" w:color="000000"/>
+              <w:bottom w:val="single" w:sz="4" w:color="000000"/>
+              <w:right w:val="nil" w:sz="4" w:color="000000"/>
+            </w:tcBorders>
+            <w:tcMar>
+              <w:top w:w="70" w:type="dxa"/>
+              <w:left w:w="110" w:type="dxa"/>
+              <w:bottom w:w="70" w:type="dxa"/>
+              <w:right w:w="110" w:type="dxa"/>
+            </w:tcMar>
+            <w:vAlign w:val="center"/>
+          </w:tcPr>
+          <w:p>
+            <w:pPr>
+              <w:jc w:val="center"/>
+            </w:pPr>
+            <w:r>
+              <w:rPr>
+                <w:rFonts w:ascii="Calibri" w:hAnsi="Calibri" w:eastAsia="微軟正黑體"/>
+                <w:sz w:val="24"/>
+                <w:szCs w:val="24"/>
+              </w:rPr>
+              <w:t xml:space="preserve"> </w:t>
+            </w:r>
+            <w:r>
+              <w:rPr>
+                <w:rFonts w:ascii="Calibri" w:hAnsi="Calibri" w:eastAsia="微軟正黑體"/>
+                <w:sz w:val="24"/>
+                <w:szCs w:val="24"/>
+              </w:rPr>
+              <w:t xml:space="preserve">或</w:t>
+            </w:r>
+          </w:p>
+        </w:tc>
+        <w:tc>
+          <w:tcPr>
+            <w:tcW w:w="963" w:type="dxa"/>
+            <w:tcBorders>
+              <w:top w:val="single" w:sz="4" w:color="000000"/>
+              <w:left w:val="nil" w:sz="4" w:color="000000"/>
+              <w:bottom w:val="single" w:sz="4" w:color="000000"/>
+              <w:right w:val="nil" w:sz="4" w:color="000000"/>
+            </w:tcBorders>
+            <w:tcMar>
+              <w:top w:w="70" w:type="dxa"/>
+              <w:left w:w="110" w:type="dxa"/>
+              <w:bottom w:w="70" w:type="dxa"/>
+              <w:right w:w="110" w:type="dxa"/>
+            </w:tcMar>
+            <w:vAlign w:val="center"/>
+          </w:tcPr>
+          <w:p>
+            <w:pPr>
+              <w:jc w:val="right"/>
+            </w:pPr>
+            <w:r>
+              <w:rPr>
+                <w:rFonts w:ascii="Calibri" w:hAnsi="Calibri" w:eastAsia="微軟正黑體"/>
+                <w:sz w:val="24"/>
+                <w:szCs w:val="24"/>
+              </w:rPr>
+              <w:t xml:space="preserve"> </w:t>
+            </w:r>
+            <m:oMath>
+              <m:sSub>
+                <m:e>
+                  <m:r>
+                    <m:t xml:space="preserve">x</m:t>
+                  </m:r>
+                </m:e>
+                <m:sub>
+                  <m:r>
+                    <m:t xml:space="preserve">2</m:t>
+                  </m:r>
+                </m:sub>
+              </m:sSub>
+            </m:oMath>
+          </w:p>
+        </w:tc>
+        <w:tc>
+          <w:tcPr>
+            <w:tcW w:w="424" w:type="dxa"/>
+            <w:tcBorders>
+              <w:top w:val="single" w:sz="4" w:color="000000"/>
+              <w:left w:val="nil" w:sz="4" w:color="000000"/>
+              <w:bottom w:val="single" w:sz="4" w:color="000000"/>
+              <w:right w:val="nil" w:sz="4" w:color="000000"/>
+            </w:tcBorders>
+            <w:tcMar>
+              <w:top w:w="70" w:type="dxa"/>
+              <w:left w:w="110" w:type="dxa"/>
+              <w:bottom w:w="70" w:type="dxa"/>
+              <w:right w:w="110" w:type="dxa"/>
+            </w:tcMar>
+            <w:vAlign w:val="center"/>
+          </w:tcPr>
+          <w:p>
+            <w:pPr>
+              <w:jc w:val="center"/>
+            </w:pPr>
+            <m:oMath>
+              <m:r>
+                <m:t xml:space="preserve">=</m:t>
+              </m:r>
+            </m:oMath>
+          </w:p>
+        </w:tc>
+        <w:tc>
+          <w:tcPr>
+            <w:tcW w:w="1429" w:type="dxa"/>
+            <w:tcBorders>
+              <w:top w:val="single" w:sz="4" w:color="000000"/>
+              <w:left w:val="nil" w:sz="4" w:color="000000"/>
+              <w:bottom w:val="single" w:sz="4" w:color="000000"/>
+              <w:right w:val="single" w:sz="4" w:color="000000"/>
+            </w:tcBorders>
+            <w:tcMar>
+              <w:top w:w="70" w:type="dxa"/>
+              <w:left w:w="110" w:type="dxa"/>
+              <w:bottom w:w="70" w:type="dxa"/>
+              <w:right w:w="110" w:type="dxa"/>
+            </w:tcMar>
+            <w:vAlign w:val="center"/>
+          </w:tcPr>
+          <w:p>
+            <w:pPr>
+              <w:jc w:val="left"/>
+            </w:pPr>
+            <w:r>
+              <w:rPr>
+                <w:rFonts w:ascii="Calibri" w:hAnsi="Calibri" w:eastAsia="微軟正黑體"/>
+                <w:sz w:val="24"/>
+                <w:szCs w:val="24"/>
+              </w:rPr>
+              <w:t xml:space="preserve"> </w:t>
+            </w:r>
+            <m:oMath>
+              <m:r>
+                <m:t xml:space="preserve">−</m:t>
+              </m:r>
+              <m:r>
+                <m:t xml:space="preserve">1</m:t>
+              </m:r>
+            </m:oMath>
+          </w:p>
+        </w:tc>
+        <w:tc>
+          <w:tcPr>
+            <w:tcW w:w="3628" w:type="dxa"/>
+            <w:tcBorders>
+              <w:top w:val="single" w:sz="4" w:color="000000"/>
+              <w:left w:val="single" w:sz="4" w:color="000000"/>
+              <w:bottom w:val="single" w:sz="4" w:color="000000"/>
+              <w:right w:val="single" w:sz="4" w:color="000000"/>
+            </w:tcBorders>
+            <w:tcMar>
+              <w:top w:w="70" w:type="dxa"/>
+              <w:left w:w="110" w:type="dxa"/>
+              <w:bottom w:w="70" w:type="dxa"/>
+              <w:right w:w="110" w:type="dxa"/>
+            </w:tcMar>
+            <w:vAlign w:val="center"/>
+          </w:tcPr>
+          <w:p>
+            <w:pPr>
+              <w:jc w:val="left"/>
+            </w:pPr>
+            <w:r>
+              <w:rPr>
+                <w:rFonts w:ascii="Calibri" w:hAnsi="Calibri" w:eastAsia="微軟正黑體"/>
+                <w:sz w:val="24"/>
+                <w:szCs w:val="24"/>
+              </w:rPr>
+              <w:t xml:space="preserve">約簡</w:t>
             </w:r>
           </w:p>
         </w:tc>
@@ -4603,27 +7731,35 @@
         </w:trPr>
         <w:tc>
           <w:tcPr>
-            <w:tcW w:w="5669" w:type="dxa"/>
-            <w:tcMar>
-              <w:top w:w="70" w:type="dxa"/>
-              <w:left w:w="110" w:type="dxa"/>
-              <w:bottom w:w="70" w:type="dxa"/>
-              <w:right w:w="110" w:type="dxa"/>
-            </w:tcMar>
-            <w:vAlign w:val="center"/>
-          </w:tcPr>
-          <w:p>
-            <w:pPr>
-              <w:spacing w:line="360" w:lineRule="auto" w:after="80"/>
-              <w:jc w:val="left"/>
-            </w:pPr>
-            <w:r>
-              <w:rPr>
-                <w:rFonts w:ascii="Calibri" w:hAnsi="Calibri" w:eastAsia="微軟正黑體"/>
-                <w:sz w:val="24"/>
-                <w:szCs w:val="24"/>
-              </w:rPr>
-              <w:t xml:space="preserve"> </w:t>
+            <w:tcW w:w="7710" w:type="dxa"/>
+            <w:gridSpan w:val="7"/>
+            <w:tcBorders>
+              <w:top w:val="single" w:sz="4" w:color="000000"/>
+              <w:left w:val="single" w:sz="4" w:color="000000"/>
+              <w:bottom w:val="single" w:sz="4" w:color="000000"/>
+              <w:right w:val="single" w:sz="4" w:color="000000"/>
+            </w:tcBorders>
+            <w:tcMar>
+              <w:top w:w="70" w:type="dxa"/>
+              <w:left w:w="110" w:type="dxa"/>
+              <w:bottom w:w="70" w:type="dxa"/>
+              <w:right w:w="110" w:type="dxa"/>
+            </w:tcMar>
+            <w:vAlign w:val="center"/>
+          </w:tcPr>
+          <w:p>
+            <w:pPr>
+              <w:jc w:val="left"/>
+            </w:pPr>
+            <w:r>
+              <w:rPr>
+                <w:rFonts w:ascii="Calibri" w:hAnsi="Calibri" w:eastAsia="微軟正黑體"/>
+                <w:b/>
+                <w:bCs/>
+                <w:sz w:val="24"/>
+                <w:szCs w:val="24"/>
+              </w:rPr>
+              <w:t xml:space="preserve">∴ </w:t>
             </w:r>
             <m:oMath>
               <m:sSub>
@@ -4634,11 +7770,50 @@
                 </m:e>
                 <m:sub>
                   <m:r>
-                    <m:t xml:space="preserve">2</m:t>
+                    <m:t xml:space="preserve">1</m:t>
                   </m:r>
                 </m:sub>
               </m:sSub>
               <m:r>
+                <m:t xml:space="preserve">=</m:t>
+              </m:r>
+              <m:f>
+                <m:num>
+                  <m:r>
+                    <m:t xml:space="preserve">5</m:t>
+                  </m:r>
+                </m:num>
+                <m:den>
+                  <m:r>
+                    <m:t xml:space="preserve">2</m:t>
+                  </m:r>
+                </m:den>
+              </m:f>
+            </m:oMath>
+            <w:r>
+              <w:rPr>
+                <w:rFonts w:ascii="Calibri" w:hAnsi="Calibri" w:eastAsia="微軟正黑體"/>
+                <w:b/>
+                <w:bCs/>
+                <w:sz w:val="24"/>
+                <w:szCs w:val="24"/>
+              </w:rPr>
+              <w:t xml:space="preserve"> 或 </w:t>
+            </w:r>
+            <m:oMath>
+              <m:sSub>
+                <m:e>
+                  <m:r>
+                    <m:t xml:space="preserve">x</m:t>
+                  </m:r>
+                </m:e>
+                <m:sub>
+                  <m:r>
+                    <m:t xml:space="preserve">2</m:t>
+                  </m:r>
+                </m:sub>
+              </m:sSub>
+              <m:r>
                 <m:t xml:space="preserve">=−</m:t>
               </m:r>
               <m:r>
@@ -4649,27 +7824,32 @@
         </w:tc>
         <w:tc>
           <w:tcPr>
-            <w:tcW w:w="5669" w:type="dxa"/>
-            <w:tcMar>
-              <w:top w:w="70" w:type="dxa"/>
-              <w:left w:w="110" w:type="dxa"/>
-              <w:bottom w:w="70" w:type="dxa"/>
-              <w:right w:w="110" w:type="dxa"/>
-            </w:tcMar>
-            <w:vAlign w:val="center"/>
-          </w:tcPr>
-          <w:p>
-            <w:pPr>
-              <w:spacing w:line="360" w:lineRule="auto" w:after="80"/>
-              <w:jc w:val="left"/>
-            </w:pPr>
-            <w:r>
-              <w:rPr>
-                <w:rFonts w:ascii="Calibri" w:hAnsi="Calibri" w:eastAsia="微軟正黑體"/>
-                <w:sz w:val="24"/>
-                <w:szCs w:val="24"/>
-              </w:rPr>
-              <w:t xml:space="preserve">取「−」號：(3 − 7) ÷ 4</w:t>
+            <w:tcW w:w="3628" w:type="dxa"/>
+            <w:tcBorders>
+              <w:top w:val="single" w:sz="4" w:color="000000"/>
+              <w:left w:val="single" w:sz="4" w:color="000000"/>
+              <w:bottom w:val="single" w:sz="4" w:color="000000"/>
+              <w:right w:val="single" w:sz="4" w:color="000000"/>
+            </w:tcBorders>
+            <w:tcMar>
+              <w:top w:w="70" w:type="dxa"/>
+              <w:left w:w="110" w:type="dxa"/>
+              <w:bottom w:w="70" w:type="dxa"/>
+              <w:right w:w="110" w:type="dxa"/>
+            </w:tcMar>
+            <w:vAlign w:val="center"/>
+          </w:tcPr>
+          <w:p>
+            <w:pPr>
+              <w:jc w:val="left"/>
+            </w:pPr>
+            <w:r>
+              <w:rPr>
+                <w:rFonts w:ascii="Calibri" w:hAnsi="Calibri" w:eastAsia="微軟正黑體"/>
+                <w:sz w:val="24"/>
+                <w:szCs w:val="24"/>
+              </w:rPr>
+              <w:t xml:space="preserve">作答：最後一行用「∴」寫出兩個根</w:t>
             </w:r>
           </w:p>
         </w:tc>
@@ -4958,55 +8138,38 @@
                 <w:sz w:val="22"/>
                 <w:szCs w:val="22"/>
               </w:rPr>
-              <w:t xml:space="preserve">4. 代入 </w:t>
-            </w:r>
-            <m:oMath>
-              <m:r>
-                <m:t xml:space="preserve">x</m:t>
-              </m:r>
-              <m:r>
-                <m:t xml:space="preserve">=</m:t>
-              </m:r>
-              <m:f>
-                <m:num>
-                  <m:r>
-                    <m:t xml:space="preserve">−</m:t>
-                  </m:r>
-                  <m:r>
-                    <m:t xml:space="preserve">b</m:t>
-                  </m:r>
-                  <m:r>
-                    <m:t xml:space="preserve">±</m:t>
-                  </m:r>
-                  <m:rad>
-                    <m:radPr>
-                      <m:degHide m:val="1"/>
-                    </m:radPr>
-                    <m:deg/>
-                    <m:e>
-                      <m:r>
-                        <m:t xml:space="preserve">Δ</m:t>
-                      </m:r>
-                    </m:e>
-                  </m:rad>
-                </m:num>
-                <m:den>
-                  <m:r>
-                    <m:t xml:space="preserve">2</m:t>
-                  </m:r>
-                  <m:r>
-                    <m:t xml:space="preserve">a</m:t>
-                  </m:r>
-                </m:den>
-              </m:f>
-            </m:oMath>
+              <w:t xml:space="preserve">4. 照抄公式，再把 ± 拆成兩支，中間寫「或」</w:t>
+            </w:r>
+          </w:p>
+        </w:tc>
+      </w:tr>
+      <w:tr>
+        <w:trPr>
+          <w:cantSplit/>
+        </w:trPr>
+        <w:tc>
+          <w:tcPr>
+            <w:tcW w:w="11338" w:type="dxa"/>
+            <w:tcMar>
+              <w:top w:w="70" w:type="dxa"/>
+              <w:left w:w="110" w:type="dxa"/>
+              <w:bottom w:w="70" w:type="dxa"/>
+              <w:right w:w="110" w:type="dxa"/>
+            </w:tcMar>
+            <w:vAlign w:val="top"/>
+          </w:tcPr>
+          <w:p>
+            <w:pPr>
+              <w:spacing w:line="360" w:lineRule="auto" w:after="80"/>
+              <w:jc w:val="left"/>
+            </w:pPr>
             <w:r>
               <w:rPr>
                 <w:rFonts w:ascii="Calibri" w:hAnsi="Calibri" w:eastAsia="微軟正黑體"/>
                 <w:sz w:val="22"/>
                 <w:szCs w:val="22"/>
               </w:rPr>
-              <w:t xml:space="preserve">，解出兩個根</w:t>
+              <w:t xml:space="preserve">5. 兩支各自算出，最後用「∴」寫答句</w:t>
             </w:r>
           </w:p>
         </w:tc>
@@ -5151,8 +8314,14 @@
         <w:tblLayout w:type="fixed"/>
       </w:tblPr>
       <w:tblGrid>
-        <w:gridCol w:w="5669"/>
-        <w:gridCol w:w="5669"/>
+        <w:gridCol w:w="1616"/>
+        <w:gridCol w:w="386"/>
+        <w:gridCol w:w="1968"/>
+        <w:gridCol w:w="492"/>
+        <w:gridCol w:w="878"/>
+        <w:gridCol w:w="386"/>
+        <w:gridCol w:w="1304"/>
+        <w:gridCol w:w="4308"/>
       </w:tblGrid>
       <w:tr>
         <w:trPr>
@@ -5161,7 +8330,8 @@
         </w:trPr>
         <w:tc>
           <w:tcPr>
-            <w:tcW w:w="5669" w:type="dxa"/>
+            <w:tcW w:w="7030" w:type="dxa"/>
+            <w:gridSpan w:val="7"/>
             <w:shd w:val="clear" w:color="auto" w:fill="F0F0F0"/>
             <w:tcMar>
               <w:top w:w="70" w:type="dxa"/>
@@ -5190,7 +8360,7 @@
         </w:tc>
         <w:tc>
           <w:tcPr>
-            <w:tcW w:w="5669" w:type="dxa"/>
+            <w:tcW w:w="4308" w:type="dxa"/>
             <w:shd w:val="clear" w:color="auto" w:fill="F0F0F0"/>
             <w:tcMar>
               <w:top w:w="70" w:type="dxa"/>
@@ -5224,19 +8394,24 @@
         </w:trPr>
         <w:tc>
           <w:tcPr>
-            <w:tcW w:w="5669" w:type="dxa"/>
-            <w:tcMar>
-              <w:top w:w="70" w:type="dxa"/>
-              <w:left w:w="110" w:type="dxa"/>
-              <w:bottom w:w="70" w:type="dxa"/>
-              <w:right w:w="110" w:type="dxa"/>
-            </w:tcMar>
-            <w:vAlign w:val="center"/>
-          </w:tcPr>
-          <w:p>
-            <w:pPr>
-              <w:spacing w:line="360" w:lineRule="auto" w:after="80"/>
-              <w:jc w:val="left"/>
+            <w:tcW w:w="1616" w:type="dxa"/>
+            <w:tcBorders>
+              <w:top w:val="single" w:sz="4" w:color="000000"/>
+              <w:left w:val="single" w:sz="4" w:color="000000"/>
+              <w:bottom w:val="single" w:sz="4" w:color="000000"/>
+              <w:right w:val="nil" w:sz="4" w:color="000000"/>
+            </w:tcBorders>
+            <w:tcMar>
+              <w:top w:w="70" w:type="dxa"/>
+              <w:left w:w="110" w:type="dxa"/>
+              <w:bottom w:w="70" w:type="dxa"/>
+              <w:right w:w="110" w:type="dxa"/>
+            </w:tcMar>
+            <w:vAlign w:val="center"/>
+          </w:tcPr>
+          <w:p>
+            <w:pPr>
+              <w:jc w:val="right"/>
             </w:pPr>
             <w:r>
               <w:rPr>
@@ -5274,9 +8449,68 @@
               <m:r>
                 <m:t xml:space="preserve">35</m:t>
               </m:r>
+            </m:oMath>
+          </w:p>
+        </w:tc>
+        <w:tc>
+          <w:tcPr>
+            <w:tcW w:w="386" w:type="dxa"/>
+            <w:tcBorders>
+              <w:top w:val="single" w:sz="4" w:color="000000"/>
+              <w:left w:val="nil" w:sz="4" w:color="000000"/>
+              <w:bottom w:val="single" w:sz="4" w:color="000000"/>
+              <w:right w:val="nil" w:sz="4" w:color="000000"/>
+            </w:tcBorders>
+            <w:tcMar>
+              <w:top w:w="70" w:type="dxa"/>
+              <w:left w:w="110" w:type="dxa"/>
+              <w:bottom w:w="70" w:type="dxa"/>
+              <w:right w:w="110" w:type="dxa"/>
+            </w:tcMar>
+            <w:vAlign w:val="center"/>
+          </w:tcPr>
+          <w:p>
+            <w:pPr>
+              <w:jc w:val="center"/>
+            </w:pPr>
+            <m:oMath>
               <m:r>
                 <m:t xml:space="preserve">=</m:t>
               </m:r>
+            </m:oMath>
+          </w:p>
+        </w:tc>
+        <w:tc>
+          <w:tcPr>
+            <w:tcW w:w="5028" w:type="dxa"/>
+            <w:gridSpan w:val="5"/>
+            <w:tcBorders>
+              <w:top w:val="single" w:sz="4" w:color="000000"/>
+              <w:left w:val="nil" w:sz="4" w:color="000000"/>
+              <w:bottom w:val="single" w:sz="4" w:color="000000"/>
+              <w:right w:val="single" w:sz="4" w:color="000000"/>
+            </w:tcBorders>
+            <w:tcMar>
+              <w:top w:w="70" w:type="dxa"/>
+              <w:left w:w="110" w:type="dxa"/>
+              <w:bottom w:w="70" w:type="dxa"/>
+              <w:right w:w="110" w:type="dxa"/>
+            </w:tcMar>
+            <w:vAlign w:val="center"/>
+          </w:tcPr>
+          <w:p>
+            <w:pPr>
+              <w:jc w:val="left"/>
+            </w:pPr>
+            <w:r>
+              <w:rPr>
+                <w:rFonts w:ascii="Calibri" w:hAnsi="Calibri" w:eastAsia="微軟正黑體"/>
+                <w:sz w:val="24"/>
+                <w:szCs w:val="24"/>
+              </w:rPr>
+              <w:t xml:space="preserve"> </w:t>
+            </w:r>
+            <m:oMath>
               <m:r>
                 <m:t xml:space="preserve">0</m:t>
               </m:r>
@@ -5285,18 +8519,23 @@
         </w:tc>
         <w:tc>
           <w:tcPr>
-            <w:tcW w:w="5669" w:type="dxa"/>
-            <w:tcMar>
-              <w:top w:w="70" w:type="dxa"/>
-              <w:left w:w="110" w:type="dxa"/>
-              <w:bottom w:w="70" w:type="dxa"/>
-              <w:right w:w="110" w:type="dxa"/>
-            </w:tcMar>
-            <w:vAlign w:val="center"/>
-          </w:tcPr>
-          <w:p>
-            <w:pPr>
-              <w:spacing w:line="360" w:lineRule="auto" w:after="80"/>
+            <w:tcW w:w="4308" w:type="dxa"/>
+            <w:tcBorders>
+              <w:top w:val="single" w:sz="4" w:color="000000"/>
+              <w:left w:val="single" w:sz="4" w:color="000000"/>
+              <w:bottom w:val="single" w:sz="4" w:color="000000"/>
+              <w:right w:val="single" w:sz="4" w:color="000000"/>
+            </w:tcBorders>
+            <w:tcMar>
+              <w:top w:w="70" w:type="dxa"/>
+              <w:left w:w="110" w:type="dxa"/>
+              <w:bottom w:w="70" w:type="dxa"/>
+              <w:right w:w="110" w:type="dxa"/>
+            </w:tcMar>
+            <w:vAlign w:val="center"/>
+          </w:tcPr>
+          <w:p>
+            <w:pPr>
               <w:jc w:val="left"/>
             </w:pPr>
             <w:r>
@@ -5316,19 +8555,24 @@
         </w:trPr>
         <w:tc>
           <w:tcPr>
-            <w:tcW w:w="5669" w:type="dxa"/>
-            <w:tcMar>
-              <w:top w:w="70" w:type="dxa"/>
-              <w:left w:w="110" w:type="dxa"/>
-              <w:bottom w:w="70" w:type="dxa"/>
-              <w:right w:w="110" w:type="dxa"/>
-            </w:tcMar>
-            <w:vAlign w:val="center"/>
-          </w:tcPr>
-          <w:p>
-            <w:pPr>
-              <w:spacing w:line="360" w:lineRule="auto" w:after="80"/>
-              <w:jc w:val="left"/>
+            <w:tcW w:w="1616" w:type="dxa"/>
+            <w:tcBorders>
+              <w:top w:val="single" w:sz="4" w:color="000000"/>
+              <w:left w:val="single" w:sz="4" w:color="000000"/>
+              <w:bottom w:val="single" w:sz="4" w:color="000000"/>
+              <w:right w:val="nil" w:sz="4" w:color="000000"/>
+            </w:tcBorders>
+            <w:tcMar>
+              <w:top w:w="70" w:type="dxa"/>
+              <w:left w:w="110" w:type="dxa"/>
+              <w:bottom w:w="70" w:type="dxa"/>
+              <w:right w:w="110" w:type="dxa"/>
+            </w:tcMar>
+            <w:vAlign w:val="center"/>
+          </w:tcPr>
+          <w:p>
+            <w:pPr>
+              <w:jc w:val="right"/>
             </w:pPr>
             <w:r>
               <w:rPr>
@@ -5369,9 +8613,68 @@
               <m:r>
                 <m:t xml:space="preserve">)</m:t>
               </m:r>
+            </m:oMath>
+          </w:p>
+        </w:tc>
+        <w:tc>
+          <w:tcPr>
+            <w:tcW w:w="386" w:type="dxa"/>
+            <w:tcBorders>
+              <w:top w:val="single" w:sz="4" w:color="000000"/>
+              <w:left w:val="nil" w:sz="4" w:color="000000"/>
+              <w:bottom w:val="single" w:sz="4" w:color="000000"/>
+              <w:right w:val="nil" w:sz="4" w:color="000000"/>
+            </w:tcBorders>
+            <w:tcMar>
+              <w:top w:w="70" w:type="dxa"/>
+              <w:left w:w="110" w:type="dxa"/>
+              <w:bottom w:w="70" w:type="dxa"/>
+              <w:right w:w="110" w:type="dxa"/>
+            </w:tcMar>
+            <w:vAlign w:val="center"/>
+          </w:tcPr>
+          <w:p>
+            <w:pPr>
+              <w:jc w:val="center"/>
+            </w:pPr>
+            <m:oMath>
               <m:r>
                 <m:t xml:space="preserve">=</m:t>
               </m:r>
+            </m:oMath>
+          </w:p>
+        </w:tc>
+        <w:tc>
+          <w:tcPr>
+            <w:tcW w:w="5028" w:type="dxa"/>
+            <w:gridSpan w:val="5"/>
+            <w:tcBorders>
+              <w:top w:val="single" w:sz="4" w:color="000000"/>
+              <w:left w:val="nil" w:sz="4" w:color="000000"/>
+              <w:bottom w:val="single" w:sz="4" w:color="000000"/>
+              <w:right w:val="single" w:sz="4" w:color="000000"/>
+            </w:tcBorders>
+            <w:tcMar>
+              <w:top w:w="70" w:type="dxa"/>
+              <w:left w:w="110" w:type="dxa"/>
+              <w:bottom w:w="70" w:type="dxa"/>
+              <w:right w:w="110" w:type="dxa"/>
+            </w:tcMar>
+            <w:vAlign w:val="center"/>
+          </w:tcPr>
+          <w:p>
+            <w:pPr>
+              <w:jc w:val="left"/>
+            </w:pPr>
+            <w:r>
+              <w:rPr>
+                <w:rFonts w:ascii="Calibri" w:hAnsi="Calibri" w:eastAsia="微軟正黑體"/>
+                <w:sz w:val="24"/>
+                <w:szCs w:val="24"/>
+              </w:rPr>
+              <w:t xml:space="preserve"> </w:t>
+            </w:r>
+            <m:oMath>
               <m:r>
                 <m:t xml:space="preserve">0</m:t>
               </m:r>
@@ -5380,18 +8683,23 @@
         </w:tc>
         <w:tc>
           <w:tcPr>
-            <w:tcW w:w="5669" w:type="dxa"/>
-            <w:tcMar>
-              <w:top w:w="70" w:type="dxa"/>
-              <w:left w:w="110" w:type="dxa"/>
-              <w:bottom w:w="70" w:type="dxa"/>
-              <w:right w:w="110" w:type="dxa"/>
-            </w:tcMar>
-            <w:vAlign w:val="center"/>
-          </w:tcPr>
-          <w:p>
-            <w:pPr>
-              <w:spacing w:line="360" w:lineRule="auto" w:after="80"/>
+            <w:tcW w:w="4308" w:type="dxa"/>
+            <w:tcBorders>
+              <w:top w:val="single" w:sz="4" w:color="000000"/>
+              <w:left w:val="single" w:sz="4" w:color="000000"/>
+              <w:bottom w:val="single" w:sz="4" w:color="000000"/>
+              <w:right w:val="single" w:sz="4" w:color="000000"/>
+            </w:tcBorders>
+            <w:tcMar>
+              <w:top w:w="70" w:type="dxa"/>
+              <w:left w:w="110" w:type="dxa"/>
+              <w:bottom w:w="70" w:type="dxa"/>
+              <w:right w:w="110" w:type="dxa"/>
+            </w:tcMar>
+            <w:vAlign w:val="center"/>
+          </w:tcPr>
+          <w:p>
+            <w:pPr>
               <w:jc w:val="left"/>
             </w:pPr>
             <w:r>
@@ -5405,7 +8713,6 @@
           </w:p>
           <w:p>
             <w:pPr>
-              <w:spacing w:line="360" w:lineRule="auto" w:after="80"/>
               <w:jc w:val="left"/>
             </w:pPr>
             <w:r>
@@ -5425,19 +8732,24 @@
         </w:trPr>
         <w:tc>
           <w:tcPr>
-            <w:tcW w:w="5669" w:type="dxa"/>
-            <w:tcMar>
-              <w:top w:w="70" w:type="dxa"/>
-              <w:left w:w="110" w:type="dxa"/>
-              <w:bottom w:w="70" w:type="dxa"/>
-              <w:right w:w="110" w:type="dxa"/>
-            </w:tcMar>
-            <w:vAlign w:val="center"/>
-          </w:tcPr>
-          <w:p>
-            <w:pPr>
-              <w:spacing w:line="360" w:lineRule="auto" w:after="80"/>
-              <w:jc w:val="left"/>
+            <w:tcW w:w="1616" w:type="dxa"/>
+            <w:tcBorders>
+              <w:top w:val="single" w:sz="4" w:color="000000"/>
+              <w:left w:val="single" w:sz="4" w:color="000000"/>
+              <w:bottom w:val="single" w:sz="4" w:color="000000"/>
+              <w:right w:val="nil" w:sz="4" w:color="000000"/>
+            </w:tcBorders>
+            <w:tcMar>
+              <w:top w:w="70" w:type="dxa"/>
+              <w:left w:w="110" w:type="dxa"/>
+              <w:bottom w:w="70" w:type="dxa"/>
+              <w:right w:w="110" w:type="dxa"/>
+            </w:tcMar>
+            <w:vAlign w:val="center"/>
+          </w:tcPr>
+          <w:p>
+            <w:pPr>
+              <w:jc w:val="right"/>
             </w:pPr>
             <w:r>
               <w:rPr>
@@ -5457,20 +8769,140 @@
               <m:r>
                 <m:t xml:space="preserve">7</m:t>
               </m:r>
+            </m:oMath>
+          </w:p>
+        </w:tc>
+        <w:tc>
+          <w:tcPr>
+            <w:tcW w:w="386" w:type="dxa"/>
+            <w:tcBorders>
+              <w:top w:val="single" w:sz="4" w:color="000000"/>
+              <w:left w:val="nil" w:sz="4" w:color="000000"/>
+              <w:bottom w:val="single" w:sz="4" w:color="000000"/>
+              <w:right w:val="nil" w:sz="4" w:color="000000"/>
+            </w:tcBorders>
+            <w:tcMar>
+              <w:top w:w="70" w:type="dxa"/>
+              <w:left w:w="110" w:type="dxa"/>
+              <w:bottom w:w="70" w:type="dxa"/>
+              <w:right w:w="110" w:type="dxa"/>
+            </w:tcMar>
+            <w:vAlign w:val="center"/>
+          </w:tcPr>
+          <w:p>
+            <w:pPr>
+              <w:jc w:val="center"/>
+            </w:pPr>
+            <m:oMath>
               <m:r>
                 <m:t xml:space="preserve">=</m:t>
               </m:r>
+            </m:oMath>
+          </w:p>
+        </w:tc>
+        <w:tc>
+          <w:tcPr>
+            <w:tcW w:w="1968" w:type="dxa"/>
+            <w:tcBorders>
+              <w:top w:val="single" w:sz="4" w:color="000000"/>
+              <w:left w:val="nil" w:sz="4" w:color="000000"/>
+              <w:bottom w:val="single" w:sz="4" w:color="000000"/>
+              <w:right w:val="nil" w:sz="4" w:color="000000"/>
+            </w:tcBorders>
+            <w:tcMar>
+              <w:top w:w="70" w:type="dxa"/>
+              <w:left w:w="110" w:type="dxa"/>
+              <w:bottom w:w="70" w:type="dxa"/>
+              <w:right w:w="110" w:type="dxa"/>
+            </w:tcMar>
+            <w:vAlign w:val="center"/>
+          </w:tcPr>
+          <w:p>
+            <w:pPr>
+              <w:jc w:val="left"/>
+            </w:pPr>
+            <w:r>
+              <w:rPr>
+                <w:rFonts w:ascii="Calibri" w:hAnsi="Calibri" w:eastAsia="微軟正黑體"/>
+                <w:sz w:val="24"/>
+                <w:szCs w:val="24"/>
+              </w:rPr>
+              <w:t xml:space="preserve"> </w:t>
+            </w:r>
+            <m:oMath>
               <m:r>
                 <m:t xml:space="preserve">0</m:t>
               </m:r>
             </m:oMath>
-            <w:r>
-              <w:rPr>
-                <w:rFonts w:ascii="Calibri" w:hAnsi="Calibri" w:eastAsia="微軟正黑體"/>
-                <w:sz w:val="24"/>
-                <w:szCs w:val="24"/>
-              </w:rPr>
-              <w:t xml:space="preserve">　或　</w:t>
+          </w:p>
+        </w:tc>
+        <w:tc>
+          <w:tcPr>
+            <w:tcW w:w="492" w:type="dxa"/>
+            <w:tcBorders>
+              <w:top w:val="single" w:sz="4" w:color="000000"/>
+              <w:left w:val="nil" w:sz="4" w:color="000000"/>
+              <w:bottom w:val="single" w:sz="4" w:color="000000"/>
+              <w:right w:val="nil" w:sz="4" w:color="000000"/>
+            </w:tcBorders>
+            <w:tcMar>
+              <w:top w:w="70" w:type="dxa"/>
+              <w:left w:w="110" w:type="dxa"/>
+              <w:bottom w:w="70" w:type="dxa"/>
+              <w:right w:w="110" w:type="dxa"/>
+            </w:tcMar>
+            <w:vAlign w:val="center"/>
+          </w:tcPr>
+          <w:p>
+            <w:pPr>
+              <w:jc w:val="center"/>
+            </w:pPr>
+            <w:r>
+              <w:rPr>
+                <w:rFonts w:ascii="Calibri" w:hAnsi="Calibri" w:eastAsia="微軟正黑體"/>
+                <w:sz w:val="24"/>
+                <w:szCs w:val="24"/>
+              </w:rPr>
+              <w:t xml:space="preserve"> </w:t>
+            </w:r>
+            <w:r>
+              <w:rPr>
+                <w:rFonts w:ascii="Calibri" w:hAnsi="Calibri" w:eastAsia="微軟正黑體"/>
+                <w:sz w:val="24"/>
+                <w:szCs w:val="24"/>
+              </w:rPr>
+              <w:t xml:space="preserve">或</w:t>
+            </w:r>
+          </w:p>
+        </w:tc>
+        <w:tc>
+          <w:tcPr>
+            <w:tcW w:w="878" w:type="dxa"/>
+            <w:tcBorders>
+              <w:top w:val="single" w:sz="4" w:color="000000"/>
+              <w:left w:val="nil" w:sz="4" w:color="000000"/>
+              <w:bottom w:val="single" w:sz="4" w:color="000000"/>
+              <w:right w:val="nil" w:sz="4" w:color="000000"/>
+            </w:tcBorders>
+            <w:tcMar>
+              <w:top w:w="70" w:type="dxa"/>
+              <w:left w:w="110" w:type="dxa"/>
+              <w:bottom w:w="70" w:type="dxa"/>
+              <w:right w:w="110" w:type="dxa"/>
+            </w:tcMar>
+            <w:vAlign w:val="center"/>
+          </w:tcPr>
+          <w:p>
+            <w:pPr>
+              <w:jc w:val="right"/>
+            </w:pPr>
+            <w:r>
+              <w:rPr>
+                <w:rFonts w:ascii="Calibri" w:hAnsi="Calibri" w:eastAsia="微軟正黑體"/>
+                <w:sz w:val="24"/>
+                <w:szCs w:val="24"/>
+              </w:rPr>
+              <w:t xml:space="preserve"> </w:t>
             </w:r>
             <m:oMath>
               <m:r>
@@ -5482,9 +8914,67 @@
               <m:r>
                 <m:t xml:space="preserve">5</m:t>
               </m:r>
+            </m:oMath>
+          </w:p>
+        </w:tc>
+        <w:tc>
+          <w:tcPr>
+            <w:tcW w:w="386" w:type="dxa"/>
+            <w:tcBorders>
+              <w:top w:val="single" w:sz="4" w:color="000000"/>
+              <w:left w:val="nil" w:sz="4" w:color="000000"/>
+              <w:bottom w:val="single" w:sz="4" w:color="000000"/>
+              <w:right w:val="nil" w:sz="4" w:color="000000"/>
+            </w:tcBorders>
+            <w:tcMar>
+              <w:top w:w="70" w:type="dxa"/>
+              <w:left w:w="110" w:type="dxa"/>
+              <w:bottom w:w="70" w:type="dxa"/>
+              <w:right w:w="110" w:type="dxa"/>
+            </w:tcMar>
+            <w:vAlign w:val="center"/>
+          </w:tcPr>
+          <w:p>
+            <w:pPr>
+              <w:jc w:val="center"/>
+            </w:pPr>
+            <m:oMath>
               <m:r>
                 <m:t xml:space="preserve">=</m:t>
               </m:r>
+            </m:oMath>
+          </w:p>
+        </w:tc>
+        <w:tc>
+          <w:tcPr>
+            <w:tcW w:w="1304" w:type="dxa"/>
+            <w:tcBorders>
+              <w:top w:val="single" w:sz="4" w:color="000000"/>
+              <w:left w:val="nil" w:sz="4" w:color="000000"/>
+              <w:bottom w:val="single" w:sz="4" w:color="000000"/>
+              <w:right w:val="single" w:sz="4" w:color="000000"/>
+            </w:tcBorders>
+            <w:tcMar>
+              <w:top w:w="70" w:type="dxa"/>
+              <w:left w:w="110" w:type="dxa"/>
+              <w:bottom w:w="70" w:type="dxa"/>
+              <w:right w:w="110" w:type="dxa"/>
+            </w:tcMar>
+            <w:vAlign w:val="center"/>
+          </w:tcPr>
+          <w:p>
+            <w:pPr>
+              <w:jc w:val="left"/>
+            </w:pPr>
+            <w:r>
+              <w:rPr>
+                <w:rFonts w:ascii="Calibri" w:hAnsi="Calibri" w:eastAsia="微軟正黑體"/>
+                <w:sz w:val="24"/>
+                <w:szCs w:val="24"/>
+              </w:rPr>
+              <w:t xml:space="preserve"> </w:t>
+            </w:r>
+            <m:oMath>
               <m:r>
                 <m:t xml:space="preserve">0</m:t>
               </m:r>
@@ -5493,18 +8983,23 @@
         </w:tc>
         <w:tc>
           <w:tcPr>
-            <w:tcW w:w="5669" w:type="dxa"/>
-            <w:tcMar>
-              <w:top w:w="70" w:type="dxa"/>
-              <w:left w:w="110" w:type="dxa"/>
-              <w:bottom w:w="70" w:type="dxa"/>
-              <w:right w:w="110" w:type="dxa"/>
-            </w:tcMar>
-            <w:vAlign w:val="center"/>
-          </w:tcPr>
-          <w:p>
-            <w:pPr>
-              <w:spacing w:line="360" w:lineRule="auto" w:after="80"/>
+            <w:tcW w:w="4308" w:type="dxa"/>
+            <w:tcBorders>
+              <w:top w:val="single" w:sz="4" w:color="000000"/>
+              <w:left w:val="single" w:sz="4" w:color="000000"/>
+              <w:bottom w:val="single" w:sz="4" w:color="000000"/>
+              <w:right w:val="single" w:sz="4" w:color="000000"/>
+            </w:tcBorders>
+            <w:tcMar>
+              <w:top w:w="70" w:type="dxa"/>
+              <w:left w:w="110" w:type="dxa"/>
+              <w:bottom w:w="70" w:type="dxa"/>
+              <w:right w:w="110" w:type="dxa"/>
+            </w:tcMar>
+            <w:vAlign w:val="center"/>
+          </w:tcPr>
+          <w:p>
+            <w:pPr>
               <w:jc w:val="left"/>
             </w:pPr>
             <w:r>
@@ -5514,6 +9009,19 @@
                 <w:szCs w:val="24"/>
               </w:rPr>
               <w:t xml:space="preserve">令每個因式分別等於 0</w:t>
+            </w:r>
+          </w:p>
+          <w:p>
+            <w:pPr>
+              <w:jc w:val="left"/>
+            </w:pPr>
+            <w:r>
+              <w:rPr>
+                <w:rFonts w:ascii="Calibri" w:hAnsi="Calibri" w:eastAsia="微軟正黑體"/>
+                <w:sz w:val="21"/>
+                <w:szCs w:val="21"/>
+              </w:rPr>
+              <w:t xml:space="preserve">※ 中間一定要寫「或」；兩個因式都要做</w:t>
             </w:r>
           </w:p>
         </w:tc>
@@ -5524,19 +9032,24 @@
         </w:trPr>
         <w:tc>
           <w:tcPr>
-            <w:tcW w:w="5669" w:type="dxa"/>
-            <w:tcMar>
-              <w:top w:w="70" w:type="dxa"/>
-              <w:left w:w="110" w:type="dxa"/>
-              <w:bottom w:w="70" w:type="dxa"/>
-              <w:right w:w="110" w:type="dxa"/>
-            </w:tcMar>
-            <w:vAlign w:val="center"/>
-          </w:tcPr>
-          <w:p>
-            <w:pPr>
-              <w:spacing w:line="360" w:lineRule="auto" w:after="80"/>
-              <w:jc w:val="left"/>
+            <w:tcW w:w="1616" w:type="dxa"/>
+            <w:tcBorders>
+              <w:top w:val="single" w:sz="4" w:color="000000"/>
+              <w:left w:val="single" w:sz="4" w:color="000000"/>
+              <w:bottom w:val="single" w:sz="4" w:color="000000"/>
+              <w:right w:val="nil" w:sz="4" w:color="000000"/>
+            </w:tcBorders>
+            <w:tcMar>
+              <w:top w:w="70" w:type="dxa"/>
+              <w:left w:w="110" w:type="dxa"/>
+              <w:bottom w:w="70" w:type="dxa"/>
+              <w:right w:w="110" w:type="dxa"/>
+            </w:tcMar>
+            <w:vAlign w:val="center"/>
+          </w:tcPr>
+          <w:p>
+            <w:pPr>
+              <w:jc w:val="right"/>
             </w:pPr>
             <w:r>
               <w:rPr>
@@ -5559,8 +9072,69 @@
                   </m:r>
                 </m:sub>
               </m:sSub>
-              <m:r>
-                <m:t xml:space="preserve">=−</m:t>
+            </m:oMath>
+          </w:p>
+        </w:tc>
+        <w:tc>
+          <w:tcPr>
+            <w:tcW w:w="386" w:type="dxa"/>
+            <w:tcBorders>
+              <w:top w:val="single" w:sz="4" w:color="000000"/>
+              <w:left w:val="nil" w:sz="4" w:color="000000"/>
+              <w:bottom w:val="single" w:sz="4" w:color="000000"/>
+              <w:right w:val="nil" w:sz="4" w:color="000000"/>
+            </w:tcBorders>
+            <w:tcMar>
+              <w:top w:w="70" w:type="dxa"/>
+              <w:left w:w="110" w:type="dxa"/>
+              <w:bottom w:w="70" w:type="dxa"/>
+              <w:right w:w="110" w:type="dxa"/>
+            </w:tcMar>
+            <w:vAlign w:val="center"/>
+          </w:tcPr>
+          <w:p>
+            <w:pPr>
+              <w:jc w:val="center"/>
+            </w:pPr>
+            <m:oMath>
+              <m:r>
+                <m:t xml:space="preserve">=</m:t>
+              </m:r>
+            </m:oMath>
+          </w:p>
+        </w:tc>
+        <w:tc>
+          <w:tcPr>
+            <w:tcW w:w="1968" w:type="dxa"/>
+            <w:tcBorders>
+              <w:top w:val="single" w:sz="4" w:color="000000"/>
+              <w:left w:val="nil" w:sz="4" w:color="000000"/>
+              <w:bottom w:val="single" w:sz="4" w:color="000000"/>
+              <w:right w:val="nil" w:sz="4" w:color="000000"/>
+            </w:tcBorders>
+            <w:tcMar>
+              <w:top w:w="70" w:type="dxa"/>
+              <w:left w:w="110" w:type="dxa"/>
+              <w:bottom w:w="70" w:type="dxa"/>
+              <w:right w:w="110" w:type="dxa"/>
+            </w:tcMar>
+            <w:vAlign w:val="center"/>
+          </w:tcPr>
+          <w:p>
+            <w:pPr>
+              <w:jc w:val="left"/>
+            </w:pPr>
+            <w:r>
+              <w:rPr>
+                <w:rFonts w:ascii="Calibri" w:hAnsi="Calibri" w:eastAsia="微軟正黑體"/>
+                <w:sz w:val="24"/>
+                <w:szCs w:val="24"/>
+              </w:rPr>
+              <w:t xml:space="preserve"> </w:t>
+            </w:r>
+            <m:oMath>
+              <m:r>
+                <m:t xml:space="preserve">−</m:t>
               </m:r>
               <m:r>
                 <m:t xml:space="preserve">7</m:t>
@@ -5570,52 +9144,180 @@
         </w:tc>
         <w:tc>
           <w:tcPr>
-            <w:tcW w:w="5669" w:type="dxa"/>
-            <w:tcMar>
-              <w:top w:w="70" w:type="dxa"/>
-              <w:left w:w="110" w:type="dxa"/>
-              <w:bottom w:w="70" w:type="dxa"/>
-              <w:right w:w="110" w:type="dxa"/>
-            </w:tcMar>
-            <w:vAlign w:val="center"/>
-          </w:tcPr>
-          <w:p>
-            <w:pPr>
-              <w:spacing w:line="360" w:lineRule="auto" w:after="80"/>
-              <w:jc w:val="left"/>
-            </w:pPr>
-            <w:r>
-              <w:rPr>
-                <w:rFonts w:ascii="Calibri" w:hAnsi="Calibri" w:eastAsia="微軟正黑體"/>
-                <w:sz w:val="24"/>
-                <w:szCs w:val="24"/>
-              </w:rPr>
-              <w:t xml:space="preserve">由 </w:t>
-            </w:r>
-            <m:oMath>
-              <m:r>
-                <m:t xml:space="preserve">x</m:t>
-              </m:r>
-              <m:r>
-                <m:t xml:space="preserve">+</m:t>
-              </m:r>
-              <m:r>
-                <m:t xml:space="preserve">7</m:t>
-              </m:r>
+            <w:tcW w:w="492" w:type="dxa"/>
+            <w:tcBorders>
+              <w:top w:val="single" w:sz="4" w:color="000000"/>
+              <w:left w:val="nil" w:sz="4" w:color="000000"/>
+              <w:bottom w:val="single" w:sz="4" w:color="000000"/>
+              <w:right w:val="nil" w:sz="4" w:color="000000"/>
+            </w:tcBorders>
+            <w:tcMar>
+              <w:top w:w="70" w:type="dxa"/>
+              <w:left w:w="110" w:type="dxa"/>
+              <w:bottom w:w="70" w:type="dxa"/>
+              <w:right w:w="110" w:type="dxa"/>
+            </w:tcMar>
+            <w:vAlign w:val="center"/>
+          </w:tcPr>
+          <w:p>
+            <w:pPr>
+              <w:jc w:val="center"/>
+            </w:pPr>
+            <w:r>
+              <w:rPr>
+                <w:rFonts w:ascii="Calibri" w:hAnsi="Calibri" w:eastAsia="微軟正黑體"/>
+                <w:sz w:val="24"/>
+                <w:szCs w:val="24"/>
+              </w:rPr>
+              <w:t xml:space="preserve"> </w:t>
+            </w:r>
+            <w:r>
+              <w:rPr>
+                <w:rFonts w:ascii="Calibri" w:hAnsi="Calibri" w:eastAsia="微軟正黑體"/>
+                <w:sz w:val="24"/>
+                <w:szCs w:val="24"/>
+              </w:rPr>
+              <w:t xml:space="preserve">或</w:t>
+            </w:r>
+          </w:p>
+        </w:tc>
+        <w:tc>
+          <w:tcPr>
+            <w:tcW w:w="878" w:type="dxa"/>
+            <w:tcBorders>
+              <w:top w:val="single" w:sz="4" w:color="000000"/>
+              <w:left w:val="nil" w:sz="4" w:color="000000"/>
+              <w:bottom w:val="single" w:sz="4" w:color="000000"/>
+              <w:right w:val="nil" w:sz="4" w:color="000000"/>
+            </w:tcBorders>
+            <w:tcMar>
+              <w:top w:w="70" w:type="dxa"/>
+              <w:left w:w="110" w:type="dxa"/>
+              <w:bottom w:w="70" w:type="dxa"/>
+              <w:right w:w="110" w:type="dxa"/>
+            </w:tcMar>
+            <w:vAlign w:val="center"/>
+          </w:tcPr>
+          <w:p>
+            <w:pPr>
+              <w:jc w:val="right"/>
+            </w:pPr>
+            <w:r>
+              <w:rPr>
+                <w:rFonts w:ascii="Calibri" w:hAnsi="Calibri" w:eastAsia="微軟正黑體"/>
+                <w:sz w:val="24"/>
+                <w:szCs w:val="24"/>
+              </w:rPr>
+              <w:t xml:space="preserve"> </w:t>
+            </w:r>
+            <m:oMath>
+              <m:sSub>
+                <m:e>
+                  <m:r>
+                    <m:t xml:space="preserve">x</m:t>
+                  </m:r>
+                </m:e>
+                <m:sub>
+                  <m:r>
+                    <m:t xml:space="preserve">2</m:t>
+                  </m:r>
+                </m:sub>
+              </m:sSub>
+            </m:oMath>
+          </w:p>
+        </w:tc>
+        <w:tc>
+          <w:tcPr>
+            <w:tcW w:w="386" w:type="dxa"/>
+            <w:tcBorders>
+              <w:top w:val="single" w:sz="4" w:color="000000"/>
+              <w:left w:val="nil" w:sz="4" w:color="000000"/>
+              <w:bottom w:val="single" w:sz="4" w:color="000000"/>
+              <w:right w:val="nil" w:sz="4" w:color="000000"/>
+            </w:tcBorders>
+            <w:tcMar>
+              <w:top w:w="70" w:type="dxa"/>
+              <w:left w:w="110" w:type="dxa"/>
+              <w:bottom w:w="70" w:type="dxa"/>
+              <w:right w:w="110" w:type="dxa"/>
+            </w:tcMar>
+            <w:vAlign w:val="center"/>
+          </w:tcPr>
+          <w:p>
+            <w:pPr>
+              <w:jc w:val="center"/>
+            </w:pPr>
+            <m:oMath>
               <m:r>
                 <m:t xml:space="preserve">=</m:t>
               </m:r>
-              <m:r>
-                <m:t xml:space="preserve">0</m:t>
-              </m:r>
-            </m:oMath>
-            <w:r>
-              <w:rPr>
-                <w:rFonts w:ascii="Calibri" w:hAnsi="Calibri" w:eastAsia="微軟正黑體"/>
-                <w:sz w:val="24"/>
-                <w:szCs w:val="24"/>
-              </w:rPr>
-              <w:t xml:space="preserve"> 解出</w:t>
+            </m:oMath>
+          </w:p>
+        </w:tc>
+        <w:tc>
+          <w:tcPr>
+            <w:tcW w:w="1304" w:type="dxa"/>
+            <w:tcBorders>
+              <w:top w:val="single" w:sz="4" w:color="000000"/>
+              <w:left w:val="nil" w:sz="4" w:color="000000"/>
+              <w:bottom w:val="single" w:sz="4" w:color="000000"/>
+              <w:right w:val="single" w:sz="4" w:color="000000"/>
+            </w:tcBorders>
+            <w:tcMar>
+              <w:top w:w="70" w:type="dxa"/>
+              <w:left w:w="110" w:type="dxa"/>
+              <w:bottom w:w="70" w:type="dxa"/>
+              <w:right w:w="110" w:type="dxa"/>
+            </w:tcMar>
+            <w:vAlign w:val="center"/>
+          </w:tcPr>
+          <w:p>
+            <w:pPr>
+              <w:jc w:val="left"/>
+            </w:pPr>
+            <w:r>
+              <w:rPr>
+                <w:rFonts w:ascii="Calibri" w:hAnsi="Calibri" w:eastAsia="微軟正黑體"/>
+                <w:sz w:val="24"/>
+                <w:szCs w:val="24"/>
+              </w:rPr>
+              <w:t xml:space="preserve"> </w:t>
+            </w:r>
+            <m:oMath>
+              <m:r>
+                <m:t xml:space="preserve">5</m:t>
+              </m:r>
+            </m:oMath>
+          </w:p>
+        </w:tc>
+        <w:tc>
+          <w:tcPr>
+            <w:tcW w:w="4308" w:type="dxa"/>
+            <w:tcBorders>
+              <w:top w:val="single" w:sz="4" w:color="000000"/>
+              <w:left w:val="single" w:sz="4" w:color="000000"/>
+              <w:bottom w:val="single" w:sz="4" w:color="000000"/>
+              <w:right w:val="single" w:sz="4" w:color="000000"/>
+            </w:tcBorders>
+            <w:tcMar>
+              <w:top w:w="70" w:type="dxa"/>
+              <w:left w:w="110" w:type="dxa"/>
+              <w:bottom w:w="70" w:type="dxa"/>
+              <w:right w:w="110" w:type="dxa"/>
+            </w:tcMar>
+            <w:vAlign w:val="center"/>
+          </w:tcPr>
+          <w:p>
+            <w:pPr>
+              <w:jc w:val="left"/>
+            </w:pPr>
+            <w:r>
+              <w:rPr>
+                <w:rFonts w:ascii="Calibri" w:hAnsi="Calibri" w:eastAsia="微軟正黑體"/>
+                <w:sz w:val="24"/>
+                <w:szCs w:val="24"/>
+              </w:rPr>
+              <w:t xml:space="preserve">兩支各自解出</w:t>
             </w:r>
           </w:p>
         </w:tc>
@@ -5626,27 +9328,35 @@
         </w:trPr>
         <w:tc>
           <w:tcPr>
-            <w:tcW w:w="5669" w:type="dxa"/>
-            <w:tcMar>
-              <w:top w:w="70" w:type="dxa"/>
-              <w:left w:w="110" w:type="dxa"/>
-              <w:bottom w:w="70" w:type="dxa"/>
-              <w:right w:w="110" w:type="dxa"/>
-            </w:tcMar>
-            <w:vAlign w:val="center"/>
-          </w:tcPr>
-          <w:p>
-            <w:pPr>
-              <w:spacing w:line="360" w:lineRule="auto" w:after="80"/>
-              <w:jc w:val="left"/>
-            </w:pPr>
-            <w:r>
-              <w:rPr>
-                <w:rFonts w:ascii="Calibri" w:hAnsi="Calibri" w:eastAsia="微軟正黑體"/>
-                <w:sz w:val="24"/>
-                <w:szCs w:val="24"/>
-              </w:rPr>
-              <w:t xml:space="preserve"> </w:t>
+            <w:tcW w:w="7030" w:type="dxa"/>
+            <w:gridSpan w:val="7"/>
+            <w:tcBorders>
+              <w:top w:val="single" w:sz="4" w:color="000000"/>
+              <w:left w:val="single" w:sz="4" w:color="000000"/>
+              <w:bottom w:val="single" w:sz="4" w:color="000000"/>
+              <w:right w:val="single" w:sz="4" w:color="000000"/>
+            </w:tcBorders>
+            <w:tcMar>
+              <w:top w:w="70" w:type="dxa"/>
+              <w:left w:w="110" w:type="dxa"/>
+              <w:bottom w:w="70" w:type="dxa"/>
+              <w:right w:w="110" w:type="dxa"/>
+            </w:tcMar>
+            <w:vAlign w:val="center"/>
+          </w:tcPr>
+          <w:p>
+            <w:pPr>
+              <w:jc w:val="left"/>
+            </w:pPr>
+            <w:r>
+              <w:rPr>
+                <w:rFonts w:ascii="Calibri" w:hAnsi="Calibri" w:eastAsia="微軟正黑體"/>
+                <w:b/>
+                <w:bCs/>
+                <w:sz w:val="24"/>
+                <w:szCs w:val="24"/>
+              </w:rPr>
+              <w:t xml:space="preserve">∴ </w:t>
             </w:r>
             <m:oMath>
               <m:sSub>
@@ -5657,11 +9367,41 @@
                 </m:e>
                 <m:sub>
                   <m:r>
-                    <m:t xml:space="preserve">2</m:t>
+                    <m:t xml:space="preserve">1</m:t>
                   </m:r>
                 </m:sub>
               </m:sSub>
               <m:r>
+                <m:t xml:space="preserve">=−</m:t>
+              </m:r>
+              <m:r>
+                <m:t xml:space="preserve">7</m:t>
+              </m:r>
+            </m:oMath>
+            <w:r>
+              <w:rPr>
+                <w:rFonts w:ascii="Calibri" w:hAnsi="Calibri" w:eastAsia="微軟正黑體"/>
+                <w:b/>
+                <w:bCs/>
+                <w:sz w:val="24"/>
+                <w:szCs w:val="24"/>
+              </w:rPr>
+              <w:t xml:space="preserve"> 或 </w:t>
+            </w:r>
+            <m:oMath>
+              <m:sSub>
+                <m:e>
+                  <m:r>
+                    <m:t xml:space="preserve">x</m:t>
+                  </m:r>
+                </m:e>
+                <m:sub>
+                  <m:r>
+                    <m:t xml:space="preserve">2</m:t>
+                  </m:r>
+                </m:sub>
+              </m:sSub>
+              <m:r>
                 <m:t xml:space="preserve">=</m:t>
               </m:r>
               <m:r>
@@ -5672,52 +9412,32 @@
         </w:tc>
         <w:tc>
           <w:tcPr>
-            <w:tcW w:w="5669" w:type="dxa"/>
-            <w:tcMar>
-              <w:top w:w="70" w:type="dxa"/>
-              <w:left w:w="110" w:type="dxa"/>
-              <w:bottom w:w="70" w:type="dxa"/>
-              <w:right w:w="110" w:type="dxa"/>
-            </w:tcMar>
-            <w:vAlign w:val="center"/>
-          </w:tcPr>
-          <w:p>
-            <w:pPr>
-              <w:spacing w:line="360" w:lineRule="auto" w:after="80"/>
-              <w:jc w:val="left"/>
-            </w:pPr>
-            <w:r>
-              <w:rPr>
-                <w:rFonts w:ascii="Calibri" w:hAnsi="Calibri" w:eastAsia="微軟正黑體"/>
-                <w:sz w:val="24"/>
-                <w:szCs w:val="24"/>
-              </w:rPr>
-              <w:t xml:space="preserve">由 </w:t>
-            </w:r>
-            <m:oMath>
-              <m:r>
-                <m:t xml:space="preserve">x</m:t>
-              </m:r>
-              <m:r>
-                <m:t xml:space="preserve">−</m:t>
-              </m:r>
-              <m:r>
-                <m:t xml:space="preserve">5</m:t>
-              </m:r>
-              <m:r>
-                <m:t xml:space="preserve">=</m:t>
-              </m:r>
-              <m:r>
-                <m:t xml:space="preserve">0</m:t>
-              </m:r>
-            </m:oMath>
-            <w:r>
-              <w:rPr>
-                <w:rFonts w:ascii="Calibri" w:hAnsi="Calibri" w:eastAsia="微軟正黑體"/>
-                <w:sz w:val="24"/>
-                <w:szCs w:val="24"/>
-              </w:rPr>
-              <w:t xml:space="preserve"> 解出</w:t>
+            <w:tcW w:w="4308" w:type="dxa"/>
+            <w:tcBorders>
+              <w:top w:val="single" w:sz="4" w:color="000000"/>
+              <w:left w:val="single" w:sz="4" w:color="000000"/>
+              <w:bottom w:val="single" w:sz="4" w:color="000000"/>
+              <w:right w:val="single" w:sz="4" w:color="000000"/>
+            </w:tcBorders>
+            <w:tcMar>
+              <w:top w:w="70" w:type="dxa"/>
+              <w:left w:w="110" w:type="dxa"/>
+              <w:bottom w:w="70" w:type="dxa"/>
+              <w:right w:w="110" w:type="dxa"/>
+            </w:tcMar>
+            <w:vAlign w:val="center"/>
+          </w:tcPr>
+          <w:p>
+            <w:pPr>
+              <w:jc w:val="left"/>
+            </w:pPr>
+            <w:r>
+              <w:rPr>
+                <w:rFonts w:ascii="Calibri" w:hAnsi="Calibri" w:eastAsia="微軟正黑體"/>
+                <w:sz w:val="24"/>
+                <w:szCs w:val="24"/>
+              </w:rPr>
+              <w:t xml:space="preserve">作答：最後一行用「∴」寫出兩個根</w:t>
             </w:r>
           </w:p>
         </w:tc>
@@ -5898,7 +9618,7 @@
                 <w:sz w:val="22"/>
                 <w:szCs w:val="22"/>
               </w:rPr>
-              <w:t xml:space="preserve">3. 令每個因式分別等於 0</w:t>
+              <w:t xml:space="preserve">3. 令每個因式分別等於 0，中間寫「或」</w:t>
             </w:r>
           </w:p>
         </w:tc>
@@ -5929,7 +9649,38 @@
                 <w:sz w:val="22"/>
                 <w:szCs w:val="22"/>
               </w:rPr>
-              <w:t xml:space="preserve">4. 解出兩個根，代回原方程驗根</w:t>
+              <w:t xml:space="preserve">4. 兩支各自解出，代回原方程驗根</w:t>
+            </w:r>
+          </w:p>
+        </w:tc>
+      </w:tr>
+      <w:tr>
+        <w:trPr>
+          <w:cantSplit/>
+        </w:trPr>
+        <w:tc>
+          <w:tcPr>
+            <w:tcW w:w="11338" w:type="dxa"/>
+            <w:tcMar>
+              <w:top w:w="70" w:type="dxa"/>
+              <w:left w:w="110" w:type="dxa"/>
+              <w:bottom w:w="70" w:type="dxa"/>
+              <w:right w:w="110" w:type="dxa"/>
+            </w:tcMar>
+            <w:vAlign w:val="top"/>
+          </w:tcPr>
+          <w:p>
+            <w:pPr>
+              <w:spacing w:line="360" w:lineRule="auto" w:after="80"/>
+              <w:jc w:val="left"/>
+            </w:pPr>
+            <w:r>
+              <w:rPr>
+                <w:rFonts w:ascii="Calibri" w:hAnsi="Calibri" w:eastAsia="微軟正黑體"/>
+                <w:sz w:val="22"/>
+                <w:szCs w:val="22"/>
+              </w:rPr>
+              <w:t xml:space="preserve">5. 最後一行用「∴」寫答句</w:t>
             </w:r>
           </w:p>
         </w:tc>
@@ -6381,6 +10132,24 @@
     </w:p>
     <w:p>
       <w:pPr>
+        <w:spacing w:line="360" w:lineRule="auto" w:after="80"/>
+        <w:shd w:val="clear" w:color="auto" w:fill="F0F0F0"/>
+        <w:pBdr>
+          <w:left w:val="single" w:sz="18" w:space="8" w:color="555555"/>
+        </w:pBdr>
+        <w:jc w:val="left"/>
+      </w:pPr>
+      <w:r>
+        <w:rPr>
+          <w:rFonts w:ascii="Calibri" w:hAnsi="Calibri" w:eastAsia="微軟正黑體"/>
+          <w:sz w:val="24"/>
+          <w:szCs w:val="24"/>
+        </w:rPr>
+        <w:t xml:space="preserve">無論用哪一種方法，寫算式的三條規矩都一樣：一行一個等號、分兩支寫「或」、最後用「∴」寫答句。</w:t>
+      </w:r>
+    </w:p>
+    <w:p>
+      <w:pPr>
         <w:pageBreakBefore/>
         <w:keepNext/>
         <w:spacing w:line="360" w:lineRule="auto" w:after="80"/>
@@ -6395,6 +10164,24 @@
           <w:szCs w:val="28"/>
         </w:rPr>
         <w:t xml:space="preserve">即堂練習</w:t>
+      </w:r>
+    </w:p>
+    <w:p>
+      <w:pPr>
+        <w:spacing w:line="360" w:lineRule="auto" w:after="80"/>
+        <w:shd w:val="clear" w:color="auto" w:fill="F0F0F0"/>
+        <w:pBdr>
+          <w:left w:val="single" w:sz="18" w:space="8" w:color="555555"/>
+        </w:pBdr>
+        <w:jc w:val="left"/>
+      </w:pPr>
+      <w:r>
+        <w:rPr>
+          <w:rFonts w:ascii="Calibri" w:hAnsi="Calibri" w:eastAsia="微軟正黑體"/>
+          <w:sz w:val="24"/>
+          <w:szCs w:val="24"/>
+        </w:rPr>
+        <w:t xml:space="preserve">每題都照範例的寫法：等號上下對齊、分兩支寫「或」、最後一行寫「∴」。</w:t>
       </w:r>
     </w:p>
     <w:p>
@@ -6984,7 +10771,7 @@
                 <w:sz w:val="24"/>
                 <w:szCs w:val="24"/>
               </w:rPr>
-              <w:t xml:space="preserve">，</w:t>
+              <w:t xml:space="preserve"> 或 </w:t>
             </w:r>
             <m:oMath>
               <m:sSub>
@@ -7066,7 +10853,7 @@
                 <w:sz w:val="24"/>
                 <w:szCs w:val="24"/>
               </w:rPr>
-              <w:t xml:space="preserve">，</w:t>
+              <w:t xml:space="preserve"> 或 </w:t>
             </w:r>
             <m:oMath>
               <m:sSub>
@@ -8490,7 +12277,67 @@
                 <w:sz w:val="22"/>
                 <w:szCs w:val="22"/>
               </w:rPr>
-              <w:t xml:space="preserve">所有範例一律用「左算式／右說明」雙欄表：左欄每行只寫一個等號、等號上下對齊；判斷式（如「9 ＞ 0 可以開方」）不是解題步驟，一律放右欄，不佔算式行。</w:t>
+              <w:t xml:space="preserve">所有範例一律用「左算式／右說明」雙欄表。左欄再細分成「左式｜＝｜右式」三小欄，等號上下對齊成一條垂直線（小欄之間不畫線，學生看到的仍然是一欄算式）。一行只寫一個等號；判斷式（如「9 ＞ 0 可以開方」）不是解題步驟，一律放右欄。</w:t>
+            </w:r>
+          </w:p>
+        </w:tc>
+      </w:tr>
+      <w:tr>
+        <w:trPr>
+          <w:cantSplit/>
+        </w:trPr>
+        <w:tc>
+          <w:tcPr>
+            <w:tcW w:w="3174" w:type="dxa"/>
+            <w:shd w:val="clear" w:color="auto" w:fill="F0F0F0"/>
+            <w:tcMar>
+              <w:top w:w="70" w:type="dxa"/>
+              <w:left w:w="110" w:type="dxa"/>
+              <w:bottom w:w="70" w:type="dxa"/>
+              <w:right w:w="110" w:type="dxa"/>
+            </w:tcMar>
+            <w:vAlign w:val="top"/>
+          </w:tcPr>
+          <w:p>
+            <w:pPr>
+              <w:spacing w:line="360" w:lineRule="auto" w:after="80"/>
+              <w:jc w:val="left"/>
+            </w:pPr>
+            <w:r>
+              <w:rPr>
+                <w:rFonts w:ascii="Calibri" w:hAnsi="Calibri" w:eastAsia="微軟正黑體"/>
+                <w:b/>
+                <w:bCs/>
+                <w:sz w:val="22"/>
+                <w:szCs w:val="22"/>
+              </w:rPr>
+              <w:t xml:space="preserve">分兩支與答句</w:t>
+            </w:r>
+          </w:p>
+        </w:tc>
+        <w:tc>
+          <w:tcPr>
+            <w:tcW w:w="8164" w:type="dxa"/>
+            <w:tcMar>
+              <w:top w:w="70" w:type="dxa"/>
+              <w:left w:w="110" w:type="dxa"/>
+              <w:bottom w:w="70" w:type="dxa"/>
+              <w:right w:w="110" w:type="dxa"/>
+            </w:tcMar>
+            <w:vAlign w:val="top"/>
+          </w:tcPr>
+          <w:p>
+            <w:pPr>
+              <w:spacing w:line="360" w:lineRule="auto" w:after="80"/>
+              <w:jc w:val="left"/>
+            </w:pPr>
+            <w:r>
+              <w:rPr>
+                <w:rFonts w:ascii="Calibri" w:hAnsi="Calibri" w:eastAsia="微軟正黑體"/>
+                <w:sz w:val="22"/>
+                <w:szCs w:val="22"/>
+              </w:rPr>
+              <w:t xml:space="preserve">開平方、因式分解令兩因式為 0、把公式的 ± 拆開——這三處一律分兩支並排寫，中間必寫「或」，左支叫 x₁、右支叫 x₂；每個範例最後一行必須有「∴ x₁＝… 或 x₂＝…」。± 只出現在印出來的求根公式本身，不出現在解題步驟。</w:t>
             </w:r>
           </w:p>
         </w:tc>
